--- a/Kapitel 3 neu/Neufassung 3.6 - V3/3.6 Beobachtungs-, Operationalisierungs- und Identifizierbarkeitsarchitektur des Funktionalen Raum-Zeit-Kohärenzsystems.docx
+++ b/Kapitel 3 neu/Neufassung 3.6 - V3/3.6 Beobachtungs-, Operationalisierungs- und Identifizierbarkeitsarchitektur des Funktionalen Raum-Zeit-Kohärenzsystems.docx
@@ -52090,8 +52090,6 @@
           </m:e>
         </m:func>
       </m:oMath>
-      <w:bookmarkStart w:id="0" w:name="_GoBack"/>
-      <w:bookmarkEnd w:id="0"/>
       <w:r>
         <w:t xml:space="preserve"> </w:t>
       </w:r>
@@ -54755,6 +54753,9707 @@
     </w:p>
     <w:p>
       <w:pPr>
+        <w:pStyle w:val="berschrift1"/>
+        <w:rPr>
+          <w:rFonts w:cs="Times New Roman"/>
+          <w:sz w:val="48"/>
+          <w:szCs w:val="48"/>
+        </w:rPr>
+      </w:pPr>
+      <w:r>
+        <w:t>3.6.9 Empirische Verträglichkeit, Negativaussagen und FRZK-Beobachtungszertifikat</w:t>
+      </w:r>
+    </w:p>
+    <w:p>
+      <w:pPr>
+        <w:pStyle w:val="StandardWeb"/>
+      </w:pPr>
+      <w:r>
+        <w:t xml:space="preserve">Mit Abschnitt 3.6.8 habe ich die Beobachtungs-, Mess- und Unsicherheitsarchitektur um ein empirisches Prüfprofil erweitert. Damit ist festgelegt, unter welchen Bedingungen quantitative Daten innerhalb eines ausgewiesenen Kandidatenbestandes statistisch ausgewertet und Modelle miteinander verglichen werden dürfen. Noch fehlt jedoch der logische Abschluss dieser Kette. Ein statistisches Resultat ist zunächst nur ein Resultat innerhalb des verwendeten Prüfprofils. Erst danach muss bestimmt werden, </w:t>
+      </w:r>
+      <w:r>
+        <w:rPr>
+          <w:rStyle w:val="Fett"/>
+        </w:rPr>
+        <w:t>welche wissenschaftliche Aussage dieses Resultat tatsächlich trägt</w:t>
+      </w:r>
+      <w:r>
+        <w:t>.</w:t>
+      </w:r>
+    </w:p>
+    <w:p>
+      <w:pPr>
+        <w:pStyle w:val="StandardWeb"/>
+      </w:pPr>
+      <w:r>
+        <w:t>Diese Unterscheidung ist für das FRZK besonders wichtig, weil zwischen dem universellen Primärkern und einem empirischen Datenwert mehrere voneinander unabhängige Zusatzstrukturen liegen können: eine konkrete Rekonstruktion, eine Beobachtungsbrücke, eine quantitative Zuordnung, ein Messmodell, ein Messverfahren, ein Unsicherheitsprofil, ein statistisches Datenmodell, ein Kandidatenbestand und eine Entscheidungsregel. Ein empirischer Widerspruch gegen die resultierende Vorhersage richtet sich deshalb zunächst gegen diesen vollständigen Abhängigkeitsbestand und nicht automatisch gegen jede seiner Komponenten einzeln.</w:t>
+      </w:r>
+    </w:p>
+    <w:p>
+      <w:pPr>
+        <w:pStyle w:val="StandardWeb"/>
+      </w:pPr>
+      <w:r>
+        <w:t xml:space="preserve">Umgekehrt darf auch eine sehr gute empirische Übereinstimmung nicht als universelle Bestätigung des gesamten FRZK interpretiert werden. Die Metrologie verlangt bereits auf der Messseite eine ausdrückliche Spezifikation von Messgröße, Messmodell und Messresultat. ([98] Joint Committee for Guides in Metrology </w:t>
+      </w:r>
+      <m:oMath>
+        <m:r>
+          <w:rPr>
+            <w:rFonts w:ascii="Cambria Math" w:hAnsi="Cambria Math"/>
+          </w:rPr>
+          <m:t>JCGM</m:t>
+        </m:r>
+      </m:oMath>
+      <w:r>
+        <w:t xml:space="preserve">: </w:t>
+      </w:r>
+      <w:r>
+        <w:rPr>
+          <w:rStyle w:val="Hervorhebung"/>
+        </w:rPr>
+        <w:t xml:space="preserve">International Vocabulary of Metrology – Basic and General Concepts and Associated Terms </w:t>
+      </w:r>
+      <m:oMath>
+        <m:r>
+          <m:rPr>
+            <m:sty m:val="p"/>
+          </m:rPr>
+          <w:rPr>
+            <w:rStyle w:val="Hervorhebung"/>
+            <w:rFonts w:ascii="Cambria Math" w:hAnsi="Cambria Math"/>
+          </w:rPr>
+          <m:t>VIM</m:t>
+        </m:r>
+      </m:oMath>
+      <w:r>
+        <w:rPr>
+          <w:rStyle w:val="Hervorhebung"/>
+        </w:rPr>
+        <w:t>.</w:t>
+      </w:r>
+      <w:r>
+        <w:t xml:space="preserve"> 3rd edition. JCGM 200:2012. </w:t>
+      </w:r>
+      <w:r>
+        <w:lastRenderedPageBreak/>
+        <w:t xml:space="preserve">2008 version with minor corrections, 2012. DOI 10.59161/JCGM200-2012.) Ebenso hängt die Aussagekraft einer Unsicherheitsbewertung von ihrem ausdrücklich dokumentierten Bewertungsrahmen ab. ([103] Joint Committee for Guides in Metrology </w:t>
+      </w:r>
+      <m:oMath>
+        <m:r>
+          <w:rPr>
+            <w:rFonts w:ascii="Cambria Math" w:hAnsi="Cambria Math"/>
+          </w:rPr>
+          <m:t>JCGM</m:t>
+        </m:r>
+      </m:oMath>
+      <w:r>
+        <w:t xml:space="preserve">: </w:t>
+      </w:r>
+      <w:r>
+        <w:rPr>
+          <w:rStyle w:val="Hervorhebung"/>
+        </w:rPr>
+        <w:t>Evaluation of measurement data — Guide to the expression of uncertainty in measurement.</w:t>
+      </w:r>
+      <w:r>
+        <w:t xml:space="preserve"> JCGM 100:2008</w:t>
+      </w:r>
+      <m:oMath>
+        <m:r>
+          <w:rPr>
+            <w:rFonts w:ascii="Cambria Math" w:hAnsi="Cambria Math"/>
+          </w:rPr>
+          <m:t>E</m:t>
+        </m:r>
+      </m:oMath>
+      <w:r>
+        <w:t xml:space="preserve">. GUM 1995 with minor corrections. 2008. DOI 10.59161/JCGM100-2008E.) Statistische Modellpräferenzen bleiben wiederum relativ zum Kandidatenbestand und zum verwendeten Kriterium. ([105] Akaike, Hirotugu: “A New Look at the Statistical Model Identification.” </w:t>
+      </w:r>
+      <w:r>
+        <w:rPr>
+          <w:rStyle w:val="Hervorhebung"/>
+        </w:rPr>
+        <w:t>IEEE Transactions on Automatic Control</w:t>
+      </w:r>
+      <w:r>
+        <w:t>, Vol. 19, No. 6, 1974, S. 716–723. DOI 10.1109/TAC.1974.1100705.)</w:t>
+      </w:r>
+    </w:p>
+    <w:p>
+      <w:pPr>
+        <w:pStyle w:val="berschrift2"/>
+      </w:pPr>
+      <w:r>
+        <w:t>Ergebnisstatus eines empirischen Prüfprofils</w:t>
+      </w:r>
+    </w:p>
+    <w:p>
+      <w:pPr>
+        <w:pStyle w:val="StandardWeb"/>
+      </w:pPr>
+      <w:r>
+        <w:t>Für ein empirisches FRZK-Prüfprofil nach Definition 3.6.9 führe ich zunächst keine neue Theorie der Hypothesentests ein, sondern unterscheide nur drei mögliche logische Ergebnisstatus:</w:t>
+      </w:r>
+    </w:p>
+    <w:p>
+      <w:pPr>
+        <w:pStyle w:val="Formel"/>
+      </w:pPr>
+      <m:oMath>
+        <m:sSub>
+          <m:sSubPr>
+            <m:ctrlPr/>
+          </m:sSubPr>
+          <m:e>
+            <m:r>
+              <m:t>Σ</m:t>
+            </m:r>
+          </m:e>
+          <m:sub>
+            <m:r>
+              <m:rPr>
+                <m:nor/>
+              </m:rPr>
+              <m:t>emp</m:t>
+            </m:r>
+          </m:sub>
+        </m:sSub>
+        <m:r>
+          <m:t>≔</m:t>
+        </m:r>
+        <m:r>
+          <m:rPr>
+            <m:nor/>
+          </m:rPr>
+          <m:t>compatible</m:t>
+        </m:r>
+        <m:r>
+          <m:t>,</m:t>
+        </m:r>
+        <m:r>
+          <m:rPr>
+            <m:nor/>
+          </m:rPr>
+          <m:t>incompatible</m:t>
+        </m:r>
+        <m:r>
+          <m:t>,</m:t>
+        </m:r>
+        <m:r>
+          <m:rPr>
+            <m:nor/>
+          </m:rPr>
+          <m:t>undetermined</m:t>
+        </m:r>
+        <m:r>
+          <m:t>.</m:t>
+        </m:r>
+      </m:oMath>
+      <w:r>
+        <w:t xml:space="preserve"> </w:t>
+      </w:r>
+      <w:r>
+        <w:tab/>
+        <w:t xml:space="preserve"> (3.3668)</w:t>
+      </w:r>
+    </w:p>
+    <w:p>
+      <w:pPr>
+        <w:pStyle w:val="StandardWeb"/>
+      </w:pPr>
+      <w:r>
+        <w:t xml:space="preserve">Der Status </w:t>
+      </w:r>
+      <m:oMath>
+        <m:r>
+          <m:rPr>
+            <m:nor/>
+          </m:rPr>
+          <w:rPr>
+            <w:rFonts w:ascii="Cambria Math" w:hAnsi="Cambria Math"/>
+          </w:rPr>
+          <m:t>compatible</m:t>
+        </m:r>
+      </m:oMath>
+      <w:r>
+        <w:t xml:space="preserve"> bedeutet, dass das empirische Ergebnis nach den </w:t>
+      </w:r>
+      <w:r>
+        <w:rPr>
+          <w:rStyle w:val="Fett"/>
+        </w:rPr>
+        <w:t>vorab ausgewiesenen</w:t>
+      </w:r>
+      <w:r>
+        <w:t xml:space="preserve"> Mess-, Unsicherheits- und Entscheidungskriterien mit dem geprüften Kandidaten beziehungsweise der geprüften Kandidatenmenge vereinbar bleibt. Der Status </w:t>
+      </w:r>
+      <m:oMath>
+        <m:r>
+          <m:rPr>
+            <m:nor/>
+          </m:rPr>
+          <w:rPr>
+            <w:rFonts w:ascii="Cambria Math" w:hAnsi="Cambria Math"/>
+          </w:rPr>
+          <m:t>incompatible</m:t>
+        </m:r>
+      </m:oMath>
+      <w:r>
+        <w:t xml:space="preserve"> bedeutet, dass das Ergebnis nach genau diesen Kriterien nicht mit dem geprüften Bestand vereinbar ist. Der Status </w:t>
+      </w:r>
+      <m:oMath>
+        <m:r>
+          <m:rPr>
+            <m:nor/>
+          </m:rPr>
+          <w:rPr>
+            <w:rFonts w:ascii="Cambria Math" w:hAnsi="Cambria Math"/>
+          </w:rPr>
+          <m:t>undetermined</m:t>
+        </m:r>
+      </m:oMath>
+      <w:r>
+        <w:t xml:space="preserve"> bedeutet, dass das Prüfprofil keine hinreichend eindeutige positive oder negative Entscheidung trägt.</w:t>
+      </w:r>
+    </w:p>
+    <w:p>
+      <w:pPr>
+        <w:pStyle w:val="StandardWeb"/>
+      </w:pPr>
+      <w:r>
+        <w:t>Welcher dieser Status zu vergeben ist, muss durch eine im empirischen Prüfprofil bereits ausgewiesene Entscheidungsregel bestimmt werden. Ich schreibe schematisch</w:t>
+      </w:r>
+    </w:p>
+    <w:p>
+      <w:pPr>
+        <w:pStyle w:val="Formel"/>
+      </w:pPr>
+      <m:oMath>
+        <m:sSubSup>
+          <m:sSubSupPr>
+            <m:ctrlPr/>
+          </m:sSubSupPr>
+          <m:e>
+            <m:r>
+              <m:rPr>
+                <m:nor/>
+              </m:rPr>
+              <m:t>Eval</m:t>
+            </m:r>
+          </m:e>
+          <m:sub>
+            <m:r>
+              <m:rPr>
+                <m:nor/>
+              </m:rPr>
+              <m:t>emp</m:t>
+            </m:r>
+          </m:sub>
+          <m:sup>
+            <m:d>
+              <m:dPr>
+                <m:ctrlPr/>
+              </m:dPr>
+              <m:e>
+                <m:r>
+                  <m:t>ζ</m:t>
+                </m:r>
+              </m:e>
+            </m:d>
+          </m:sup>
+        </m:sSubSup>
+        <m:r>
+          <m:rPr>
+            <m:scr m:val="fraktur"/>
+          </m:rPr>
+          <m:t>:P</m:t>
+        </m:r>
+        <m:sSup>
+          <m:sSupPr>
+            <m:ctrlPr/>
+          </m:sSupPr>
+          <m:e>
+            <m:r>
+              <m:rPr>
+                <m:nor/>
+              </m:rPr>
+              <m:t>emp</m:t>
+            </m:r>
+          </m:e>
+          <m:sup>
+            <m:d>
+              <m:dPr>
+                <m:ctrlPr/>
+              </m:dPr>
+              <m:e>
+                <m:r>
+                  <m:t>ζ</m:t>
+                </m:r>
+              </m:e>
+            </m:d>
+          </m:sup>
+        </m:sSup>
+        <m:r>
+          <m:t>⟶</m:t>
+        </m:r>
+        <m:sSub>
+          <m:sSubPr>
+            <m:ctrlPr/>
+          </m:sSubPr>
+          <m:e>
+            <m:r>
+              <m:t>Σ</m:t>
+            </m:r>
+          </m:e>
+          <m:sub>
+            <m:r>
+              <m:rPr>
+                <m:nor/>
+              </m:rPr>
+              <m:t>emp</m:t>
+            </m:r>
+          </m:sub>
+        </m:sSub>
+        <m:r>
+          <m:t>.</m:t>
+        </m:r>
+      </m:oMath>
+      <w:r>
+        <w:t xml:space="preserve"> </w:t>
+      </w:r>
+      <w:r>
+        <w:tab/>
+        <w:t xml:space="preserve"> (3.3669)</w:t>
+      </w:r>
+    </w:p>
+    <w:p>
+      <w:pPr>
+        <w:pStyle w:val="StandardWeb"/>
+      </w:pPr>
+      <w:r>
+        <w:t xml:space="preserve">Die Abbildung </w:t>
+      </w:r>
+      <m:oMath>
+        <m:sSubSup>
+          <m:sSubSupPr>
+            <m:ctrlPr>
+              <w:rPr>
+                <w:rFonts w:ascii="Cambria Math" w:hAnsi="Cambria Math"/>
+                <w:i/>
+              </w:rPr>
+            </m:ctrlPr>
+          </m:sSubSupPr>
+          <m:e>
+            <m:r>
+              <m:rPr>
+                <m:nor/>
+              </m:rPr>
+              <w:rPr>
+                <w:rFonts w:ascii="Cambria Math" w:hAnsi="Cambria Math"/>
+              </w:rPr>
+              <m:t>Eval</m:t>
+            </m:r>
+            <m:ctrlPr>
+              <w:rPr>
+                <w:rFonts w:ascii="Cambria Math" w:hAnsi="Cambria Math"/>
+              </w:rPr>
+            </m:ctrlPr>
+          </m:e>
+          <m:sub>
+            <m:r>
+              <m:rPr>
+                <m:nor/>
+              </m:rPr>
+              <w:rPr>
+                <w:rFonts w:ascii="Cambria Math" w:hAnsi="Cambria Math"/>
+              </w:rPr>
+              <m:t>emp</m:t>
+            </m:r>
+          </m:sub>
+          <m:sup>
+            <m:d>
+              <m:dPr>
+                <m:ctrlPr>
+                  <w:rPr>
+                    <w:rFonts w:ascii="Cambria Math" w:hAnsi="Cambria Math"/>
+                    <w:i/>
+                  </w:rPr>
+                </m:ctrlPr>
+              </m:dPr>
+              <m:e>
+                <m:r>
+                  <m:rPr>
+                    <m:sty m:val="p"/>
+                  </m:rPr>
+                  <w:rPr>
+                    <w:rFonts w:ascii="Cambria Math" w:hAnsi="Cambria Math"/>
+                  </w:rPr>
+                  <m:t>ζ</m:t>
+                </m:r>
+              </m:e>
+            </m:d>
+          </m:sup>
+        </m:sSubSup>
+      </m:oMath>
+      <w:r>
+        <w:t xml:space="preserve"> ist keine universelle FRZK-Entscheidungsfunktion. Sie bezeichnet die in einem konkreten Prüfprofil ausdrücklich dokumentierte Auswertungslogik.</w:t>
+      </w:r>
+    </w:p>
+    <w:p>
+      <w:pPr>
+        <w:pStyle w:val="StandardWeb"/>
+      </w:pPr>
+      <w:r>
+        <w:t>Für einen empirisch verträglichen Befund gilt damit lediglich</w:t>
+      </w:r>
+    </w:p>
+    <w:p>
+      <w:pPr>
+        <w:pStyle w:val="Formel"/>
+      </w:pPr>
+      <m:oMath>
+        <m:sSubSup>
+          <m:sSubSupPr>
+            <m:ctrlPr/>
+          </m:sSubSupPr>
+          <m:e>
+            <m:r>
+              <m:rPr>
+                <m:nor/>
+              </m:rPr>
+              <m:t>Eval</m:t>
+            </m:r>
+          </m:e>
+          <m:sub>
+            <m:r>
+              <m:rPr>
+                <m:nor/>
+              </m:rPr>
+              <m:t>emp</m:t>
+            </m:r>
+          </m:sub>
+          <m:sup>
+            <m:d>
+              <m:dPr>
+                <m:ctrlPr/>
+              </m:dPr>
+              <m:e>
+                <m:r>
+                  <m:t>ζ</m:t>
+                </m:r>
+              </m:e>
+            </m:d>
+          </m:sup>
+        </m:sSubSup>
+        <m:d>
+          <m:dPr>
+            <m:ctrlPr/>
+          </m:dPr>
+          <m:e>
+            <m:r>
+              <m:rPr>
+                <m:scr m:val="fraktur"/>
+              </m:rPr>
+              <m:t>P</m:t>
+            </m:r>
+            <m:sSup>
+              <m:sSupPr>
+                <m:ctrlPr/>
+              </m:sSupPr>
+              <m:e>
+                <m:r>
+                  <m:rPr>
+                    <m:nor/>
+                  </m:rPr>
+                  <m:t>emp</m:t>
+                </m:r>
+              </m:e>
+              <m:sup>
+                <m:d>
+                  <m:dPr>
+                    <m:ctrlPr/>
+                  </m:dPr>
+                  <m:e>
+                    <m:r>
+                      <m:t>ζ</m:t>
+                    </m:r>
+                  </m:e>
+                </m:d>
+              </m:sup>
+            </m:sSup>
+          </m:e>
+        </m:d>
+        <m:r>
+          <m:t>=</m:t>
+        </m:r>
+        <m:r>
+          <m:rPr>
+            <m:nor/>
+          </m:rPr>
+          <m:t>compatible</m:t>
+        </m:r>
+        <m:r>
+          <m:t>.</m:t>
+        </m:r>
+      </m:oMath>
+      <w:r>
+        <w:t xml:space="preserve"> </w:t>
+      </w:r>
+      <w:r>
+        <w:tab/>
+        <w:t xml:space="preserve"> (3.3670)</w:t>
+      </w:r>
+    </w:p>
+    <w:p>
+      <w:pPr>
+        <w:pStyle w:val="StandardWeb"/>
+      </w:pPr>
+      <w:r>
+        <w:t>Für einen empirisch unverträglichen Befund entsprechend</w:t>
+      </w:r>
+    </w:p>
+    <w:p>
+      <w:pPr>
+        <w:pStyle w:val="Formel"/>
+      </w:pPr>
+      <m:oMath>
+        <m:sSubSup>
+          <m:sSubSupPr>
+            <m:ctrlPr/>
+          </m:sSubSupPr>
+          <m:e>
+            <m:r>
+              <m:rPr>
+                <m:nor/>
+              </m:rPr>
+              <m:t>Eval</m:t>
+            </m:r>
+          </m:e>
+          <m:sub>
+            <m:r>
+              <m:rPr>
+                <m:nor/>
+              </m:rPr>
+              <m:t>emp</m:t>
+            </m:r>
+          </m:sub>
+          <m:sup>
+            <m:d>
+              <m:dPr>
+                <m:ctrlPr/>
+              </m:dPr>
+              <m:e>
+                <m:r>
+                  <m:t>ζ</m:t>
+                </m:r>
+              </m:e>
+            </m:d>
+          </m:sup>
+        </m:sSubSup>
+        <m:d>
+          <m:dPr>
+            <m:ctrlPr/>
+          </m:dPr>
+          <m:e>
+            <m:r>
+              <m:rPr>
+                <m:scr m:val="fraktur"/>
+              </m:rPr>
+              <m:t>P</m:t>
+            </m:r>
+            <m:sSup>
+              <m:sSupPr>
+                <m:ctrlPr/>
+              </m:sSupPr>
+              <m:e>
+                <m:r>
+                  <m:rPr>
+                    <m:nor/>
+                  </m:rPr>
+                  <m:t>emp</m:t>
+                </m:r>
+              </m:e>
+              <m:sup>
+                <m:d>
+                  <m:dPr>
+                    <m:ctrlPr/>
+                  </m:dPr>
+                  <m:e>
+                    <m:r>
+                      <m:t>ζ</m:t>
+                    </m:r>
+                  </m:e>
+                </m:d>
+              </m:sup>
+            </m:sSup>
+          </m:e>
+        </m:d>
+        <m:r>
+          <m:t>=</m:t>
+        </m:r>
+        <m:r>
+          <m:rPr>
+            <m:nor/>
+          </m:rPr>
+          <m:t>incompatible</m:t>
+        </m:r>
+        <m:r>
+          <m:t>.</m:t>
+        </m:r>
+      </m:oMath>
+      <w:r>
+        <w:t xml:space="preserve"> </w:t>
+      </w:r>
+      <w:r>
+        <w:tab/>
+        <w:t xml:space="preserve"> (3.3671)</w:t>
+      </w:r>
+    </w:p>
+    <w:p>
+      <w:pPr>
+        <w:pStyle w:val="StandardWeb"/>
+      </w:pPr>
+      <w:r>
+        <w:t>Kann das Prüfprofil keine eindeutige Entscheidung tragen, gilt</w:t>
+      </w:r>
+    </w:p>
+    <w:p>
+      <w:pPr>
+        <w:pStyle w:val="Formel"/>
+      </w:pPr>
+      <m:oMath>
+        <m:sSubSup>
+          <m:sSubSupPr>
+            <m:ctrlPr/>
+          </m:sSubSupPr>
+          <m:e>
+            <m:r>
+              <m:rPr>
+                <m:nor/>
+              </m:rPr>
+              <m:t>Eval</m:t>
+            </m:r>
+          </m:e>
+          <m:sub>
+            <m:r>
+              <m:rPr>
+                <m:nor/>
+              </m:rPr>
+              <m:t>emp</m:t>
+            </m:r>
+          </m:sub>
+          <m:sup>
+            <m:d>
+              <m:dPr>
+                <m:ctrlPr/>
+              </m:dPr>
+              <m:e>
+                <m:r>
+                  <m:t>ζ</m:t>
+                </m:r>
+              </m:e>
+            </m:d>
+          </m:sup>
+        </m:sSubSup>
+        <m:d>
+          <m:dPr>
+            <m:ctrlPr/>
+          </m:dPr>
+          <m:e>
+            <m:r>
+              <m:rPr>
+                <m:scr m:val="fraktur"/>
+              </m:rPr>
+              <m:t>P</m:t>
+            </m:r>
+            <m:sSup>
+              <m:sSupPr>
+                <m:ctrlPr/>
+              </m:sSupPr>
+              <m:e>
+                <m:r>
+                  <m:rPr>
+                    <m:nor/>
+                  </m:rPr>
+                  <m:t>emp</m:t>
+                </m:r>
+              </m:e>
+              <m:sup>
+                <m:d>
+                  <m:dPr>
+                    <m:ctrlPr/>
+                  </m:dPr>
+                  <m:e>
+                    <m:r>
+                      <m:t>ζ</m:t>
+                    </m:r>
+                  </m:e>
+                </m:d>
+              </m:sup>
+            </m:sSup>
+          </m:e>
+        </m:d>
+        <m:r>
+          <m:t>=</m:t>
+        </m:r>
+        <m:r>
+          <m:rPr>
+            <m:nor/>
+          </m:rPr>
+          <m:t>undetermined</m:t>
+        </m:r>
+        <m:r>
+          <m:t>.</m:t>
+        </m:r>
+      </m:oMath>
+      <w:r>
+        <w:t xml:space="preserve"> </w:t>
+      </w:r>
+      <w:r>
+        <w:tab/>
+        <w:t xml:space="preserve"> (3.3672)</w:t>
+      </w:r>
+    </w:p>
+    <w:p>
+      <w:pPr>
+        <w:pStyle w:val="StandardWeb"/>
+      </w:pPr>
+      <w:r>
+        <w:lastRenderedPageBreak/>
+        <w:t>Gerade der dritte Status ist wissenschaftlich unverzichtbar. Ein empirisches Prüfverfahren darf nicht gezwungen werden, zwischen Zustimmung und Ablehnung zu entscheiden, wenn Messunsicherheit, statistische Mehrdeutigkeit oder strukturelle Nichtidentifizierbarkeit keine solche Entscheidung tragen.</w:t>
+      </w:r>
+    </w:p>
+    <w:p>
+      <w:pPr>
+        <w:pStyle w:val="berschrift2"/>
+      </w:pPr>
+      <w:r>
+        <w:t>Empirische Verträglichkeit ist keine universelle Verifikation</w:t>
+      </w:r>
+    </w:p>
+    <w:p>
+      <w:pPr>
+        <w:pStyle w:val="StandardWeb"/>
+      </w:pPr>
+      <w:r>
+        <w:t>Ein mit einem Kandidaten verträgliches Ergebnis bedeutet zunächst, dass dieser Kandidat durch den konkreten empirischen Befund unter den verwendeten Voraussetzungen nicht ausgeschlossen wird. Daraus folgt nicht, dass der Kandidat eindeutig identifiziert wurde, und erst recht nicht, dass der universelle FRZK-Kern verifiziert wurde.</w:t>
+      </w:r>
+    </w:p>
+    <w:p>
+      <w:pPr>
+        <w:pStyle w:val="StandardWeb"/>
+      </w:pPr>
+      <w:r>
+        <w:t>Deshalb gilt</w:t>
+      </w:r>
+    </w:p>
+    <w:p>
+      <w:pPr>
+        <w:pStyle w:val="Formel"/>
+      </w:pPr>
+      <m:oMath>
+        <m:r>
+          <m:rPr>
+            <m:nor/>
+          </m:rPr>
+          <m:t>compatible</m:t>
+        </m:r>
+        <m:r>
+          <m:t> ⇏ </m:t>
+        </m:r>
+        <m:r>
+          <m:rPr>
+            <m:nor/>
+          </m:rPr>
+          <m:t>eindeutige theoretische Identifikation</m:t>
+        </m:r>
+        <m:r>
+          <m:t>.</m:t>
+        </m:r>
+      </m:oMath>
+      <w:r>
+        <w:t xml:space="preserve"> </w:t>
+      </w:r>
+      <w:r>
+        <w:tab/>
+        <w:t xml:space="preserve"> (3.3673)</w:t>
+      </w:r>
+    </w:p>
+    <w:p>
+      <w:pPr>
+        <w:pStyle w:val="StandardWeb"/>
+      </w:pPr>
+      <w:r>
+        <w:t>Ebenso gilt</w:t>
+      </w:r>
+    </w:p>
+    <w:p>
+      <w:pPr>
+        <w:pStyle w:val="Formel"/>
+      </w:pPr>
+      <m:oMath>
+        <m:r>
+          <m:rPr>
+            <m:nor/>
+          </m:rPr>
+          <m:t>compatible</m:t>
+        </m:r>
+        <m:r>
+          <m:t> ⇏ </m:t>
+        </m:r>
+        <m:r>
+          <m:rPr>
+            <m:nor/>
+          </m:rPr>
+          <m:t>universelle Bestätigung des FRZK</m:t>
+        </m:r>
+        <m:r>
+          <m:t>.</m:t>
+        </m:r>
+      </m:oMath>
+      <w:r>
+        <w:t xml:space="preserve"> </w:t>
+      </w:r>
+      <w:r>
+        <w:tab/>
+        <w:t xml:space="preserve"> (3.3674)</w:t>
+      </w:r>
+    </w:p>
+    <w:p>
+      <w:pPr>
+        <w:pStyle w:val="StandardWeb"/>
+      </w:pPr>
+      <w:r>
+        <w:t xml:space="preserve">Ein positiver statistischer oder metrologischer Befund kann deshalb nur in der Form interpretiert werden, dass die geprüfte Kombination aus theoretischer Rekonstruktion und empirischem Zusatzbestand mit den vorliegenden Daten </w:t>
+      </w:r>
+      <w:r>
+        <w:rPr>
+          <w:rStyle w:val="Fett"/>
+        </w:rPr>
+        <w:t>unter dem dokumentierten Prüfprofil vereinbar</w:t>
+      </w:r>
+      <w:r>
+        <w:t xml:space="preserve"> ist.</w:t>
+      </w:r>
+    </w:p>
+    <w:p>
+      <w:pPr>
+        <w:pStyle w:val="StandardWeb"/>
+      </w:pPr>
+      <w:r>
+        <w:t xml:space="preserve">Diese Einschränkung entspricht auch der Kandidatenrelativität statistischer Modellwahl. Selbst ein durch ein Informationskriterium bevorzugtes Modell ist nur innerhalb der tatsächlich verglichenen Modellfamilie bevorzugt. ([105] Akaike, Hirotugu: “A New Look at the Statistical Model Identification.” </w:t>
+      </w:r>
+      <w:r>
+        <w:rPr>
+          <w:rStyle w:val="Hervorhebung"/>
+        </w:rPr>
+        <w:t>IEEE Transactions on Automatic Control</w:t>
+      </w:r>
+      <w:r>
+        <w:t>, Vol. 19, No. 6, 1974, S. 716–723. DOI 10.1109/TAC.1974.1100705.)</w:t>
+      </w:r>
+    </w:p>
+    <w:p>
+      <w:pPr>
+        <w:pStyle w:val="berschrift2"/>
+      </w:pPr>
+      <w:r>
+        <w:t>Der empirische Abhängigkeitsbestand</w:t>
+      </w:r>
+    </w:p>
+    <w:p>
+      <w:pPr>
+        <w:pStyle w:val="StandardWeb"/>
+      </w:pPr>
+      <w:r>
+        <w:t>Um auch negative Befunde präzise zu lokalisieren, fasse ich den vollständigen für eine empirische Prüfaussage relevanten Abhängigkeitsbestand als Hilfsstruktur zusammen:</w:t>
+      </w:r>
+    </w:p>
+    <w:p>
+      <w:pPr>
+        <w:pStyle w:val="Formel"/>
+      </w:pPr>
+      <m:oMath>
+        <m:sSubSup>
+          <m:sSubSupPr>
+            <m:ctrlPr/>
+          </m:sSubSupPr>
+          <m:e>
+            <m:r>
+              <m:rPr>
+                <m:scr m:val="fraktur"/>
+              </m:rPr>
+              <m:t>B</m:t>
+            </m:r>
+          </m:e>
+          <m:sub>
+            <m:r>
+              <m:rPr>
+                <m:nor/>
+              </m:rPr>
+              <m:t>emp</m:t>
+            </m:r>
+          </m:sub>
+          <m:sup>
+            <m:d>
+              <m:dPr>
+                <m:ctrlPr/>
+              </m:dPr>
+              <m:e>
+                <m:r>
+                  <m:t>ζ</m:t>
+                </m:r>
+              </m:e>
+            </m:d>
+          </m:sup>
+        </m:sSubSup>
+        <m:r>
+          <m:t>≔</m:t>
+        </m:r>
+        <m:d>
+          <m:dPr>
+            <m:ctrlPr/>
+          </m:dPr>
+          <m:e>
+            <m:r>
+              <m:rPr>
+                <m:scr m:val="fraktur"/>
+              </m:rPr>
+              <m:t>q,</m:t>
+            </m:r>
+            <m:sSubSup>
+              <m:sSubSupPr>
+                <m:ctrlPr/>
+              </m:sSubSupPr>
+              <m:e>
+                <m:r>
+                  <m:rPr>
+                    <m:scr m:val="fraktur"/>
+                  </m:rPr>
+                  <m:t>B</m:t>
+                </m:r>
+              </m:e>
+              <m:sub>
+                <m:r>
+                  <m:rPr>
+                    <m:nor/>
+                  </m:rPr>
+                  <m:t>obs</m:t>
+                </m:r>
+              </m:sub>
+              <m:sup>
+                <m:d>
+                  <m:dPr>
+                    <m:ctrlPr/>
+                  </m:dPr>
+                  <m:e>
+                    <m:r>
+                      <m:t>χ</m:t>
+                    </m:r>
+                  </m:e>
+                </m:d>
+              </m:sup>
+            </m:sSubSup>
+            <m:r>
+              <m:t>,</m:t>
+            </m:r>
+            <m:sSubSup>
+              <m:sSubSupPr>
+                <m:ctrlPr/>
+              </m:sSubSupPr>
+              <m:e>
+                <m:r>
+                  <m:rPr>
+                    <m:scr m:val="fraktur"/>
+                  </m:rPr>
+                  <m:t>B</m:t>
+                </m:r>
+              </m:e>
+              <m:sub>
+                <m:r>
+                  <m:rPr>
+                    <m:nor/>
+                  </m:rPr>
+                  <m:t>qm</m:t>
+                </m:r>
+              </m:sub>
+              <m:sup>
+                <m:d>
+                  <m:dPr>
+                    <m:ctrlPr/>
+                  </m:dPr>
+                  <m:e>
+                    <m:r>
+                      <m:t>μ</m:t>
+                    </m:r>
+                  </m:e>
+                </m:d>
+              </m:sup>
+            </m:sSubSup>
+            <m:r>
+              <m:t>,</m:t>
+            </m:r>
+            <m:sSubSup>
+              <m:sSubSupPr>
+                <m:ctrlPr/>
+              </m:sSubSupPr>
+              <m:e>
+                <m:r>
+                  <m:rPr>
+                    <m:scr m:val="script"/>
+                  </m:rPr>
+                  <m:t>M</m:t>
+                </m:r>
+              </m:e>
+              <m:sub>
+                <m:r>
+                  <m:rPr>
+                    <m:nor/>
+                  </m:rPr>
+                  <m:t>meas</m:t>
+                </m:r>
+              </m:sub>
+              <m:sup>
+                <m:d>
+                  <m:dPr>
+                    <m:ctrlPr/>
+                  </m:dPr>
+                  <m:e>
+                    <m:r>
+                      <m:t>μ</m:t>
+                    </m:r>
+                  </m:e>
+                </m:d>
+              </m:sup>
+            </m:sSubSup>
+            <m:r>
+              <m:t>,</m:t>
+            </m:r>
+            <m:sSubSup>
+              <m:sSubSupPr>
+                <m:ctrlPr/>
+              </m:sSubSupPr>
+              <m:e>
+                <m:r>
+                  <m:t>Π</m:t>
+                </m:r>
+              </m:e>
+              <m:sub>
+                <m:r>
+                  <m:rPr>
+                    <m:nor/>
+                  </m:rPr>
+                  <m:t>meas</m:t>
+                </m:r>
+              </m:sub>
+              <m:sup>
+                <m:d>
+                  <m:dPr>
+                    <m:ctrlPr/>
+                  </m:dPr>
+                  <m:e>
+                    <m:r>
+                      <m:t>μ</m:t>
+                    </m:r>
+                  </m:e>
+                </m:d>
+              </m:sup>
+            </m:sSubSup>
+            <m:r>
+              <m:t>,</m:t>
+            </m:r>
+            <m:sSubSup>
+              <m:sSubSupPr>
+                <m:ctrlPr/>
+              </m:sSubSupPr>
+              <m:e>
+                <m:r>
+                  <m:rPr>
+                    <m:scr m:val="script"/>
+                  </m:rPr>
+                  <m:t>E</m:t>
+                </m:r>
+              </m:e>
+              <m:sub>
+                <m:r>
+                  <m:rPr>
+                    <m:nor/>
+                  </m:rPr>
+                  <m:t>data</m:t>
+                </m:r>
+              </m:sub>
+              <m:sup>
+                <m:d>
+                  <m:dPr>
+                    <m:ctrlPr/>
+                  </m:dPr>
+                  <m:e>
+                    <m:r>
+                      <m:t>μ</m:t>
+                    </m:r>
+                  </m:e>
+                </m:d>
+              </m:sup>
+            </m:sSubSup>
+            <m:r>
+              <m:t>,</m:t>
+            </m:r>
+            <m:sSubSup>
+              <m:sSubSupPr>
+                <m:ctrlPr/>
+              </m:sSubSupPr>
+              <m:e>
+                <m:r>
+                  <m:rPr>
+                    <m:scr m:val="fraktur"/>
+                  </m:rPr>
+                  <m:t>U</m:t>
+                </m:r>
+              </m:e>
+              <m:sub>
+                <m:r>
+                  <m:rPr>
+                    <m:nor/>
+                  </m:rPr>
+                  <m:t>meas</m:t>
+                </m:r>
+              </m:sub>
+              <m:sup>
+                <m:d>
+                  <m:dPr>
+                    <m:ctrlPr/>
+                  </m:dPr>
+                  <m:e>
+                    <m:r>
+                      <m:t>μ,υ</m:t>
+                    </m:r>
+                  </m:e>
+                </m:d>
+              </m:sup>
+            </m:sSubSup>
+            <m:r>
+              <m:t>,</m:t>
+            </m:r>
+            <m:sSubSup>
+              <m:sSubSupPr>
+                <m:ctrlPr/>
+              </m:sSubSupPr>
+              <m:e>
+                <m:r>
+                  <m:rPr>
+                    <m:scr m:val="script"/>
+                  </m:rPr>
+                  <m:t>S</m:t>
+                </m:r>
+              </m:e>
+              <m:sub>
+                <m:r>
+                  <m:rPr>
+                    <m:nor/>
+                  </m:rPr>
+                  <m:t>stat</m:t>
+                </m:r>
+              </m:sub>
+              <m:sup>
+                <m:d>
+                  <m:dPr>
+                    <m:ctrlPr/>
+                  </m:dPr>
+                  <m:e>
+                    <m:r>
+                      <m:t>ζ</m:t>
+                    </m:r>
+                  </m:e>
+                </m:d>
+              </m:sup>
+            </m:sSubSup>
+            <m:r>
+              <m:t>,</m:t>
+            </m:r>
+            <m:sSubSup>
+              <m:sSubSupPr>
+                <m:ctrlPr/>
+              </m:sSubSupPr>
+              <m:e>
+                <m:r>
+                  <m:rPr>
+                    <m:scr m:val="script"/>
+                  </m:rPr>
+                  <m:t>C</m:t>
+                </m:r>
+              </m:e>
+              <m:sub>
+                <m:r>
+                  <m:rPr>
+                    <m:nor/>
+                  </m:rPr>
+                  <m:t>stat</m:t>
+                </m:r>
+              </m:sub>
+              <m:sup>
+                <m:d>
+                  <m:dPr>
+                    <m:ctrlPr/>
+                  </m:dPr>
+                  <m:e>
+                    <m:r>
+                      <m:t>ζ</m:t>
+                    </m:r>
+                  </m:e>
+                </m:d>
+              </m:sup>
+            </m:sSubSup>
+            <m:r>
+              <m:t>,</m:t>
+            </m:r>
+            <m:sSubSup>
+              <m:sSubSupPr>
+                <m:ctrlPr/>
+              </m:sSubSupPr>
+              <m:e>
+                <m:r>
+                  <m:t>Π</m:t>
+                </m:r>
+              </m:e>
+              <m:sub>
+                <m:r>
+                  <m:rPr>
+                    <m:nor/>
+                  </m:rPr>
+                  <m:t>emp</m:t>
+                </m:r>
+              </m:sub>
+              <m:sup>
+                <m:d>
+                  <m:dPr>
+                    <m:ctrlPr/>
+                  </m:dPr>
+                  <m:e>
+                    <m:r>
+                      <m:t>ζ</m:t>
+                    </m:r>
+                  </m:e>
+                </m:d>
+              </m:sup>
+            </m:sSubSup>
+          </m:e>
+        </m:d>
+        <m:r>
+          <m:t>.</m:t>
+        </m:r>
+      </m:oMath>
+      <w:r>
+        <w:t xml:space="preserve"> </w:t>
+      </w:r>
+      <w:r>
+        <w:tab/>
+        <w:t xml:space="preserve"> (3.3675)</w:t>
+      </w:r>
+    </w:p>
+    <w:p>
+      <w:pPr>
+        <w:pStyle w:val="StandardWeb"/>
+      </w:pPr>
+      <w:r>
+        <w:t>Die in Gleichung (3.3675) aufgeführte Struktur ist kein neues Primärobjekt des FRZK. Sie dient ausschließlich der expliziten Lokalisierung der Voraussetzungen einer empirischen Prüfaussage. In einem konkreten Fall dürfen Komponenten entfallen, wenn sie tatsächlich nicht verwendet wurden; umgekehrt müssen zusätzliche verwendete Annahmen ergänzt werden.</w:t>
+      </w:r>
+    </w:p>
+    <w:p>
+      <w:pPr>
+        <w:pStyle w:val="StandardWeb"/>
+      </w:pPr>
+      <w:r>
+        <w:t>Ein negativer Befund bedeutet zunächst</w:t>
+      </w:r>
+    </w:p>
+    <w:p>
+      <w:pPr>
+        <w:pStyle w:val="Formel"/>
+      </w:pPr>
+      <m:oMath>
+        <m:r>
+          <m:rPr>
+            <m:nor/>
+          </m:rPr>
+          <w:lastRenderedPageBreak/>
+          <m:t>incompatible</m:t>
+        </m:r>
+        <m:r>
+          <m:t> ⟹ </m:t>
+        </m:r>
+        <m:r>
+          <m:rPr>
+            <m:nor/>
+          </m:rPr>
+          <m:t xml:space="preserve">mindestens eine für </m:t>
+        </m:r>
+        <m:sSubSup>
+          <m:sSubSupPr>
+            <m:ctrlPr/>
+          </m:sSubSupPr>
+          <m:e>
+            <m:r>
+              <m:rPr>
+                <m:scr m:val="fraktur"/>
+              </m:rPr>
+              <m:t>B</m:t>
+            </m:r>
+          </m:e>
+          <m:sub>
+            <m:r>
+              <m:rPr>
+                <m:nor/>
+              </m:rPr>
+              <m:t>emp</m:t>
+            </m:r>
+          </m:sub>
+          <m:sup>
+            <m:d>
+              <m:dPr>
+                <m:ctrlPr/>
+              </m:dPr>
+              <m:e>
+                <m:r>
+                  <m:t>ζ</m:t>
+                </m:r>
+              </m:e>
+            </m:d>
+            <m:r>
+              <m:rPr>
+                <m:nor/>
+              </m:rPr>
+              <m:t xml:space="preserve"> verwendete Voraussetzung oder ihre Kombination ist mit dem Befund unverträglich</m:t>
+            </m:r>
+          </m:sup>
+        </m:sSubSup>
+        <m:r>
+          <m:t>.</m:t>
+        </m:r>
+      </m:oMath>
+      <w:r>
+        <w:t xml:space="preserve"> </w:t>
+      </w:r>
+      <w:r>
+        <w:tab/>
+        <w:t xml:space="preserve"> (3.3676)</w:t>
+      </w:r>
+    </w:p>
+    <w:p>
+      <w:pPr>
+        <w:pStyle w:val="StandardWeb"/>
+      </w:pPr>
+      <w:r>
+        <w:t xml:space="preserve">Aus Gleichung (3.3676) folgt noch nicht, </w:t>
+      </w:r>
+      <w:r>
+        <w:rPr>
+          <w:rStyle w:val="Fett"/>
+        </w:rPr>
+        <w:t>welche</w:t>
+      </w:r>
+      <w:r>
+        <w:t xml:space="preserve"> Komponente betroffen ist. Genau deshalb ist die vollständige Provenienz des Prüfprofils notwendig.</w:t>
+      </w:r>
+    </w:p>
+    <w:p>
+      <w:pPr>
+        <w:pStyle w:val="berschrift2"/>
+      </w:pPr>
+      <w:r>
+        <w:t>Proposition 3.6.9 – Ein negativer empirischer Befund lokalisiert zunächst den geprüften Abhängigkeitsbestand</w:t>
+      </w:r>
+    </w:p>
+    <w:p>
+      <w:pPr>
+        <w:pStyle w:val="StandardWeb"/>
+      </w:pPr>
+      <w:r>
+        <w:rPr>
+          <w:rStyle w:val="Fett"/>
+        </w:rPr>
+        <w:t>Eigenleistung dieser Arbeit.</w:t>
+      </w:r>
+      <w:r>
+        <w:t xml:space="preserve"> Sei </w:t>
+      </w:r>
+      <m:oMath>
+        <m:sSubSup>
+          <m:sSubSupPr>
+            <m:ctrlPr>
+              <w:rPr>
+                <w:rFonts w:ascii="Cambria Math" w:hAnsi="Cambria Math"/>
+                <w:i/>
+              </w:rPr>
+            </m:ctrlPr>
+          </m:sSubSupPr>
+          <m:e>
+            <m:r>
+              <m:rPr>
+                <m:scr m:val="fraktur"/>
+              </m:rPr>
+              <w:rPr>
+                <w:rFonts w:ascii="Cambria Math" w:hAnsi="Cambria Math" w:cs="Cambria Math"/>
+              </w:rPr>
+              <m:t>P</m:t>
+            </m:r>
+            <m:ctrlPr>
+              <w:rPr>
+                <w:rFonts w:ascii="Cambria Math" w:hAnsi="Cambria Math" w:cs="Cambria Math"/>
+                <w:i/>
+              </w:rPr>
+            </m:ctrlPr>
+          </m:e>
+          <m:sub>
+            <m:r>
+              <m:rPr>
+                <m:nor/>
+              </m:rPr>
+              <w:rPr>
+                <w:rFonts w:ascii="Cambria Math" w:hAnsi="Cambria Math"/>
+              </w:rPr>
+              <m:t>emp</m:t>
+            </m:r>
+          </m:sub>
+          <m:sup>
+            <m:d>
+              <m:dPr>
+                <m:ctrlPr>
+                  <w:rPr>
+                    <w:rFonts w:ascii="Cambria Math" w:hAnsi="Cambria Math"/>
+                    <w:i/>
+                  </w:rPr>
+                </m:ctrlPr>
+              </m:dPr>
+              <m:e>
+                <m:r>
+                  <m:rPr>
+                    <m:sty m:val="p"/>
+                  </m:rPr>
+                  <w:rPr>
+                    <w:rFonts w:ascii="Cambria Math" w:hAnsi="Cambria Math"/>
+                  </w:rPr>
+                  <m:t>ζ</m:t>
+                </m:r>
+              </m:e>
+            </m:d>
+          </m:sup>
+        </m:sSubSup>
+      </m:oMath>
+      <w:r>
+        <w:t xml:space="preserve"> ein vollständig ausgewiesenes empirisches FRZK-Prüfprofil mit Abhängigkeitsbestand </w:t>
+      </w:r>
+      <m:oMath>
+        <m:sSubSup>
+          <m:sSubSupPr>
+            <m:ctrlPr>
+              <w:rPr>
+                <w:rFonts w:ascii="Cambria Math" w:hAnsi="Cambria Math"/>
+                <w:i/>
+              </w:rPr>
+            </m:ctrlPr>
+          </m:sSubSupPr>
+          <m:e>
+            <m:r>
+              <m:rPr>
+                <m:scr m:val="fraktur"/>
+              </m:rPr>
+              <w:rPr>
+                <w:rFonts w:ascii="Cambria Math" w:hAnsi="Cambria Math" w:cs="Cambria Math"/>
+              </w:rPr>
+              <m:t>B</m:t>
+            </m:r>
+            <m:ctrlPr>
+              <w:rPr>
+                <w:rFonts w:ascii="Cambria Math" w:hAnsi="Cambria Math" w:cs="Cambria Math"/>
+                <w:i/>
+              </w:rPr>
+            </m:ctrlPr>
+          </m:e>
+          <m:sub>
+            <m:r>
+              <m:rPr>
+                <m:nor/>
+              </m:rPr>
+              <w:rPr>
+                <w:rFonts w:ascii="Cambria Math" w:hAnsi="Cambria Math"/>
+              </w:rPr>
+              <m:t>emp</m:t>
+            </m:r>
+          </m:sub>
+          <m:sup>
+            <m:d>
+              <m:dPr>
+                <m:ctrlPr>
+                  <w:rPr>
+                    <w:rFonts w:ascii="Cambria Math" w:hAnsi="Cambria Math"/>
+                    <w:i/>
+                  </w:rPr>
+                </m:ctrlPr>
+              </m:dPr>
+              <m:e>
+                <m:r>
+                  <m:rPr>
+                    <m:sty m:val="p"/>
+                  </m:rPr>
+                  <w:rPr>
+                    <w:rFonts w:ascii="Cambria Math" w:hAnsi="Cambria Math"/>
+                  </w:rPr>
+                  <m:t>ζ</m:t>
+                </m:r>
+              </m:e>
+            </m:d>
+          </m:sup>
+        </m:sSubSup>
+      </m:oMath>
+      <w:r>
+        <w:t xml:space="preserve">. Liefert die zugehörige Auswertungsregel den Status </w:t>
+      </w:r>
+      <m:oMath>
+        <m:r>
+          <m:rPr>
+            <m:nor/>
+          </m:rPr>
+          <w:rPr>
+            <w:rFonts w:ascii="Cambria Math" w:hAnsi="Cambria Math"/>
+          </w:rPr>
+          <m:t>incompatible</m:t>
+        </m:r>
+      </m:oMath>
+      <w:r>
+        <w:t xml:space="preserve">, dann ist zunächst die </w:t>
+      </w:r>
+      <w:r>
+        <w:rPr>
+          <w:rStyle w:val="Fett"/>
+        </w:rPr>
+        <w:t>im Prüfprofil realisierte Kombination</w:t>
+      </w:r>
+      <w:r>
+        <w:t xml:space="preserve"> aus theoretischem Kandidaten und zusätzlichen Brücken-, Mess-, Unsicherheits- und Statistikstrukturen empirisch unverträglich. Daraus folgt ohne weitere unabhängige Analyse nicht, dass eine bestimmte Einzelkomponente und insbesondere nicht, dass das universelle Primäraxiom allein widerlegt ist.</w:t>
+      </w:r>
+    </w:p>
+    <w:p>
+      <w:pPr>
+        <w:pStyle w:val="StandardWeb"/>
+      </w:pPr>
+      <w:r>
+        <w:t>Formal:</w:t>
+      </w:r>
+    </w:p>
+    <w:p>
+      <w:pPr>
+        <w:pStyle w:val="Formel"/>
+      </w:pPr>
+      <m:oMath>
+        <m:sSubSup>
+          <m:sSubSupPr>
+            <m:ctrlPr/>
+          </m:sSubSupPr>
+          <m:e>
+            <m:r>
+              <m:rPr>
+                <m:nor/>
+              </m:rPr>
+              <m:t>Eval</m:t>
+            </m:r>
+          </m:e>
+          <m:sub>
+            <m:r>
+              <m:rPr>
+                <m:nor/>
+              </m:rPr>
+              <m:t>emp</m:t>
+            </m:r>
+          </m:sub>
+          <m:sup>
+            <m:d>
+              <m:dPr>
+                <m:ctrlPr/>
+              </m:dPr>
+              <m:e>
+                <m:r>
+                  <m:t>ζ</m:t>
+                </m:r>
+              </m:e>
+            </m:d>
+          </m:sup>
+        </m:sSubSup>
+        <m:d>
+          <m:dPr>
+            <m:ctrlPr/>
+          </m:dPr>
+          <m:e>
+            <m:r>
+              <m:rPr>
+                <m:scr m:val="fraktur"/>
+              </m:rPr>
+              <m:t>P</m:t>
+            </m:r>
+            <m:sSup>
+              <m:sSupPr>
+                <m:ctrlPr/>
+              </m:sSupPr>
+              <m:e>
+                <m:r>
+                  <m:rPr>
+                    <m:nor/>
+                  </m:rPr>
+                  <m:t>emp</m:t>
+                </m:r>
+              </m:e>
+              <m:sup>
+                <m:d>
+                  <m:dPr>
+                    <m:ctrlPr/>
+                  </m:dPr>
+                  <m:e>
+                    <m:r>
+                      <m:t>ζ</m:t>
+                    </m:r>
+                  </m:e>
+                </m:d>
+              </m:sup>
+            </m:sSup>
+          </m:e>
+        </m:d>
+        <m:r>
+          <m:t>=</m:t>
+        </m:r>
+        <m:r>
+          <m:rPr>
+            <m:nor/>
+          </m:rPr>
+          <m:t>incompatible</m:t>
+        </m:r>
+        <m:r>
+          <m:t> ⇏ ¬</m:t>
+        </m:r>
+        <m:r>
+          <m:rPr>
+            <m:nor/>
+          </m:rPr>
+          <m:t>P</m:t>
+        </m:r>
+        <m:sSub>
+          <m:sSubPr>
+            <m:ctrlPr/>
+          </m:sSubPr>
+          <m:e>
+            <m:r>
+              <m:rPr>
+                <m:nor/>
+              </m:rPr>
+              <m:t>A</m:t>
+            </m:r>
+          </m:e>
+          <m:sub>
+            <m:r>
+              <m:rPr>
+                <m:nor/>
+              </m:rPr>
+              <m:t>3.3.1</m:t>
+            </m:r>
+          </m:sub>
+        </m:sSub>
+        <m:r>
+          <m:t>.</m:t>
+        </m:r>
+      </m:oMath>
+      <w:r>
+        <w:t xml:space="preserve"> </w:t>
+      </w:r>
+      <w:r>
+        <w:tab/>
+        <w:t xml:space="preserve"> (3.3677)</w:t>
+      </w:r>
+    </w:p>
+    <w:p>
+      <w:pPr>
+        <w:pStyle w:val="StandardWeb"/>
+      </w:pPr>
+      <w:r>
+        <w:rPr>
+          <w:rStyle w:val="Fett"/>
+        </w:rPr>
+        <w:t>Beweis.</w:t>
+      </w:r>
+      <w:r>
+        <w:t xml:space="preserve"> Die empirische Vorhersage beziehungsweise Prüfaussage wird innerhalb von </w:t>
+      </w:r>
+      <m:oMath>
+        <m:sSubSup>
+          <m:sSubSupPr>
+            <m:ctrlPr>
+              <w:rPr>
+                <w:rFonts w:ascii="Cambria Math" w:hAnsi="Cambria Math"/>
+                <w:i/>
+              </w:rPr>
+            </m:ctrlPr>
+          </m:sSubSupPr>
+          <m:e>
+            <m:r>
+              <m:rPr>
+                <m:scr m:val="fraktur"/>
+              </m:rPr>
+              <w:rPr>
+                <w:rFonts w:ascii="Cambria Math" w:hAnsi="Cambria Math" w:cs="Cambria Math"/>
+              </w:rPr>
+              <m:t>P</m:t>
+            </m:r>
+            <m:ctrlPr>
+              <w:rPr>
+                <w:rFonts w:ascii="Cambria Math" w:hAnsi="Cambria Math" w:cs="Cambria Math"/>
+                <w:i/>
+              </w:rPr>
+            </m:ctrlPr>
+          </m:e>
+          <m:sub>
+            <m:r>
+              <m:rPr>
+                <m:nor/>
+              </m:rPr>
+              <w:rPr>
+                <w:rFonts w:ascii="Cambria Math" w:hAnsi="Cambria Math"/>
+              </w:rPr>
+              <m:t>emp</m:t>
+            </m:r>
+          </m:sub>
+          <m:sup>
+            <m:d>
+              <m:dPr>
+                <m:ctrlPr>
+                  <w:rPr>
+                    <w:rFonts w:ascii="Cambria Math" w:hAnsi="Cambria Math"/>
+                    <w:i/>
+                  </w:rPr>
+                </m:ctrlPr>
+              </m:dPr>
+              <m:e>
+                <m:r>
+                  <m:rPr>
+                    <m:sty m:val="p"/>
+                  </m:rPr>
+                  <w:rPr>
+                    <w:rFonts w:ascii="Cambria Math" w:hAnsi="Cambria Math"/>
+                  </w:rPr>
+                  <m:t>ζ</m:t>
+                </m:r>
+              </m:e>
+            </m:d>
+          </m:sup>
+        </m:sSubSup>
+      </m:oMath>
+      <w:r>
+        <w:t xml:space="preserve"> nicht allein aus (\</w:t>
+      </w:r>
+      <w:proofErr w:type="gramStart"/>
+      <w:r>
+        <w:t>mathrm{</w:t>
+      </w:r>
+      <w:proofErr w:type="gramEnd"/>
+      <w:r>
+        <w:t xml:space="preserve">PA}_{3.3.1}) erzeugt. Sie hängt mindestens von der ausgewählten Rekonstruktion und den im Prüfprofil tatsächlich verwendeten Beobachtungs-, Mess-, Unsicherheits- und Statistikstrukturen ab. Ein Widerspruch zwischen Daten und resultierender Prüfaussage zeigt daher zunächst nur, dass die vollständige Ableitungskette in ihrer realisierten Form nicht mit dem Befund vereinbar ist. Solange nicht unabhängig gezeigt wurde, dass sämtliche übrigen nichtuniversellen Komponenten korrekt und für den Befund irrelevant sind, kann der Widerspruch logisch nicht eindeutig dem Primäraxiom allein zugeschrieben werden. </w:t>
+      </w:r>
+      <w:r>
+        <w:rPr>
+          <w:rFonts w:ascii="Cambria Math" w:hAnsi="Cambria Math" w:cs="Cambria Math"/>
+        </w:rPr>
+        <w:t>∎</w:t>
+      </w:r>
+    </w:p>
+    <w:p>
+      <w:pPr>
+        <w:pStyle w:val="StandardWeb"/>
+      </w:pPr>
+      <w:r>
+        <w:t xml:space="preserve">Diese Proposition schützt den universellen Kern </w:t>
+      </w:r>
+      <w:r>
+        <w:rPr>
+          <w:rStyle w:val="Fett"/>
+        </w:rPr>
+        <w:t>nicht</w:t>
+      </w:r>
+      <w:r>
+        <w:t xml:space="preserve"> vor empirischer Prüfung. Sie verhindert lediglich eine logisch unzulässige Verkürzung der tatsächlichen Abhängigkeitssituation.</w:t>
+      </w:r>
+    </w:p>
+    <w:p>
+      <w:pPr>
+        <w:pStyle w:val="berschrift2"/>
+      </w:pPr>
+      <w:r>
+        <w:t>Wann kann ein negativer Befund den Primärkern erreichen?</w:t>
+      </w:r>
+    </w:p>
+    <w:p>
+      <w:pPr>
+        <w:pStyle w:val="StandardWeb"/>
+      </w:pPr>
+      <w:r>
+        <w:t>Damit ein negativer empirischer Befund tatsächlich als Problem des universellen Primärkerns interpretiert werden kann, muss eine wesentlich stärkere Ableitungslage vorliegen. Es muss gezeigt werden, dass die geprüfte empirische Konsequenz unter den wissenschaftlich kontrollierten Zusatzbedingungen tatsächlich aus dem Primärkern folgt und dass der negative Befund nicht auf eine austauschbare oder fehlerhafte Brücken-, Mess-, Modell- oder Statistikstruktur zurückgeführt werden kann.</w:t>
+      </w:r>
+    </w:p>
+    <w:p>
+      <w:pPr>
+        <w:pStyle w:val="StandardWeb"/>
+      </w:pPr>
+      <w:r>
+        <w:t xml:space="preserve">Schematisch muss für eine empirische Zielaussage </w:t>
+      </w:r>
+      <m:oMath>
+        <m:sSub>
+          <m:sSubPr>
+            <m:ctrlPr>
+              <w:rPr>
+                <w:rFonts w:ascii="Cambria Math" w:hAnsi="Cambria Math"/>
+                <w:i/>
+              </w:rPr>
+            </m:ctrlPr>
+          </m:sSubPr>
+          <m:e>
+            <m:r>
+              <m:rPr>
+                <m:scr m:val="script"/>
+              </m:rPr>
+              <w:rPr>
+                <w:rFonts w:ascii="Cambria Math" w:hAnsi="Cambria Math" w:cs="Cambria Math"/>
+              </w:rPr>
+              <m:t>A</m:t>
+            </m:r>
+            <m:ctrlPr>
+              <w:rPr>
+                <w:rFonts w:ascii="Cambria Math" w:hAnsi="Cambria Math" w:cs="Cambria Math"/>
+                <w:i/>
+              </w:rPr>
+            </m:ctrlPr>
+          </m:e>
+          <m:sub>
+            <m:r>
+              <m:rPr>
+                <m:nor/>
+              </m:rPr>
+              <w:rPr>
+                <w:rFonts w:ascii="Cambria Math" w:hAnsi="Cambria Math"/>
+              </w:rPr>
+              <m:t>test</m:t>
+            </m:r>
+          </m:sub>
+        </m:sSub>
+      </m:oMath>
+      <w:r>
+        <w:t xml:space="preserve"> eine kontrollierte Ableitung</w:t>
+      </w:r>
+    </w:p>
+    <w:p>
+      <w:pPr>
+        <w:pStyle w:val="Formel"/>
+      </w:pPr>
+      <m:oMath>
+        <m:r>
+          <m:rPr>
+            <m:nor/>
+          </m:rPr>
+          <w:lastRenderedPageBreak/>
+          <m:t>PA</m:t>
+        </m:r>
+        <m:r>
+          <m:t>3.3.1∪Π</m:t>
+        </m:r>
+        <m:r>
+          <m:rPr>
+            <m:nor/>
+          </m:rPr>
+          <m:t>validated</m:t>
+        </m:r>
+        <m:r>
+          <m:t>⊢</m:t>
+        </m:r>
+        <m:sSub>
+          <m:sSubPr>
+            <m:ctrlPr/>
+          </m:sSubPr>
+          <m:e>
+            <m:r>
+              <m:rPr>
+                <m:scr m:val="script"/>
+              </m:rPr>
+              <m:t>A</m:t>
+            </m:r>
+          </m:e>
+          <m:sub>
+            <m:r>
+              <m:rPr>
+                <m:nor/>
+              </m:rPr>
+              <m:t>test</m:t>
+            </m:r>
+          </m:sub>
+        </m:sSub>
+      </m:oMath>
+      <w:r>
+        <w:t xml:space="preserve"> </w:t>
+      </w:r>
+      <w:r>
+        <w:tab/>
+        <w:t xml:space="preserve"> (3.3678)</w:t>
+      </w:r>
+    </w:p>
+    <w:p>
+      <w:pPr>
+        <w:pStyle w:val="StandardWeb"/>
+      </w:pPr>
+      <w:r>
+        <w:t xml:space="preserve">vorliegen, wobei </w:t>
+      </w:r>
+      <m:oMath>
+        <m:sSub>
+          <m:sSubPr>
+            <m:ctrlPr>
+              <w:rPr>
+                <w:rFonts w:ascii="Cambria Math" w:hAnsi="Cambria Math"/>
+                <w:i/>
+              </w:rPr>
+            </m:ctrlPr>
+          </m:sSubPr>
+          <m:e>
+            <m:r>
+              <m:rPr>
+                <m:sty m:val="p"/>
+              </m:rPr>
+              <w:rPr>
+                <w:rFonts w:ascii="Cambria Math" w:hAnsi="Cambria Math"/>
+              </w:rPr>
+              <m:t>Π</m:t>
+            </m:r>
+            <m:ctrlPr>
+              <w:rPr>
+                <w:rFonts w:ascii="Cambria Math" w:hAnsi="Cambria Math"/>
+              </w:rPr>
+            </m:ctrlPr>
+          </m:e>
+          <m:sub>
+            <m:r>
+              <m:rPr>
+                <m:nor/>
+              </m:rPr>
+              <w:rPr>
+                <w:rFonts w:ascii="Cambria Math" w:hAnsi="Cambria Math"/>
+              </w:rPr>
+              <m:t>validated</m:t>
+            </m:r>
+          </m:sub>
+        </m:sSub>
+      </m:oMath>
+      <w:r>
+        <w:t xml:space="preserve"> sämtliche für die empirische Aussage unvermeidlichen Zusatzbedingungen enthält.</w:t>
+      </w:r>
+    </w:p>
+    <w:p>
+      <w:pPr>
+        <w:pStyle w:val="StandardWeb"/>
+      </w:pPr>
+      <w:r>
+        <w:t xml:space="preserve">Ein negativer Befund gegen </w:t>
+      </w:r>
+      <m:oMath>
+        <m:sSub>
+          <m:sSubPr>
+            <m:ctrlPr>
+              <w:rPr>
+                <w:rFonts w:ascii="Cambria Math" w:hAnsi="Cambria Math"/>
+                <w:i/>
+              </w:rPr>
+            </m:ctrlPr>
+          </m:sSubPr>
+          <m:e>
+            <m:r>
+              <m:rPr>
+                <m:scr m:val="script"/>
+              </m:rPr>
+              <w:rPr>
+                <w:rFonts w:ascii="Cambria Math" w:hAnsi="Cambria Math" w:cs="Cambria Math"/>
+              </w:rPr>
+              <m:t>A</m:t>
+            </m:r>
+            <m:ctrlPr>
+              <w:rPr>
+                <w:rFonts w:ascii="Cambria Math" w:hAnsi="Cambria Math" w:cs="Cambria Math"/>
+                <w:i/>
+              </w:rPr>
+            </m:ctrlPr>
+          </m:e>
+          <m:sub>
+            <m:r>
+              <m:rPr>
+                <m:nor/>
+              </m:rPr>
+              <w:rPr>
+                <w:rFonts w:ascii="Cambria Math" w:hAnsi="Cambria Math"/>
+              </w:rPr>
+              <m:t>test</m:t>
+            </m:r>
+          </m:sub>
+        </m:sSub>
+      </m:oMath>
+      <w:r>
+        <w:t xml:space="preserve"> erreicht den universellen Kern nur dann unmittelbar, wenn zugleich gezeigt werden kann, dass die für den Übergang zur Empirie erforderlichen Zusatzbedingungen nicht die Ursache der Abweichung sind.</w:t>
+      </w:r>
+    </w:p>
+    <w:p>
+      <w:pPr>
+        <w:pStyle w:val="StandardWeb"/>
+      </w:pPr>
+      <w:r>
+        <w:t>Ich schreibe diese notwendige methodische Forderung schematisch als</w:t>
+      </w:r>
+    </w:p>
+    <w:p>
+      <w:pPr>
+        <w:pStyle w:val="Formel"/>
+      </w:pPr>
+      <m:oMath>
+        <m:r>
+          <m:t>¬</m:t>
+        </m:r>
+        <m:sSub>
+          <m:sSubPr>
+            <m:ctrlPr/>
+          </m:sSubPr>
+          <m:e>
+            <m:r>
+              <m:rPr>
+                <m:scr m:val="script"/>
+              </m:rPr>
+              <m:t>A</m:t>
+            </m:r>
+          </m:e>
+          <m:sub>
+            <m:r>
+              <m:rPr>
+                <m:nor/>
+              </m:rPr>
+              <m:t>test</m:t>
+            </m:r>
+          </m:sub>
+        </m:sSub>
+        <m:r>
+          <m:t>;∧;</m:t>
+        </m:r>
+        <m:r>
+          <m:rPr>
+            <m:nor/>
+          </m:rPr>
+          <m:t>Valid</m:t>
+        </m:r>
+        <m:d>
+          <m:dPr>
+            <m:ctrlPr/>
+          </m:dPr>
+          <m:e>
+            <m:sSub>
+              <m:sSubPr>
+                <m:ctrlPr/>
+              </m:sSubPr>
+              <m:e>
+                <m:r>
+                  <m:t>Π</m:t>
+                </m:r>
+              </m:e>
+              <m:sub>
+                <m:r>
+                  <m:rPr>
+                    <m:nor/>
+                  </m:rPr>
+                  <m:t>validated</m:t>
+                </m:r>
+              </m:sub>
+            </m:sSub>
+          </m:e>
+        </m:d>
+        <m:r>
+          <m:t> ⟹ </m:t>
+        </m:r>
+        <m:r>
+          <m:rPr>
+            <m:nor/>
+          </m:rPr>
+          <m:t>Kernprüfung erforderlich</m:t>
+        </m:r>
+        <m:r>
+          <m:t>.</m:t>
+        </m:r>
+      </m:oMath>
+      <w:r>
+        <w:t xml:space="preserve"> </w:t>
+      </w:r>
+      <w:r>
+        <w:tab/>
+        <w:t xml:space="preserve"> (3.3679)</w:t>
+      </w:r>
+    </w:p>
+    <w:p>
+      <w:pPr>
+        <w:pStyle w:val="StandardWeb"/>
+      </w:pPr>
+      <w:r>
+        <w:t>Auch Gleichung (3.3679) behauptet nicht, dass empirische Zusatzbedingungen jemals vollständig voraussetzungsfrei „bewiesen“ werden könnten. Sie beschreibt vielmehr die methodische Schwelle, ab der ein negativer Befund nicht mehr lediglich einer konkreten Brücken- oder Modellwahl zugeschrieben werden darf.</w:t>
+      </w:r>
+    </w:p>
+    <w:p>
+      <w:pPr>
+        <w:pStyle w:val="berschrift2"/>
+      </w:pPr>
+      <w:r>
+        <w:t>Negative Befunde gegen Modell- oder Brückenerweiterungen</w:t>
+      </w:r>
+    </w:p>
+    <w:p>
+      <w:pPr>
+        <w:pStyle w:val="StandardWeb"/>
+      </w:pPr>
+      <w:r>
+        <w:t>Ist eine empirische Prüfaussage dagegen ausdrücklich von einer Modell- oder Brückenerweiterung abhängig, kann ein negativer Befund zunächst genau diese Erweiterung betreffen.</w:t>
+      </w:r>
+    </w:p>
+    <w:p>
+      <w:pPr>
+        <w:pStyle w:val="StandardWeb"/>
+      </w:pPr>
+      <w:r>
+        <w:t xml:space="preserve">Für eine zusätzliche Brücke </w:t>
+      </w:r>
+      <m:oMath>
+        <m:sSup>
+          <m:sSupPr>
+            <m:ctrlPr>
+              <w:rPr>
+                <w:rFonts w:ascii="Cambria Math" w:hAnsi="Cambria Math"/>
+                <w:i/>
+              </w:rPr>
+            </m:ctrlPr>
+          </m:sSupPr>
+          <m:e>
+            <m:r>
+              <m:rPr>
+                <m:scr m:val="fraktur"/>
+              </m:rPr>
+              <w:rPr>
+                <w:rFonts w:ascii="Cambria Math" w:hAnsi="Cambria Math" w:cs="Cambria Math"/>
+              </w:rPr>
+              <m:t>B</m:t>
+            </m:r>
+            <m:ctrlPr>
+              <w:rPr>
+                <w:rFonts w:ascii="Cambria Math" w:hAnsi="Cambria Math" w:cs="Cambria Math"/>
+                <w:i/>
+              </w:rPr>
+            </m:ctrlPr>
+          </m:e>
+          <m:sup>
+            <m:d>
+              <m:dPr>
+                <m:ctrlPr>
+                  <w:rPr>
+                    <w:rFonts w:ascii="Cambria Math" w:hAnsi="Cambria Math"/>
+                    <w:i/>
+                  </w:rPr>
+                </m:ctrlPr>
+              </m:dPr>
+              <m:e>
+                <m:r>
+                  <m:rPr>
+                    <m:sty m:val="p"/>
+                  </m:rPr>
+                  <w:rPr>
+                    <w:rFonts w:ascii="Cambria Math" w:hAnsi="Cambria Math"/>
+                  </w:rPr>
+                  <m:t>β</m:t>
+                </m:r>
+              </m:e>
+            </m:d>
+          </m:sup>
+        </m:sSup>
+      </m:oMath>
+      <w:r>
+        <w:t xml:space="preserve"> gilt schematisch</w:t>
+      </w:r>
+    </w:p>
+    <w:p>
+      <w:pPr>
+        <w:pStyle w:val="Formel"/>
+      </w:pPr>
+      <m:oMath>
+        <m:r>
+          <m:rPr>
+            <m:nor/>
+          </m:rPr>
+          <m:t>PA</m:t>
+        </m:r>
+        <m:r>
+          <m:t>3.3.1∪</m:t>
+        </m:r>
+        <m:sSup>
+          <m:sSupPr>
+            <m:ctrlPr/>
+          </m:sSupPr>
+          <m:e>
+            <m:r>
+              <m:rPr>
+                <m:scr m:val="fraktur"/>
+              </m:rPr>
+              <m:t>B</m:t>
+            </m:r>
+          </m:e>
+          <m:sup>
+            <m:d>
+              <m:dPr>
+                <m:ctrlPr/>
+              </m:dPr>
+              <m:e>
+                <m:r>
+                  <m:t>β</m:t>
+                </m:r>
+              </m:e>
+            </m:d>
+          </m:sup>
+        </m:sSup>
+        <m:r>
+          <m:rPr>
+            <m:scr m:val="script"/>
+          </m:rPr>
+          <m:t>⊢A</m:t>
+        </m:r>
+        <m:r>
+          <m:rPr>
+            <m:nor/>
+          </m:rPr>
+          <m:t>test</m:t>
+        </m:r>
+        <m:r>
+          <m:t>.</m:t>
+        </m:r>
+      </m:oMath>
+      <w:r>
+        <w:t xml:space="preserve"> </w:t>
+      </w:r>
+      <w:r>
+        <w:tab/>
+        <w:t xml:space="preserve"> (3.3680)</w:t>
+      </w:r>
+    </w:p>
+    <w:p>
+      <w:pPr>
+        <w:pStyle w:val="StandardWeb"/>
+      </w:pPr>
+      <w:r>
+        <w:t xml:space="preserve">Wird </w:t>
+      </w:r>
+      <m:oMath>
+        <m:sSub>
+          <m:sSubPr>
+            <m:ctrlPr>
+              <w:rPr>
+                <w:rFonts w:ascii="Cambria Math" w:hAnsi="Cambria Math"/>
+                <w:i/>
+              </w:rPr>
+            </m:ctrlPr>
+          </m:sSubPr>
+          <m:e>
+            <m:r>
+              <m:rPr>
+                <m:scr m:val="script"/>
+              </m:rPr>
+              <w:rPr>
+                <w:rFonts w:ascii="Cambria Math" w:hAnsi="Cambria Math" w:cs="Cambria Math"/>
+              </w:rPr>
+              <m:t>A</m:t>
+            </m:r>
+            <m:ctrlPr>
+              <w:rPr>
+                <w:rFonts w:ascii="Cambria Math" w:hAnsi="Cambria Math" w:cs="Cambria Math"/>
+                <w:i/>
+              </w:rPr>
+            </m:ctrlPr>
+          </m:e>
+          <m:sub>
+            <m:r>
+              <m:rPr>
+                <m:nor/>
+              </m:rPr>
+              <w:rPr>
+                <w:rFonts w:ascii="Cambria Math" w:hAnsi="Cambria Math"/>
+              </w:rPr>
+              <m:t>test</m:t>
+            </m:r>
+          </m:sub>
+        </m:sSub>
+      </m:oMath>
+      <w:r>
+        <w:t xml:space="preserve"> empirisch unverträglich, folgt daraus nicht</w:t>
+      </w:r>
+    </w:p>
+    <w:p>
+      <w:pPr>
+        <w:pStyle w:val="Formel"/>
+      </w:pPr>
+      <m:oMath>
+        <m:r>
+          <m:t>¬</m:t>
+        </m:r>
+        <m:sSub>
+          <m:sSubPr>
+            <m:ctrlPr/>
+          </m:sSubPr>
+          <m:e>
+            <m:r>
+              <m:rPr>
+                <m:scr m:val="script"/>
+              </m:rPr>
+              <m:t>A</m:t>
+            </m:r>
+          </m:e>
+          <m:sub>
+            <m:r>
+              <m:rPr>
+                <m:nor/>
+              </m:rPr>
+              <m:t>test</m:t>
+            </m:r>
+          </m:sub>
+        </m:sSub>
+        <m:r>
+          <m:t> ⇏ ¬</m:t>
+        </m:r>
+        <m:r>
+          <m:rPr>
+            <m:nor/>
+          </m:rPr>
+          <m:t>P</m:t>
+        </m:r>
+        <m:sSub>
+          <m:sSubPr>
+            <m:ctrlPr/>
+          </m:sSubPr>
+          <m:e>
+            <m:r>
+              <m:rPr>
+                <m:nor/>
+              </m:rPr>
+              <m:t>A</m:t>
+            </m:r>
+          </m:e>
+          <m:sub>
+            <m:r>
+              <m:rPr>
+                <m:nor/>
+              </m:rPr>
+              <m:t>3.3.1</m:t>
+            </m:r>
+          </m:sub>
+        </m:sSub>
+        <m:r>
+          <m:t>.</m:t>
+        </m:r>
+      </m:oMath>
+      <w:r>
+        <w:t xml:space="preserve"> </w:t>
+      </w:r>
+      <w:r>
+        <w:tab/>
+        <w:t xml:space="preserve"> (3.3681)</w:t>
+      </w:r>
+    </w:p>
+    <w:p>
+      <w:pPr>
+        <w:pStyle w:val="StandardWeb"/>
+      </w:pPr>
+      <w:r>
+        <w:t xml:space="preserve">Vielmehr muss zunächst geprüft werden, ob die Brückenerweiterung </w:t>
+      </w:r>
+      <m:oMath>
+        <m:sSup>
+          <m:sSupPr>
+            <m:ctrlPr>
+              <w:rPr>
+                <w:rFonts w:ascii="Cambria Math" w:hAnsi="Cambria Math"/>
+                <w:i/>
+              </w:rPr>
+            </m:ctrlPr>
+          </m:sSupPr>
+          <m:e>
+            <m:r>
+              <m:rPr>
+                <m:scr m:val="fraktur"/>
+              </m:rPr>
+              <w:rPr>
+                <w:rFonts w:ascii="Cambria Math" w:hAnsi="Cambria Math" w:cs="Cambria Math"/>
+              </w:rPr>
+              <m:t>B</m:t>
+            </m:r>
+            <m:ctrlPr>
+              <w:rPr>
+                <w:rFonts w:ascii="Cambria Math" w:hAnsi="Cambria Math" w:cs="Cambria Math"/>
+                <w:i/>
+              </w:rPr>
+            </m:ctrlPr>
+          </m:e>
+          <m:sup>
+            <m:d>
+              <m:dPr>
+                <m:ctrlPr>
+                  <w:rPr>
+                    <w:rFonts w:ascii="Cambria Math" w:hAnsi="Cambria Math"/>
+                    <w:i/>
+                  </w:rPr>
+                </m:ctrlPr>
+              </m:dPr>
+              <m:e>
+                <m:r>
+                  <m:rPr>
+                    <m:sty m:val="p"/>
+                  </m:rPr>
+                  <w:rPr>
+                    <w:rFonts w:ascii="Cambria Math" w:hAnsi="Cambria Math"/>
+                  </w:rPr>
+                  <m:t>β</m:t>
+                </m:r>
+              </m:e>
+            </m:d>
+          </m:sup>
+        </m:sSup>
+      </m:oMath>
+      <w:r>
+        <w:t xml:space="preserve"> aufrechterhalten werden kann.</w:t>
+      </w:r>
+    </w:p>
+    <w:p>
+      <w:pPr>
+        <w:pStyle w:val="StandardWeb"/>
+      </w:pPr>
+      <w:r>
+        <w:t xml:space="preserve">Dasselbe gilt für eine zusätzliche Modellannahme </w:t>
+      </w:r>
+      <m:oMath>
+        <m:sSup>
+          <m:sSupPr>
+            <m:ctrlPr>
+              <w:rPr>
+                <w:rFonts w:ascii="Cambria Math" w:hAnsi="Cambria Math"/>
+                <w:i/>
+              </w:rPr>
+            </m:ctrlPr>
+          </m:sSupPr>
+          <m:e>
+            <m:r>
+              <m:rPr>
+                <m:scr m:val="script"/>
+              </m:rPr>
+              <w:rPr>
+                <w:rFonts w:ascii="Cambria Math" w:hAnsi="Cambria Math"/>
+              </w:rPr>
+              <m:t>M</m:t>
+            </m:r>
+          </m:e>
+          <m:sup>
+            <m:d>
+              <m:dPr>
+                <m:ctrlPr>
+                  <w:rPr>
+                    <w:rFonts w:ascii="Cambria Math" w:hAnsi="Cambria Math"/>
+                    <w:i/>
+                  </w:rPr>
+                </m:ctrlPr>
+              </m:dPr>
+              <m:e>
+                <m:r>
+                  <m:rPr>
+                    <m:sty m:val="p"/>
+                  </m:rPr>
+                  <w:rPr>
+                    <w:rFonts w:ascii="Cambria Math" w:hAnsi="Cambria Math"/>
+                  </w:rPr>
+                  <m:t>λ</m:t>
+                </m:r>
+              </m:e>
+            </m:d>
+          </m:sup>
+        </m:sSup>
+      </m:oMath>
+      <w:r>
+        <w:t>:</w:t>
+      </w:r>
+    </w:p>
+    <w:p>
+      <w:pPr>
+        <w:pStyle w:val="Formel"/>
+      </w:pPr>
+      <m:oMath>
+        <m:r>
+          <m:t>¬</m:t>
+        </m:r>
+        <m:sSub>
+          <m:sSubPr>
+            <m:ctrlPr/>
+          </m:sSubPr>
+          <m:e>
+            <m:r>
+              <m:rPr>
+                <m:scr m:val="script"/>
+              </m:rPr>
+              <m:t>A</m:t>
+            </m:r>
+          </m:e>
+          <m:sub>
+            <m:r>
+              <m:rPr>
+                <m:nor/>
+              </m:rPr>
+              <m:t>test</m:t>
+            </m:r>
+          </m:sub>
+        </m:sSub>
+        <m:r>
+          <m:t> ⟹ </m:t>
+        </m:r>
+        <m:r>
+          <m:rPr>
+            <m:nor/>
+          </m:rPr>
+          <m:t xml:space="preserve">Prüfung von </m:t>
+        </m:r>
+        <m:sSup>
+          <m:sSupPr>
+            <m:ctrlPr/>
+          </m:sSupPr>
+          <m:e>
+            <m:r>
+              <m:rPr>
+                <m:scr m:val="script"/>
+              </m:rPr>
+              <m:t>M</m:t>
+            </m:r>
+          </m:e>
+          <m:sup>
+            <m:d>
+              <m:dPr>
+                <m:ctrlPr/>
+              </m:dPr>
+              <m:e>
+                <m:r>
+                  <m:t>λ</m:t>
+                </m:r>
+              </m:e>
+            </m:d>
+            <m:r>
+              <m:rPr>
+                <m:nor/>
+              </m:rPr>
+              <m:t xml:space="preserve"> und ihrer Abhängigkeiten</m:t>
+            </m:r>
+          </m:sup>
+        </m:sSup>
+        <m:r>
+          <m:t>.</m:t>
+        </m:r>
+      </m:oMath>
+      <w:r>
+        <w:t xml:space="preserve"> </w:t>
+      </w:r>
+      <w:r>
+        <w:tab/>
+        <w:t xml:space="preserve"> (3.3682)</w:t>
+      </w:r>
+    </w:p>
+    <w:p>
+      <w:pPr>
+        <w:pStyle w:val="StandardWeb"/>
+      </w:pPr>
+      <w:r>
+        <w:t xml:space="preserve">Diese Lokalisierung ist eine direkte Fortsetzung der in Kapitel 3.3 entwickelten Erweiterungstaxonomie. </w:t>
+      </w:r>
+      <w:r>
+        <w:rPr>
+          <w:rStyle w:val="HTMLCode"/>
+          <w:rFonts w:eastAsia="Calibri"/>
+        </w:rPr>
+        <w:t>bridge</w:t>
+      </w:r>
+      <w:r>
+        <w:t xml:space="preserve"> und </w:t>
+      </w:r>
+      <w:r>
+        <w:rPr>
+          <w:rStyle w:val="HTMLCode"/>
+          <w:rFonts w:eastAsia="Calibri"/>
+        </w:rPr>
+        <w:t>model</w:t>
+      </w:r>
+      <w:r>
+        <w:t xml:space="preserve"> besitzen gerade deshalb einen vom Primärkern getrennten Status.</w:t>
+      </w:r>
+    </w:p>
+    <w:p>
+      <w:pPr>
+        <w:pStyle w:val="berschrift2"/>
+      </w:pPr>
+      <w:r>
+        <w:lastRenderedPageBreak/>
+        <w:t>Positive Befunde besitzen ebenfalls begrenzten Geltungsbereich</w:t>
+      </w:r>
+    </w:p>
+    <w:p>
+      <w:pPr>
+        <w:pStyle w:val="StandardWeb"/>
+      </w:pPr>
+      <w:r>
+        <w:t>Auch ein positiver Befund muss auf den tatsächlich geprüften Bestand begrenzt bleiben. Ist eine Rekonstruktion unter einem Prüfprofil empirisch verträglich, kann daraus höchstens geschlossen werden, dass die Kombination aus Rekonstruktion und Zusatzbestand durch diesen konkreten Befund nicht ausgeschlossen wird.</w:t>
+      </w:r>
+    </w:p>
+    <w:p>
+      <w:pPr>
+        <w:pStyle w:val="StandardWeb"/>
+      </w:pPr>
+      <w:r>
+        <w:t>Schematisch:</w:t>
+      </w:r>
+    </w:p>
+    <w:p>
+      <w:pPr>
+        <w:pStyle w:val="Formel"/>
+      </w:pPr>
+      <m:oMath>
+        <m:r>
+          <m:rPr>
+            <m:nor/>
+          </m:rPr>
+          <m:t>compatible</m:t>
+        </m:r>
+        <m:r>
+          <m:t> ⟹ </m:t>
+        </m:r>
+        <m:sSubSup>
+          <m:sSubSupPr>
+            <m:ctrlPr/>
+          </m:sSubSupPr>
+          <m:e>
+            <m:r>
+              <m:rPr>
+                <m:scr m:val="fraktur"/>
+              </m:rPr>
+              <m:t>B</m:t>
+            </m:r>
+          </m:e>
+          <m:sub>
+            <m:r>
+              <m:rPr>
+                <m:nor/>
+              </m:rPr>
+              <m:t>emp</m:t>
+            </m:r>
+          </m:sub>
+          <m:sup>
+            <m:d>
+              <m:dPr>
+                <m:ctrlPr/>
+              </m:dPr>
+              <m:e>
+                <m:r>
+                  <m:t>ζ</m:t>
+                </m:r>
+              </m:e>
+            </m:d>
+            <m:r>
+              <m:rPr>
+                <m:nor/>
+              </m:rPr>
+              <m:t xml:space="preserve"> bleibt unter dem vorliegenden Befund zulässig</m:t>
+            </m:r>
+          </m:sup>
+        </m:sSubSup>
+        <m:r>
+          <m:t>.</m:t>
+        </m:r>
+      </m:oMath>
+      <w:r>
+        <w:t xml:space="preserve"> </w:t>
+      </w:r>
+      <w:r>
+        <w:tab/>
+        <w:t xml:space="preserve"> (3.3683)</w:t>
+      </w:r>
+    </w:p>
+    <w:p>
+      <w:pPr>
+        <w:pStyle w:val="StandardWeb"/>
+      </w:pPr>
+      <w:r>
+        <w:t>Daraus folgt jedoch nicht</w:t>
+      </w:r>
+    </w:p>
+    <w:p>
+      <w:pPr>
+        <w:pStyle w:val="Formel"/>
+      </w:pPr>
+      <m:oMath>
+        <m:r>
+          <m:rPr>
+            <m:nor/>
+          </m:rPr>
+          <m:t>compatible</m:t>
+        </m:r>
+        <m:r>
+          <m:t> ⇏ </m:t>
+        </m:r>
+        <m:r>
+          <m:rPr>
+            <m:nor/>
+          </m:rPr>
+          <m:t>alle alternativen zulässigen Rekonstruktionen sind ausgeschlossen</m:t>
+        </m:r>
+        <m:r>
+          <m:t>.</m:t>
+        </m:r>
+      </m:oMath>
+      <w:r>
+        <w:t xml:space="preserve"> </w:t>
+      </w:r>
+      <w:r>
+        <w:tab/>
+        <w:t xml:space="preserve"> (3.3684)</w:t>
+      </w:r>
+    </w:p>
+    <w:p>
+      <w:pPr>
+        <w:pStyle w:val="StandardWeb"/>
+      </w:pPr>
+      <w:r>
+        <w:t xml:space="preserve">Diese Grenze ist insbesondere dann relevant, wenn strukturelle oder praktische Nichtidentifizierbarkeit vorliegt. Ein Kandidat kann mit Daten verträglich sein, obwohl weitere Kandidaten dieselbe oder eine statistisch nicht unterscheidbare empirische Signatur besitzen. Die Trennung zwischen struktureller und praktischer Identifizierbarkeit bleibt daher erhalten. ([101] Raue, Andreas; Kreutz, Clemens; Maiwald, Tim; Bachmann, Jasmin; Schilling, Marcel; Klingmüller, Ursula; Timmer, Jens: “Structural and practical identifiability analysis of partially observed dynamical models by exploiting the profile likelihood.” </w:t>
+      </w:r>
+      <w:r>
+        <w:rPr>
+          <w:rStyle w:val="Hervorhebung"/>
+        </w:rPr>
+        <w:t>Bioinformatics</w:t>
+      </w:r>
+      <w:r>
+        <w:t>, Vol. 25, Nr. 15, 2009, S. 1923–1929. DOI 10.1093/bioinformatics/btp358.)</w:t>
+      </w:r>
+    </w:p>
+    <w:p>
+      <w:pPr>
+        <w:pStyle w:val="berschrift2"/>
+      </w:pPr>
+      <w:r>
+        <w:t>Definition 3.6.10 – FRZK-Beobachtungszertifikat</w:t>
+      </w:r>
+    </w:p>
+    <w:p>
+      <w:pPr>
+        <w:pStyle w:val="StandardWeb"/>
+      </w:pPr>
+      <w:r>
+        <w:rPr>
+          <w:rStyle w:val="Fett"/>
+        </w:rPr>
+        <w:t>Eigenleistung dieser Arbeit.</w:t>
+      </w:r>
+      <w:r>
+        <w:t xml:space="preserve"> Ein </w:t>
+      </w:r>
+      <w:r>
+        <w:rPr>
+          <w:rStyle w:val="Fett"/>
+        </w:rPr>
+        <w:t>FRZK-Beobachtungszertifikat</w:t>
+      </w:r>
+      <w:r>
+        <w:t xml:space="preserve"> bezüglich eines empirischen Prüfkontextes </w:t>
+      </w:r>
+      <m:oMath>
+        <m:r>
+          <m:rPr>
+            <m:sty m:val="p"/>
+          </m:rPr>
+          <w:rPr>
+            <w:rFonts w:ascii="Cambria Math" w:hAnsi="Cambria Math"/>
+          </w:rPr>
+          <m:t>ζ</m:t>
+        </m:r>
+      </m:oMath>
+      <w:r>
+        <w:t xml:space="preserve"> ist der vollständig dokumentierte Nachweisdatensatz</w:t>
+      </w:r>
+    </w:p>
+    <w:p>
+      <w:pPr>
+        <w:pStyle w:val="Formel"/>
+      </w:pPr>
+      <m:oMath>
+        <m:sSubSup>
+          <m:sSubSupPr>
+            <m:ctrlPr/>
+          </m:sSubSupPr>
+          <m:e>
+            <m:r>
+              <m:rPr>
+                <m:scr m:val="fraktur"/>
+              </m:rPr>
+              <m:t>Z</m:t>
+            </m:r>
+          </m:e>
+          <m:sub>
+            <m:r>
+              <m:rPr>
+                <m:nor/>
+              </m:rPr>
+              <m:t>obs</m:t>
+            </m:r>
+          </m:sub>
+          <m:sup>
+            <m:d>
+              <m:dPr>
+                <m:ctrlPr/>
+              </m:dPr>
+              <m:e>
+                <m:r>
+                  <m:t>ζ</m:t>
+                </m:r>
+              </m:e>
+            </m:d>
+          </m:sup>
+        </m:sSubSup>
+        <m:r>
+          <m:t>≔</m:t>
+        </m:r>
+        <m:d>
+          <m:dPr>
+            <m:ctrlPr/>
+          </m:dPr>
+          <m:e>
+            <m:sSub>
+              <m:sSubPr>
+                <m:ctrlPr/>
+              </m:sSubPr>
+              <m:e>
+                <m:r>
+                  <m:rPr>
+                    <m:scr m:val="fraktur"/>
+                  </m:rPr>
+                  <m:t>q</m:t>
+                </m:r>
+              </m:e>
+              <m:sub>
+                <m:r>
+                  <m:rPr>
+                    <m:nor/>
+                  </m:rPr>
+                  <m:t>test</m:t>
+                </m:r>
+              </m:sub>
+            </m:sSub>
+            <m:r>
+              <m:t>,</m:t>
+            </m:r>
+            <m:sSubSup>
+              <m:sSubSupPr>
+                <m:ctrlPr/>
+              </m:sSubSupPr>
+              <m:e>
+                <m:r>
+                  <m:rPr>
+                    <m:scr m:val="fraktur"/>
+                  </m:rPr>
+                  <m:t>C</m:t>
+                </m:r>
+              </m:e>
+              <m:sub>
+                <m:r>
+                  <m:rPr>
+                    <m:nor/>
+                  </m:rPr>
+                  <m:t>obs</m:t>
+                </m:r>
+              </m:sub>
+              <m:sup>
+                <m:d>
+                  <m:dPr>
+                    <m:ctrlPr/>
+                  </m:dPr>
+                  <m:e>
+                    <m:r>
+                      <m:t>χ</m:t>
+                    </m:r>
+                  </m:e>
+                </m:d>
+              </m:sup>
+            </m:sSubSup>
+            <m:r>
+              <m:t>,</m:t>
+            </m:r>
+            <m:sSubSup>
+              <m:sSubSupPr>
+                <m:ctrlPr/>
+              </m:sSubSupPr>
+              <m:e>
+                <m:r>
+                  <m:rPr>
+                    <m:scr m:val="fraktur"/>
+                  </m:rPr>
+                  <m:t>C</m:t>
+                </m:r>
+              </m:e>
+              <m:sub>
+                <m:r>
+                  <m:rPr>
+                    <m:nor/>
+                  </m:rPr>
+                  <m:t>meas</m:t>
+                </m:r>
+              </m:sub>
+              <m:sup>
+                <m:d>
+                  <m:dPr>
+                    <m:ctrlPr/>
+                  </m:dPr>
+                  <m:e>
+                    <m:r>
+                      <m:t>μ</m:t>
+                    </m:r>
+                  </m:e>
+                </m:d>
+              </m:sup>
+            </m:sSubSup>
+            <m:r>
+              <m:t>,</m:t>
+            </m:r>
+            <m:sSubSup>
+              <m:sSubSupPr>
+                <m:ctrlPr/>
+              </m:sSubSupPr>
+              <m:e>
+                <m:r>
+                  <m:rPr>
+                    <m:scr m:val="fraktur"/>
+                  </m:rPr>
+                  <m:t>U</m:t>
+                </m:r>
+              </m:e>
+              <m:sub>
+                <m:r>
+                  <m:rPr>
+                    <m:nor/>
+                  </m:rPr>
+                  <m:t>meas</m:t>
+                </m:r>
+              </m:sub>
+              <m:sup>
+                <m:d>
+                  <m:dPr>
+                    <m:ctrlPr/>
+                  </m:dPr>
+                  <m:e>
+                    <m:r>
+                      <m:t>μ,υ</m:t>
+                    </m:r>
+                  </m:e>
+                </m:d>
+              </m:sup>
+            </m:sSubSup>
+            <m:r>
+              <m:t>,</m:t>
+            </m:r>
+            <m:sSubSup>
+              <m:sSubSupPr>
+                <m:ctrlPr/>
+              </m:sSubSupPr>
+              <m:e>
+                <m:r>
+                  <m:rPr>
+                    <m:scr m:val="fraktur"/>
+                  </m:rPr>
+                  <m:t>P</m:t>
+                </m:r>
+              </m:e>
+              <m:sub>
+                <m:r>
+                  <m:rPr>
+                    <m:nor/>
+                  </m:rPr>
+                  <m:t>emp</m:t>
+                </m:r>
+              </m:sub>
+              <m:sup>
+                <m:d>
+                  <m:dPr>
+                    <m:ctrlPr/>
+                  </m:dPr>
+                  <m:e>
+                    <m:r>
+                      <m:t>ζ</m:t>
+                    </m:r>
+                  </m:e>
+                </m:d>
+              </m:sup>
+            </m:sSubSup>
+            <m:r>
+              <m:t>,</m:t>
+            </m:r>
+            <m:sSubSup>
+              <m:sSubSupPr>
+                <m:ctrlPr/>
+              </m:sSubSupPr>
+              <m:e>
+                <m:r>
+                  <m:t>σ</m:t>
+                </m:r>
+              </m:e>
+              <m:sub>
+                <m:r>
+                  <m:rPr>
+                    <m:nor/>
+                  </m:rPr>
+                  <m:t>emp</m:t>
+                </m:r>
+              </m:sub>
+              <m:sup>
+                <m:d>
+                  <m:dPr>
+                    <m:ctrlPr/>
+                  </m:dPr>
+                  <m:e>
+                    <m:r>
+                      <m:t>ζ</m:t>
+                    </m:r>
+                  </m:e>
+                </m:d>
+              </m:sup>
+            </m:sSubSup>
+            <m:r>
+              <m:t>,</m:t>
+            </m:r>
+            <m:sSubSup>
+              <m:sSubSupPr>
+                <m:ctrlPr/>
+              </m:sSubSupPr>
+              <m:e>
+                <m:r>
+                  <m:rPr>
+                    <m:scr m:val="script"/>
+                  </m:rPr>
+                  <m:t>R</m:t>
+                </m:r>
+              </m:e>
+              <m:sub>
+                <m:r>
+                  <m:rPr>
+                    <m:nor/>
+                  </m:rPr>
+                  <m:t>scope</m:t>
+                </m:r>
+              </m:sub>
+              <m:sup>
+                <m:d>
+                  <m:dPr>
+                    <m:ctrlPr/>
+                  </m:dPr>
+                  <m:e>
+                    <m:r>
+                      <m:t>ζ</m:t>
+                    </m:r>
+                  </m:e>
+                </m:d>
+              </m:sup>
+            </m:sSubSup>
+            <m:r>
+              <m:t>,</m:t>
+            </m:r>
+            <m:sSubSup>
+              <m:sSubSupPr>
+                <m:ctrlPr/>
+              </m:sSubSupPr>
+              <m:e>
+                <m:r>
+                  <m:t>Π</m:t>
+                </m:r>
+              </m:e>
+              <m:sub>
+                <m:r>
+                  <m:rPr>
+                    <m:nor/>
+                  </m:rPr>
+                  <m:t>prov</m:t>
+                </m:r>
+              </m:sub>
+              <m:sup>
+                <m:d>
+                  <m:dPr>
+                    <m:ctrlPr/>
+                  </m:dPr>
+                  <m:e>
+                    <m:r>
+                      <m:t>ζ</m:t>
+                    </m:r>
+                  </m:e>
+                </m:d>
+              </m:sup>
+            </m:sSubSup>
+          </m:e>
+        </m:d>
+        <m:r>
+          <m:t>.</m:t>
+        </m:r>
+      </m:oMath>
+      <w:r>
+        <w:t xml:space="preserve"> </w:t>
+      </w:r>
+      <w:r>
+        <w:tab/>
+        <w:t xml:space="preserve"> (3.3685)</w:t>
+      </w:r>
+    </w:p>
+    <w:p>
+      <w:pPr>
+        <w:pStyle w:val="StandardWeb"/>
+      </w:pPr>
+      <w:r>
+        <w:t xml:space="preserve">Dabei bezeichnet </w:t>
+      </w:r>
+      <m:oMath>
+        <m:sSub>
+          <m:sSubPr>
+            <m:ctrlPr>
+              <w:rPr>
+                <w:rFonts w:ascii="Cambria Math" w:hAnsi="Cambria Math"/>
+                <w:i/>
+              </w:rPr>
+            </m:ctrlPr>
+          </m:sSubPr>
+          <m:e>
+            <m:r>
+              <m:rPr>
+                <m:scr m:val="fraktur"/>
+              </m:rPr>
+              <w:rPr>
+                <w:rFonts w:ascii="Cambria Math" w:hAnsi="Cambria Math" w:cs="Cambria Math"/>
+              </w:rPr>
+              <m:t>q</m:t>
+            </m:r>
+            <m:ctrlPr>
+              <w:rPr>
+                <w:rFonts w:ascii="Cambria Math" w:hAnsi="Cambria Math" w:cs="Cambria Math"/>
+                <w:i/>
+              </w:rPr>
+            </m:ctrlPr>
+          </m:e>
+          <m:sub>
+            <m:r>
+              <m:rPr>
+                <m:nor/>
+              </m:rPr>
+              <w:rPr>
+                <w:rFonts w:ascii="Cambria Math" w:hAnsi="Cambria Math"/>
+              </w:rPr>
+              <m:t>test</m:t>
+            </m:r>
+          </m:sub>
+        </m:sSub>
+      </m:oMath>
+      <w:r>
+        <w:t xml:space="preserve"> die tatsächlich geprüfte Rekonstruktion beziehungsweise den geprüften theoretischen Kandidatenbestand, </w:t>
+      </w:r>
+      <m:oMath>
+        <m:sSubSup>
+          <m:sSubSupPr>
+            <m:ctrlPr>
+              <w:rPr>
+                <w:rFonts w:ascii="Cambria Math" w:hAnsi="Cambria Math"/>
+                <w:i/>
+              </w:rPr>
+            </m:ctrlPr>
+          </m:sSubSupPr>
+          <m:e>
+            <m:r>
+              <m:rPr>
+                <m:scr m:val="fraktur"/>
+              </m:rPr>
+              <w:rPr>
+                <w:rFonts w:ascii="Cambria Math" w:hAnsi="Cambria Math"/>
+              </w:rPr>
+              <m:t>C</m:t>
+            </m:r>
+          </m:e>
+          <m:sub>
+            <m:r>
+              <m:rPr>
+                <m:nor/>
+              </m:rPr>
+              <w:rPr>
+                <w:rFonts w:ascii="Cambria Math" w:hAnsi="Cambria Math"/>
+              </w:rPr>
+              <m:t>obs</m:t>
+            </m:r>
+          </m:sub>
+          <m:sup>
+            <m:d>
+              <m:dPr>
+                <m:ctrlPr>
+                  <w:rPr>
+                    <w:rFonts w:ascii="Cambria Math" w:hAnsi="Cambria Math"/>
+                    <w:i/>
+                  </w:rPr>
+                </m:ctrlPr>
+              </m:dPr>
+              <m:e>
+                <m:r>
+                  <m:rPr>
+                    <m:sty m:val="p"/>
+                  </m:rPr>
+                  <w:rPr>
+                    <w:rFonts w:ascii="Cambria Math" w:hAnsi="Cambria Math"/>
+                  </w:rPr>
+                  <m:t>χ</m:t>
+                </m:r>
+              </m:e>
+            </m:d>
+          </m:sup>
+        </m:sSubSup>
+      </m:oMath>
+      <w:r>
+        <w:t xml:space="preserve"> den Beobachtungskontext, </w:t>
+      </w:r>
+      <m:oMath>
+        <m:sSubSup>
+          <m:sSubSupPr>
+            <m:ctrlPr>
+              <w:rPr>
+                <w:rFonts w:ascii="Cambria Math" w:hAnsi="Cambria Math"/>
+                <w:i/>
+              </w:rPr>
+            </m:ctrlPr>
+          </m:sSubSupPr>
+          <m:e>
+            <m:r>
+              <m:rPr>
+                <m:scr m:val="fraktur"/>
+              </m:rPr>
+              <w:rPr>
+                <w:rFonts w:ascii="Cambria Math" w:hAnsi="Cambria Math"/>
+              </w:rPr>
+              <m:t>C</m:t>
+            </m:r>
+          </m:e>
+          <m:sub>
+            <m:r>
+              <m:rPr>
+                <m:nor/>
+              </m:rPr>
+              <w:rPr>
+                <w:rFonts w:ascii="Cambria Math" w:hAnsi="Cambria Math"/>
+              </w:rPr>
+              <m:t>meas</m:t>
+            </m:r>
+          </m:sub>
+          <m:sup>
+            <m:d>
+              <m:dPr>
+                <m:ctrlPr>
+                  <w:rPr>
+                    <w:rFonts w:ascii="Cambria Math" w:hAnsi="Cambria Math"/>
+                    <w:i/>
+                  </w:rPr>
+                </m:ctrlPr>
+              </m:dPr>
+              <m:e>
+                <m:r>
+                  <m:rPr>
+                    <m:sty m:val="p"/>
+                  </m:rPr>
+                  <w:rPr>
+                    <w:rFonts w:ascii="Cambria Math" w:hAnsi="Cambria Math"/>
+                  </w:rPr>
+                  <m:t>μ</m:t>
+                </m:r>
+              </m:e>
+            </m:d>
+          </m:sup>
+        </m:sSubSup>
+      </m:oMath>
+      <w:r>
+        <w:t xml:space="preserve"> den quantitativen Messkontext und </w:t>
+      </w:r>
+      <m:oMath>
+        <m:sSubSup>
+          <m:sSubSupPr>
+            <m:ctrlPr>
+              <w:rPr>
+                <w:rFonts w:ascii="Cambria Math" w:hAnsi="Cambria Math"/>
+                <w:i/>
+              </w:rPr>
+            </m:ctrlPr>
+          </m:sSubSupPr>
+          <m:e>
+            <m:r>
+              <m:rPr>
+                <m:scr m:val="fraktur"/>
+              </m:rPr>
+              <w:rPr>
+                <w:rFonts w:ascii="Cambria Math" w:hAnsi="Cambria Math" w:cs="Cambria Math"/>
+              </w:rPr>
+              <m:t>U</m:t>
+            </m:r>
+            <m:ctrlPr>
+              <w:rPr>
+                <w:rFonts w:ascii="Cambria Math" w:hAnsi="Cambria Math" w:cs="Cambria Math"/>
+                <w:i/>
+              </w:rPr>
+            </m:ctrlPr>
+          </m:e>
+          <m:sub>
+            <m:r>
+              <m:rPr>
+                <m:nor/>
+              </m:rPr>
+              <w:rPr>
+                <w:rFonts w:ascii="Cambria Math" w:hAnsi="Cambria Math"/>
+              </w:rPr>
+              <m:t>meas</m:t>
+            </m:r>
+          </m:sub>
+          <m:sup>
+            <m:d>
+              <m:dPr>
+                <m:ctrlPr>
+                  <w:rPr>
+                    <w:rFonts w:ascii="Cambria Math" w:hAnsi="Cambria Math"/>
+                    <w:i/>
+                  </w:rPr>
+                </m:ctrlPr>
+              </m:dPr>
+              <m:e>
+                <m:r>
+                  <m:rPr>
+                    <m:sty m:val="p"/>
+                  </m:rPr>
+                  <w:rPr>
+                    <w:rFonts w:ascii="Cambria Math" w:hAnsi="Cambria Math"/>
+                  </w:rPr>
+                  <m:t>μ</m:t>
+                </m:r>
+                <m:r>
+                  <w:rPr>
+                    <w:rFonts w:ascii="Cambria Math" w:hAnsi="Cambria Math"/>
+                  </w:rPr>
+                  <m:t>,</m:t>
+                </m:r>
+                <m:r>
+                  <m:rPr>
+                    <m:sty m:val="p"/>
+                  </m:rPr>
+                  <w:rPr>
+                    <w:rFonts w:ascii="Cambria Math" w:hAnsi="Cambria Math"/>
+                  </w:rPr>
+                  <m:t>υ</m:t>
+                </m:r>
+              </m:e>
+            </m:d>
+          </m:sup>
+        </m:sSubSup>
+      </m:oMath>
+      <w:r>
+        <w:t xml:space="preserve"> das verwendete Messunsicherheitsprofil, sofern ein solches Bestandteil der Prüfung ist. Das empirische Prüfprofil wird durch </w:t>
+      </w:r>
+      <m:oMath>
+        <m:sSubSup>
+          <m:sSubSupPr>
+            <m:ctrlPr>
+              <w:rPr>
+                <w:rFonts w:ascii="Cambria Math" w:hAnsi="Cambria Math"/>
+                <w:i/>
+              </w:rPr>
+            </m:ctrlPr>
+          </m:sSubSupPr>
+          <m:e>
+            <m:r>
+              <m:rPr>
+                <m:scr m:val="fraktur"/>
+              </m:rPr>
+              <w:rPr>
+                <w:rFonts w:ascii="Cambria Math" w:hAnsi="Cambria Math" w:cs="Cambria Math"/>
+              </w:rPr>
+              <m:t>P</m:t>
+            </m:r>
+            <m:ctrlPr>
+              <w:rPr>
+                <w:rFonts w:ascii="Cambria Math" w:hAnsi="Cambria Math" w:cs="Cambria Math"/>
+                <w:i/>
+              </w:rPr>
+            </m:ctrlPr>
+          </m:e>
+          <m:sub>
+            <m:r>
+              <m:rPr>
+                <m:nor/>
+              </m:rPr>
+              <w:rPr>
+                <w:rFonts w:ascii="Cambria Math" w:hAnsi="Cambria Math"/>
+              </w:rPr>
+              <m:t>emp</m:t>
+            </m:r>
+          </m:sub>
+          <m:sup>
+            <m:d>
+              <m:dPr>
+                <m:ctrlPr>
+                  <w:rPr>
+                    <w:rFonts w:ascii="Cambria Math" w:hAnsi="Cambria Math"/>
+                    <w:i/>
+                  </w:rPr>
+                </m:ctrlPr>
+              </m:dPr>
+              <m:e>
+                <m:r>
+                  <m:rPr>
+                    <m:sty m:val="p"/>
+                  </m:rPr>
+                  <w:rPr>
+                    <w:rFonts w:ascii="Cambria Math" w:hAnsi="Cambria Math"/>
+                  </w:rPr>
+                  <m:t>ζ</m:t>
+                </m:r>
+              </m:e>
+            </m:d>
+          </m:sup>
+        </m:sSubSup>
+      </m:oMath>
+      <w:r>
+        <w:t xml:space="preserve"> referenziert.</w:t>
+      </w:r>
+    </w:p>
+    <w:p>
+      <w:pPr>
+        <w:pStyle w:val="StandardWeb"/>
+      </w:pPr>
+      <w:r>
+        <w:t xml:space="preserve">Der Bestandteil </w:t>
+      </w:r>
+      <m:oMath>
+        <m:sSubSup>
+          <m:sSubSupPr>
+            <m:ctrlPr>
+              <w:rPr>
+                <w:rFonts w:ascii="Cambria Math" w:hAnsi="Cambria Math"/>
+                <w:i/>
+              </w:rPr>
+            </m:ctrlPr>
+          </m:sSubSupPr>
+          <m:e>
+            <m:r>
+              <m:rPr>
+                <m:sty m:val="p"/>
+              </m:rPr>
+              <w:rPr>
+                <w:rFonts w:ascii="Cambria Math" w:hAnsi="Cambria Math"/>
+              </w:rPr>
+              <m:t>σ</m:t>
+            </m:r>
+            <m:ctrlPr>
+              <w:rPr>
+                <w:rFonts w:ascii="Cambria Math" w:hAnsi="Cambria Math"/>
+              </w:rPr>
+            </m:ctrlPr>
+          </m:e>
+          <m:sub>
+            <m:r>
+              <m:rPr>
+                <m:nor/>
+              </m:rPr>
+              <w:rPr>
+                <w:rFonts w:ascii="Cambria Math" w:hAnsi="Cambria Math"/>
+              </w:rPr>
+              <m:t>emp</m:t>
+            </m:r>
+          </m:sub>
+          <m:sup>
+            <m:d>
+              <m:dPr>
+                <m:ctrlPr>
+                  <w:rPr>
+                    <w:rFonts w:ascii="Cambria Math" w:hAnsi="Cambria Math"/>
+                    <w:i/>
+                  </w:rPr>
+                </m:ctrlPr>
+              </m:dPr>
+              <m:e>
+                <m:r>
+                  <m:rPr>
+                    <m:sty m:val="p"/>
+                  </m:rPr>
+                  <w:rPr>
+                    <w:rFonts w:ascii="Cambria Math" w:hAnsi="Cambria Math"/>
+                  </w:rPr>
+                  <m:t>ζ</m:t>
+                </m:r>
+              </m:e>
+            </m:d>
+          </m:sup>
+        </m:sSubSup>
+      </m:oMath>
+      <w:r>
+        <w:t xml:space="preserve"> enthält den tatsächlich erreichten Ergebnisstatus:</w:t>
+      </w:r>
+    </w:p>
+    <w:p>
+      <w:pPr>
+        <w:pStyle w:val="Formel"/>
+      </w:pPr>
+      <m:oMath>
+        <m:sSubSup>
+          <m:sSubSupPr>
+            <m:ctrlPr/>
+          </m:sSubSupPr>
+          <m:e>
+            <m:r>
+              <m:t>σ</m:t>
+            </m:r>
+          </m:e>
+          <m:sub>
+            <m:r>
+              <m:rPr>
+                <m:nor/>
+              </m:rPr>
+              <m:t>emp</m:t>
+            </m:r>
+          </m:sub>
+          <m:sup>
+            <m:d>
+              <m:dPr>
+                <m:ctrlPr/>
+              </m:dPr>
+              <m:e>
+                <m:r>
+                  <m:t>ζ</m:t>
+                </m:r>
+              </m:e>
+            </m:d>
+          </m:sup>
+        </m:sSubSup>
+        <m:r>
+          <m:t>∈</m:t>
+        </m:r>
+        <m:sSub>
+          <m:sSubPr>
+            <m:ctrlPr/>
+          </m:sSubPr>
+          <m:e>
+            <m:r>
+              <m:t>Σ</m:t>
+            </m:r>
+          </m:e>
+          <m:sub>
+            <m:r>
+              <m:rPr>
+                <m:nor/>
+              </m:rPr>
+              <m:t>emp</m:t>
+            </m:r>
+          </m:sub>
+        </m:sSub>
+        <m:r>
+          <m:t>.</m:t>
+        </m:r>
+      </m:oMath>
+      <w:r>
+        <w:t xml:space="preserve"> </w:t>
+      </w:r>
+      <w:r>
+        <w:tab/>
+        <w:t xml:space="preserve"> (3.3686)</w:t>
+      </w:r>
+    </w:p>
+    <w:p>
+      <w:pPr>
+        <w:pStyle w:val="StandardWeb"/>
+      </w:pPr>
+      <w:r>
+        <w:lastRenderedPageBreak/>
+        <w:t xml:space="preserve">Mit </w:t>
+      </w:r>
+      <m:oMath>
+        <m:sSubSup>
+          <m:sSubSupPr>
+            <m:ctrlPr>
+              <w:rPr>
+                <w:rFonts w:ascii="Cambria Math" w:hAnsi="Cambria Math"/>
+                <w:i/>
+              </w:rPr>
+            </m:ctrlPr>
+          </m:sSubSupPr>
+          <m:e>
+            <m:r>
+              <m:rPr>
+                <m:scr m:val="script"/>
+              </m:rPr>
+              <w:rPr>
+                <w:rFonts w:ascii="Cambria Math" w:hAnsi="Cambria Math"/>
+              </w:rPr>
+              <m:t>R</m:t>
+            </m:r>
+          </m:e>
+          <m:sub>
+            <m:r>
+              <m:rPr>
+                <m:nor/>
+              </m:rPr>
+              <w:rPr>
+                <w:rFonts w:ascii="Cambria Math" w:hAnsi="Cambria Math"/>
+              </w:rPr>
+              <m:t>scope</m:t>
+            </m:r>
+          </m:sub>
+          <m:sup>
+            <m:d>
+              <m:dPr>
+                <m:ctrlPr>
+                  <w:rPr>
+                    <w:rFonts w:ascii="Cambria Math" w:hAnsi="Cambria Math"/>
+                    <w:i/>
+                  </w:rPr>
+                </m:ctrlPr>
+              </m:dPr>
+              <m:e>
+                <m:r>
+                  <m:rPr>
+                    <m:sty m:val="p"/>
+                  </m:rPr>
+                  <w:rPr>
+                    <w:rFonts w:ascii="Cambria Math" w:hAnsi="Cambria Math"/>
+                  </w:rPr>
+                  <m:t>ζ</m:t>
+                </m:r>
+              </m:e>
+            </m:d>
+          </m:sup>
+        </m:sSubSup>
+      </m:oMath>
+      <w:r>
+        <w:t xml:space="preserve"> bezeichne ich den ausdrücklich angegebenen </w:t>
+      </w:r>
+      <w:r>
+        <w:rPr>
+          <w:rStyle w:val="Fett"/>
+        </w:rPr>
+        <w:t>Geltungsbereich der Prüfaussage</w:t>
+      </w:r>
+      <w:r>
+        <w:t>. Er muss festhalten, welche theoretische Ebene durch das Ergebnis tatsächlich erreicht wird, beispielsweise eine einzelne Modellannahme, eine Brückenerweiterung, eine konkrete Rekonstruktion, einen Kandidatenvergleich oder – nur bei entsprechend starker Ableitung – eine Aussage über den universellen Kern.</w:t>
+      </w:r>
+    </w:p>
+    <w:p>
+      <w:pPr>
+        <w:pStyle w:val="StandardWeb"/>
+      </w:pPr>
+      <w:r>
+        <w:t xml:space="preserve">Der Bestandteil </w:t>
+      </w:r>
+      <m:oMath>
+        <m:sSubSup>
+          <m:sSubSupPr>
+            <m:ctrlPr>
+              <w:rPr>
+                <w:rFonts w:ascii="Cambria Math" w:hAnsi="Cambria Math"/>
+                <w:i/>
+              </w:rPr>
+            </m:ctrlPr>
+          </m:sSubSupPr>
+          <m:e>
+            <m:r>
+              <m:rPr>
+                <m:sty m:val="p"/>
+              </m:rPr>
+              <w:rPr>
+                <w:rFonts w:ascii="Cambria Math" w:hAnsi="Cambria Math"/>
+              </w:rPr>
+              <m:t>Π</m:t>
+            </m:r>
+            <m:ctrlPr>
+              <w:rPr>
+                <w:rFonts w:ascii="Cambria Math" w:hAnsi="Cambria Math"/>
+              </w:rPr>
+            </m:ctrlPr>
+          </m:e>
+          <m:sub>
+            <m:r>
+              <m:rPr>
+                <m:nor/>
+              </m:rPr>
+              <w:rPr>
+                <w:rFonts w:ascii="Cambria Math" w:hAnsi="Cambria Math"/>
+              </w:rPr>
+              <m:t>prov</m:t>
+            </m:r>
+          </m:sub>
+          <m:sup>
+            <m:d>
+              <m:dPr>
+                <m:ctrlPr>
+                  <w:rPr>
+                    <w:rFonts w:ascii="Cambria Math" w:hAnsi="Cambria Math"/>
+                    <w:i/>
+                  </w:rPr>
+                </m:ctrlPr>
+              </m:dPr>
+              <m:e>
+                <m:r>
+                  <m:rPr>
+                    <m:sty m:val="p"/>
+                  </m:rPr>
+                  <w:rPr>
+                    <w:rFonts w:ascii="Cambria Math" w:hAnsi="Cambria Math"/>
+                  </w:rPr>
+                  <m:t>ζ</m:t>
+                </m:r>
+              </m:e>
+            </m:d>
+          </m:sup>
+        </m:sSubSup>
+      </m:oMath>
+      <w:r>
+        <w:t xml:space="preserve"> enthält schließlich die vollständige Provenienz des Zertifikats: verwendete Definitionen, Modelle, Brücken, Messverfahren, Datenstände, Software- beziehungsweise Auswertungsversionen, Unsicherheitsannahmen, statistische Regeln und weitere für Reproduzierbarkeit und Interpretation erforderliche Abhängigkeiten.</w:t>
+      </w:r>
+    </w:p>
+    <w:p>
+      <w:pPr>
+        <w:pStyle w:val="StandardWeb"/>
+      </w:pPr>
+      <w:r>
+        <w:t xml:space="preserve">Ein Beobachtungszertifikat ist damit kein „Gütesiegel“, das die Wahrheit einer Rekonstruktion bestätigt. Es ist ein </w:t>
+      </w:r>
+      <w:r>
+        <w:rPr>
+          <w:rStyle w:val="Fett"/>
+        </w:rPr>
+        <w:t>strukturierter Nachweis darüber, was tatsächlich geprüft wurde, mit welchen Mitteln geprüft wurde, welches Ergebnis erreicht wurde und welchen Geltungsbereich dieses Ergebnis besitzt</w:t>
+      </w:r>
+      <w:r>
+        <w:t>.</w:t>
+      </w:r>
+    </w:p>
+    <w:p>
+      <w:pPr>
+        <w:pStyle w:val="berschrift2"/>
+      </w:pPr>
+      <w:r>
+        <w:t>Vollständigkeitsbedingung des Beobachtungszertifikats</w:t>
+      </w:r>
+    </w:p>
+    <w:p>
+      <w:pPr>
+        <w:pStyle w:val="StandardWeb"/>
+      </w:pPr>
+      <w:r>
+        <w:t>Ein Beobachtungszertifikat darf nur als vollständig gelten, wenn keine der für die Prüfaussage wesentlichen Abhängigkeiten ausgelassen wurde.</w:t>
+      </w:r>
+    </w:p>
+    <w:p>
+      <w:pPr>
+        <w:pStyle w:val="StandardWeb"/>
+      </w:pPr>
+      <w:r>
+        <w:t>Schematisch fordere ich</w:t>
+      </w:r>
+    </w:p>
+    <w:p>
+      <w:pPr>
+        <w:pStyle w:val="Formel"/>
+      </w:pPr>
+      <m:oMath>
+        <m:r>
+          <m:rPr>
+            <m:nor/>
+          </m:rPr>
+          <m:t>Complete</m:t>
+        </m:r>
+        <m:d>
+          <m:dPr>
+            <m:ctrlPr/>
+          </m:dPr>
+          <m:e>
+            <m:sSubSup>
+              <m:sSubSupPr>
+                <m:ctrlPr/>
+              </m:sSubSupPr>
+              <m:e>
+                <m:r>
+                  <m:rPr>
+                    <m:scr m:val="fraktur"/>
+                  </m:rPr>
+                  <m:t>Z</m:t>
+                </m:r>
+              </m:e>
+              <m:sub>
+                <m:r>
+                  <m:rPr>
+                    <m:nor/>
+                  </m:rPr>
+                  <m:t>obs</m:t>
+                </m:r>
+              </m:sub>
+              <m:sup>
+                <m:d>
+                  <m:dPr>
+                    <m:ctrlPr/>
+                  </m:dPr>
+                  <m:e>
+                    <m:r>
+                      <m:t>ζ</m:t>
+                    </m:r>
+                  </m:e>
+                </m:d>
+              </m:sup>
+            </m:sSubSup>
+          </m:e>
+        </m:d>
+        <m:r>
+          <m:t> ⟺ </m:t>
+        </m:r>
+        <m:r>
+          <m:rPr>
+            <m:nor/>
+          </m:rPr>
+          <m:t>Dep</m:t>
+        </m:r>
+        <m:d>
+          <m:dPr>
+            <m:ctrlPr/>
+          </m:dPr>
+          <m:e>
+            <m:sSubSup>
+              <m:sSubSupPr>
+                <m:ctrlPr/>
+              </m:sSubSupPr>
+              <m:e>
+                <m:r>
+                  <m:rPr>
+                    <m:scr m:val="script"/>
+                  </m:rPr>
+                  <m:t>A</m:t>
+                </m:r>
+              </m:e>
+              <m:sub>
+                <m:r>
+                  <m:rPr>
+                    <m:nor/>
+                  </m:rPr>
+                  <m:t>emp</m:t>
+                </m:r>
+              </m:sub>
+              <m:sup>
+                <m:d>
+                  <m:dPr>
+                    <m:ctrlPr/>
+                  </m:dPr>
+                  <m:e>
+                    <m:r>
+                      <m:t>ζ</m:t>
+                    </m:r>
+                  </m:e>
+                </m:d>
+              </m:sup>
+            </m:sSubSup>
+          </m:e>
+        </m:d>
+        <m:r>
+          <m:t>⊆</m:t>
+        </m:r>
+        <m:sSubSup>
+          <m:sSubSupPr>
+            <m:ctrlPr/>
+          </m:sSubSupPr>
+          <m:e>
+            <m:r>
+              <m:t>Π</m:t>
+            </m:r>
+          </m:e>
+          <m:sub>
+            <m:r>
+              <m:rPr>
+                <m:nor/>
+              </m:rPr>
+              <m:t>prov</m:t>
+            </m:r>
+          </m:sub>
+          <m:sup>
+            <m:d>
+              <m:dPr>
+                <m:ctrlPr/>
+              </m:dPr>
+              <m:e>
+                <m:r>
+                  <m:t>ζ</m:t>
+                </m:r>
+              </m:e>
+            </m:d>
+          </m:sup>
+        </m:sSubSup>
+        <m:r>
+          <m:t>.</m:t>
+        </m:r>
+      </m:oMath>
+      <w:r>
+        <w:t xml:space="preserve"> </w:t>
+      </w:r>
+      <w:r>
+        <w:tab/>
+        <w:t xml:space="preserve"> (3.3687)</w:t>
+      </w:r>
+    </w:p>
+    <w:p>
+      <w:pPr>
+        <w:pStyle w:val="StandardWeb"/>
+      </w:pPr>
+      <w:r>
+        <w:t xml:space="preserve">Dabei bezeichnet </w:t>
+      </w:r>
+      <m:oMath>
+        <m:r>
+          <m:rPr>
+            <m:nor/>
+          </m:rPr>
+          <w:rPr>
+            <w:rFonts w:ascii="Cambria Math" w:hAnsi="Cambria Math"/>
+          </w:rPr>
+          <m:t>Dep</m:t>
+        </m:r>
+        <m:d>
+          <m:dPr>
+            <m:ctrlPr>
+              <w:rPr>
+                <w:rFonts w:ascii="Cambria Math" w:hAnsi="Cambria Math"/>
+                <w:i/>
+              </w:rPr>
+            </m:ctrlPr>
+          </m:dPr>
+          <m:e>
+            <m:sSubSup>
+              <m:sSubSupPr>
+                <m:ctrlPr>
+                  <w:rPr>
+                    <w:rFonts w:ascii="Cambria Math" w:hAnsi="Cambria Math"/>
+                    <w:i/>
+                  </w:rPr>
+                </m:ctrlPr>
+              </m:sSubSupPr>
+              <m:e>
+                <m:r>
+                  <m:rPr>
+                    <m:scr m:val="script"/>
+                  </m:rPr>
+                  <w:rPr>
+                    <w:rFonts w:ascii="Cambria Math" w:hAnsi="Cambria Math" w:cs="Cambria Math"/>
+                  </w:rPr>
+                  <m:t>A</m:t>
+                </m:r>
+              </m:e>
+              <m:sub>
+                <m:r>
+                  <m:rPr>
+                    <m:nor/>
+                  </m:rPr>
+                  <w:rPr>
+                    <w:rFonts w:ascii="Cambria Math" w:hAnsi="Cambria Math"/>
+                  </w:rPr>
+                  <m:t>emp</m:t>
+                </m:r>
+              </m:sub>
+              <m:sup>
+                <m:d>
+                  <m:dPr>
+                    <m:ctrlPr>
+                      <w:rPr>
+                        <w:rFonts w:ascii="Cambria Math" w:hAnsi="Cambria Math"/>
+                        <w:i/>
+                      </w:rPr>
+                    </m:ctrlPr>
+                  </m:dPr>
+                  <m:e>
+                    <m:r>
+                      <m:rPr>
+                        <m:sty m:val="p"/>
+                      </m:rPr>
+                      <w:rPr>
+                        <w:rFonts w:ascii="Cambria Math" w:hAnsi="Cambria Math"/>
+                      </w:rPr>
+                      <m:t>ζ</m:t>
+                    </m:r>
+                  </m:e>
+                </m:d>
+              </m:sup>
+            </m:sSubSup>
+          </m:e>
+        </m:d>
+      </m:oMath>
+      <w:r>
+        <w:t xml:space="preserve"> die Menge der tatsächlichen Abhängigkeiten der empirischen Aussage. Die Funktion </w:t>
+      </w:r>
+      <m:oMath>
+        <m:r>
+          <m:rPr>
+            <m:nor/>
+          </m:rPr>
+          <w:rPr>
+            <w:rFonts w:ascii="Cambria Math" w:hAnsi="Cambria Math"/>
+          </w:rPr>
+          <m:t>Dep</m:t>
+        </m:r>
+      </m:oMath>
+      <w:r>
+        <w:t xml:space="preserve"> wird hier lediglich als Hilfsnotation für den bereits in Kapitel 3.3 und 3.4 aufgebauten Abhängigkeitsgedanken verwendet.</w:t>
+      </w:r>
+    </w:p>
+    <w:p>
+      <w:pPr>
+        <w:pStyle w:val="StandardWeb"/>
+      </w:pPr>
+      <w:r>
+        <w:t>Fehlt eine wesentliche Abhängigkeit, gilt</w:t>
+      </w:r>
+    </w:p>
+    <w:p>
+      <w:pPr>
+        <w:pStyle w:val="Formel"/>
+      </w:pPr>
+      <m:oMath>
+        <m:r>
+          <m:t>¬</m:t>
+        </m:r>
+        <m:r>
+          <m:rPr>
+            <m:nor/>
+          </m:rPr>
+          <m:t>Complete</m:t>
+        </m:r>
+        <m:d>
+          <m:dPr>
+            <m:ctrlPr/>
+          </m:dPr>
+          <m:e>
+            <m:sSubSup>
+              <m:sSubSupPr>
+                <m:ctrlPr/>
+              </m:sSubSupPr>
+              <m:e>
+                <m:r>
+                  <m:rPr>
+                    <m:scr m:val="fraktur"/>
+                  </m:rPr>
+                  <m:t>Z</m:t>
+                </m:r>
+              </m:e>
+              <m:sub>
+                <m:r>
+                  <m:rPr>
+                    <m:nor/>
+                  </m:rPr>
+                  <m:t>obs</m:t>
+                </m:r>
+              </m:sub>
+              <m:sup>
+                <m:d>
+                  <m:dPr>
+                    <m:ctrlPr/>
+                  </m:dPr>
+                  <m:e>
+                    <m:r>
+                      <m:t>ζ</m:t>
+                    </m:r>
+                  </m:e>
+                </m:d>
+              </m:sup>
+            </m:sSubSup>
+          </m:e>
+        </m:d>
+        <m:r>
+          <m:t>.</m:t>
+        </m:r>
+      </m:oMath>
+      <w:r>
+        <w:t xml:space="preserve"> </w:t>
+      </w:r>
+      <w:r>
+        <w:tab/>
+        <w:t xml:space="preserve"> (3.3688)</w:t>
+      </w:r>
+    </w:p>
+    <w:p>
+      <w:pPr>
+        <w:pStyle w:val="StandardWeb"/>
+      </w:pPr>
+      <w:r>
+        <w:t>Ein solches Zertifikat darf dann nicht als vollständiger empirischer Nachweis verwendet werden.</w:t>
+      </w:r>
+    </w:p>
+    <w:p>
+      <w:pPr>
+        <w:pStyle w:val="berschrift2"/>
+      </w:pPr>
+      <w:r>
+        <w:t>Zertifikat und Reproduzierbarkeit</w:t>
+      </w:r>
+    </w:p>
+    <w:p>
+      <w:pPr>
+        <w:pStyle w:val="StandardWeb"/>
+      </w:pPr>
+      <w:r>
+        <w:t xml:space="preserve">Die in Definition 3.6.10 verlangte Provenienz ist außerdem Voraussetzung dafür, dass ein empirisches Ergebnis überhaupt unter denselben Bedingungen reproduzierbar geprüft werden kann. Insbesondere müssen Messmodell, Messverfahren und relevante Unsicherheitsangaben nachvollziehbar bleiben. Dies entspricht der metrologischen Forderung, Messresultate nicht von ihrer Mess- und Unsicherheitsinformation zu trennen. ([98] Joint Committee for Guides in Metrology </w:t>
+      </w:r>
+      <m:oMath>
+        <m:r>
+          <w:rPr>
+            <w:rFonts w:ascii="Cambria Math" w:hAnsi="Cambria Math"/>
+          </w:rPr>
+          <m:t>JCGM</m:t>
+        </m:r>
+      </m:oMath>
+      <w:r>
+        <w:t xml:space="preserve">: </w:t>
+      </w:r>
+      <w:r>
+        <w:rPr>
+          <w:rStyle w:val="Hervorhebung"/>
+        </w:rPr>
+        <w:t xml:space="preserve">International Vocabulary of Metrology – Basic and General Concepts and Associated Terms </w:t>
+      </w:r>
+      <m:oMath>
+        <m:r>
+          <m:rPr>
+            <m:sty m:val="p"/>
+          </m:rPr>
+          <w:rPr>
+            <w:rStyle w:val="Hervorhebung"/>
+            <w:rFonts w:ascii="Cambria Math" w:hAnsi="Cambria Math"/>
+          </w:rPr>
+          <m:t>VIM</m:t>
+        </m:r>
+      </m:oMath>
+      <w:r>
+        <w:rPr>
+          <w:rStyle w:val="Hervorhebung"/>
+        </w:rPr>
+        <w:t>.</w:t>
+      </w:r>
+      <w:r>
+        <w:t xml:space="preserve"> 3rd edition. JCGM 200:2012. 2008 version with minor corrections, 2012. DOI 10.59161/JCGM200-2012.) ([103] Joint Committee for Guides in </w:t>
+      </w:r>
+      <w:r>
+        <w:lastRenderedPageBreak/>
+        <w:t xml:space="preserve">Metrology </w:t>
+      </w:r>
+      <m:oMath>
+        <m:r>
+          <w:rPr>
+            <w:rFonts w:ascii="Cambria Math" w:hAnsi="Cambria Math"/>
+          </w:rPr>
+          <m:t>JCGM</m:t>
+        </m:r>
+      </m:oMath>
+      <w:r>
+        <w:t xml:space="preserve">: </w:t>
+      </w:r>
+      <w:r>
+        <w:rPr>
+          <w:rStyle w:val="Hervorhebung"/>
+        </w:rPr>
+        <w:t>Evaluation of measurement data — Guide to the expression of uncertainty in measurement.</w:t>
+      </w:r>
+      <w:r>
+        <w:t xml:space="preserve"> JCGM 100:2008</w:t>
+      </w:r>
+      <m:oMath>
+        <m:r>
+          <w:rPr>
+            <w:rFonts w:ascii="Cambria Math" w:hAnsi="Cambria Math"/>
+          </w:rPr>
+          <m:t>E</m:t>
+        </m:r>
+      </m:oMath>
+      <w:r>
+        <w:t>. GUM 1995 with minor corrections. 2008. DOI 10.59161/JCGM100-2008E.)</w:t>
+      </w:r>
+    </w:p>
+    <w:p>
+      <w:pPr>
+        <w:pStyle w:val="StandardWeb"/>
+      </w:pPr>
+      <w:r>
+        <w:t>Eine bloße Speicherung des Endwertes genügt deshalb nicht:</w:t>
+      </w:r>
+    </w:p>
+    <w:p>
+      <w:pPr>
+        <w:pStyle w:val="Formel"/>
+      </w:pPr>
+      <m:oMath>
+        <m:sSub>
+          <m:sSubPr>
+            <m:ctrlPr/>
+          </m:sSubPr>
+          <m:e>
+            <m:r>
+              <m:t>d</m:t>
+            </m:r>
+          </m:e>
+          <m:sub>
+            <m:r>
+              <m:rPr>
+                <m:nor/>
+              </m:rPr>
+              <m:t>final</m:t>
+            </m:r>
+          </m:sub>
+        </m:sSub>
+        <m:r>
+          <m:t> ⇏ </m:t>
+        </m:r>
+        <m:sSubSup>
+          <m:sSubSupPr>
+            <m:ctrlPr/>
+          </m:sSubSupPr>
+          <m:e>
+            <m:r>
+              <m:rPr>
+                <m:scr m:val="fraktur"/>
+              </m:rPr>
+              <m:t>Z</m:t>
+            </m:r>
+          </m:e>
+          <m:sub>
+            <m:r>
+              <m:rPr>
+                <m:nor/>
+              </m:rPr>
+              <m:t>obs</m:t>
+            </m:r>
+          </m:sub>
+          <m:sup>
+            <m:d>
+              <m:dPr>
+                <m:ctrlPr/>
+              </m:dPr>
+              <m:e>
+                <m:r>
+                  <m:t>ζ</m:t>
+                </m:r>
+              </m:e>
+            </m:d>
+          </m:sup>
+        </m:sSubSup>
+        <m:r>
+          <m:t>.</m:t>
+        </m:r>
+      </m:oMath>
+      <w:r>
+        <w:t xml:space="preserve"> </w:t>
+      </w:r>
+      <w:r>
+        <w:tab/>
+        <w:t xml:space="preserve"> (3.3689)</w:t>
+      </w:r>
+    </w:p>
+    <w:p>
+      <w:pPr>
+        <w:pStyle w:val="StandardWeb"/>
+      </w:pPr>
+      <w:r>
+        <w:t>Ebenso genügt ein statistischer Kennwert allein nicht:</w:t>
+      </w:r>
+    </w:p>
+    <w:p>
+      <w:pPr>
+        <w:pStyle w:val="Formel"/>
+      </w:pPr>
+      <m:oMath>
+        <m:sSub>
+          <m:sSubPr>
+            <m:ctrlPr/>
+          </m:sSubPr>
+          <m:e>
+            <m:r>
+              <m:rPr>
+                <m:scr m:val="script"/>
+              </m:rPr>
+              <m:t>C</m:t>
+            </m:r>
+          </m:e>
+          <m:sub>
+            <m:r>
+              <m:rPr>
+                <m:nor/>
+              </m:rPr>
+              <m:t>stat</m:t>
+            </m:r>
+          </m:sub>
+        </m:sSub>
+        <m:r>
+          <m:t> ⇏ </m:t>
+        </m:r>
+        <m:sSubSup>
+          <m:sSubSupPr>
+            <m:ctrlPr/>
+          </m:sSubSupPr>
+          <m:e>
+            <m:r>
+              <m:rPr>
+                <m:scr m:val="fraktur"/>
+              </m:rPr>
+              <m:t>Z</m:t>
+            </m:r>
+          </m:e>
+          <m:sub>
+            <m:r>
+              <m:rPr>
+                <m:nor/>
+              </m:rPr>
+              <m:t>obs</m:t>
+            </m:r>
+          </m:sub>
+          <m:sup>
+            <m:d>
+              <m:dPr>
+                <m:ctrlPr/>
+              </m:dPr>
+              <m:e>
+                <m:r>
+                  <m:t>ζ</m:t>
+                </m:r>
+              </m:e>
+            </m:d>
+          </m:sup>
+        </m:sSubSup>
+        <m:r>
+          <m:t>.</m:t>
+        </m:r>
+      </m:oMath>
+      <w:r>
+        <w:t xml:space="preserve"> </w:t>
+      </w:r>
+      <w:r>
+        <w:tab/>
+        <w:t xml:space="preserve"> (3.3690)</w:t>
+      </w:r>
+    </w:p>
+    <w:p>
+      <w:pPr>
+        <w:pStyle w:val="StandardWeb"/>
+      </w:pPr>
+      <w:r>
+        <w:t>Das Zertifikat dokumentiert daher nicht nur das Ergebnis, sondern den vollständigen Weg zu diesem Ergebnis.</w:t>
+      </w:r>
+    </w:p>
+    <w:p>
+      <w:pPr>
+        <w:pStyle w:val="berschrift2"/>
+      </w:pPr>
+      <w:r>
+        <w:t>Geltungsrang des Beobachtungszertifikats</w:t>
+      </w:r>
+    </w:p>
+    <w:p>
+      <w:pPr>
+        <w:pStyle w:val="StandardWeb"/>
+      </w:pPr>
+      <w:r>
+        <w:t xml:space="preserve">Das Zertifikat selbst kann keinen höheren Geltungsrang besitzen als der schwächste beziehungsweise </w:t>
+      </w:r>
+      <w:proofErr w:type="gramStart"/>
+      <w:r>
+        <w:t>am stärksten bedingte Teil</w:t>
+      </w:r>
+      <w:proofErr w:type="gramEnd"/>
+      <w:r>
+        <w:t xml:space="preserve"> seiner empirischen Ableitung. In der bereits verwendeten Ranglogik schreibe ich</w:t>
+      </w:r>
+    </w:p>
+    <w:p>
+      <w:pPr>
+        <w:pStyle w:val="Formel"/>
+      </w:pPr>
+      <m:oMath>
+        <m:r>
+          <m:t>ρ</m:t>
+        </m:r>
+        <m:d>
+          <m:dPr>
+            <m:ctrlPr/>
+          </m:dPr>
+          <m:e>
+            <m:sSubSup>
+              <m:sSubSupPr>
+                <m:ctrlPr/>
+              </m:sSubSupPr>
+              <m:e>
+                <m:r>
+                  <m:rPr>
+                    <m:scr m:val="fraktur"/>
+                  </m:rPr>
+                  <m:t>Z</m:t>
+                </m:r>
+              </m:e>
+              <m:sub>
+                <m:r>
+                  <m:rPr>
+                    <m:nor/>
+                  </m:rPr>
+                  <m:t>obs</m:t>
+                </m:r>
+              </m:sub>
+              <m:sup>
+                <m:d>
+                  <m:dPr>
+                    <m:ctrlPr/>
+                  </m:dPr>
+                  <m:e>
+                    <m:r>
+                      <m:t>ζ</m:t>
+                    </m:r>
+                  </m:e>
+                </m:d>
+              </m:sup>
+            </m:sSubSup>
+          </m:e>
+        </m:d>
+        <m:r>
+          <m:t>≥</m:t>
+        </m:r>
+        <m:func>
+          <m:funcPr>
+            <m:ctrlPr/>
+          </m:funcPr>
+          <m:fName>
+            <m:r>
+              <m:t>max</m:t>
+            </m:r>
+          </m:fName>
+          <m:e>
+            <m:r>
+              <m:t>ρ</m:t>
+            </m:r>
+            <m:d>
+              <m:dPr>
+                <m:ctrlPr/>
+              </m:dPr>
+              <m:e>
+                <m:sSub>
+                  <m:sSubPr>
+                    <m:ctrlPr/>
+                  </m:sSubPr>
+                  <m:e>
+                    <m:r>
+                      <m:rPr>
+                        <m:scr m:val="fraktur"/>
+                      </m:rPr>
+                      <m:t>q</m:t>
+                    </m:r>
+                  </m:e>
+                  <m:sub>
+                    <m:r>
+                      <m:rPr>
+                        <m:nor/>
+                      </m:rPr>
+                      <m:t>test</m:t>
+                    </m:r>
+                  </m:sub>
+                </m:sSub>
+              </m:e>
+            </m:d>
+            <m:r>
+              <m:t>,ρ</m:t>
+            </m:r>
+            <m:d>
+              <m:dPr>
+                <m:ctrlPr/>
+              </m:dPr>
+              <m:e>
+                <m:sSubSup>
+                  <m:sSubSupPr>
+                    <m:ctrlPr/>
+                  </m:sSubSupPr>
+                  <m:e>
+                    <m:r>
+                      <m:rPr>
+                        <m:scr m:val="fraktur"/>
+                      </m:rPr>
+                      <m:t>C</m:t>
+                    </m:r>
+                  </m:e>
+                  <m:sub>
+                    <m:r>
+                      <m:rPr>
+                        <m:nor/>
+                      </m:rPr>
+                      <m:t>obs</m:t>
+                    </m:r>
+                  </m:sub>
+                  <m:sup>
+                    <m:d>
+                      <m:dPr>
+                        <m:ctrlPr/>
+                      </m:dPr>
+                      <m:e>
+                        <m:r>
+                          <m:t>χ</m:t>
+                        </m:r>
+                      </m:e>
+                    </m:d>
+                  </m:sup>
+                </m:sSubSup>
+              </m:e>
+            </m:d>
+            <m:r>
+              <m:t>,ρ</m:t>
+            </m:r>
+            <m:d>
+              <m:dPr>
+                <m:ctrlPr/>
+              </m:dPr>
+              <m:e>
+                <m:sSubSup>
+                  <m:sSubSupPr>
+                    <m:ctrlPr/>
+                  </m:sSubSupPr>
+                  <m:e>
+                    <m:r>
+                      <m:rPr>
+                        <m:scr m:val="fraktur"/>
+                      </m:rPr>
+                      <m:t>C</m:t>
+                    </m:r>
+                  </m:e>
+                  <m:sub>
+                    <m:r>
+                      <m:rPr>
+                        <m:nor/>
+                      </m:rPr>
+                      <m:t>meas</m:t>
+                    </m:r>
+                  </m:sub>
+                  <m:sup>
+                    <m:d>
+                      <m:dPr>
+                        <m:ctrlPr/>
+                      </m:dPr>
+                      <m:e>
+                        <m:r>
+                          <m:t>μ</m:t>
+                        </m:r>
+                      </m:e>
+                    </m:d>
+                  </m:sup>
+                </m:sSubSup>
+              </m:e>
+            </m:d>
+            <m:r>
+              <m:t>,ρ</m:t>
+            </m:r>
+            <m:d>
+              <m:dPr>
+                <m:ctrlPr/>
+              </m:dPr>
+              <m:e>
+                <m:sSubSup>
+                  <m:sSubSupPr>
+                    <m:ctrlPr/>
+                  </m:sSubSupPr>
+                  <m:e>
+                    <m:r>
+                      <m:rPr>
+                        <m:scr m:val="fraktur"/>
+                      </m:rPr>
+                      <m:t>P</m:t>
+                    </m:r>
+                  </m:e>
+                  <m:sub>
+                    <m:r>
+                      <m:rPr>
+                        <m:nor/>
+                      </m:rPr>
+                      <m:t>emp</m:t>
+                    </m:r>
+                  </m:sub>
+                  <m:sup>
+                    <m:d>
+                      <m:dPr>
+                        <m:ctrlPr/>
+                      </m:dPr>
+                      <m:e>
+                        <m:r>
+                          <m:t>ζ</m:t>
+                        </m:r>
+                      </m:e>
+                    </m:d>
+                  </m:sup>
+                </m:sSubSup>
+              </m:e>
+            </m:d>
+          </m:e>
+        </m:func>
+        <m:r>
+          <m:t>.</m:t>
+        </m:r>
+      </m:oMath>
+      <w:r>
+        <w:t xml:space="preserve"> </w:t>
+      </w:r>
+      <w:r>
+        <w:tab/>
+        <w:t xml:space="preserve"> (3.3691)</w:t>
+      </w:r>
+    </w:p>
+    <w:p>
+      <w:pPr>
+        <w:pStyle w:val="StandardWeb"/>
+      </w:pPr>
+      <w:r>
+        <w:t>Wird ein Messunsicherheitsprofil verwendet, ist dessen Rang ebenfalls zu berücksichtigen.</w:t>
+      </w:r>
+    </w:p>
+    <w:p>
+      <w:pPr>
+        <w:pStyle w:val="StandardWeb"/>
+      </w:pPr>
+      <w:r>
+        <w:t>Ein vollständig dokumentiertes Zertifikat kann daher methodisch hochwertig sein, ohne universellen Status zu besitzen. Dokumentationsqualität und Universalität sind verschiedene Eigenschaften.</w:t>
+      </w:r>
+    </w:p>
+    <w:p>
+      <w:pPr>
+        <w:pStyle w:val="berschrift2"/>
+      </w:pPr>
+      <w:r>
+        <w:t>Zertifikatsvergleich</w:t>
+      </w:r>
+    </w:p>
+    <w:p>
+      <w:pPr>
+        <w:pStyle w:val="StandardWeb"/>
+      </w:pPr>
+      <w:r>
+        <w:t>Zwei empirische Ergebnisse dürfen außerdem nur dann unmittelbar miteinander verglichen werden, wenn ihre Beobachtungszertifikate hinsichtlich der für den Vergleich wesentlichen Komponenten kompatibel sind.</w:t>
+      </w:r>
+    </w:p>
+    <w:p>
+      <w:pPr>
+        <w:pStyle w:val="StandardWeb"/>
+      </w:pPr>
+      <w:r>
+        <w:t>Schematisch schreibe ich</w:t>
+      </w:r>
+    </w:p>
+    <w:p>
+      <w:pPr>
+        <w:pStyle w:val="Formel"/>
+      </w:pPr>
+      <m:oMath>
+        <m:r>
+          <m:rPr>
+            <m:nor/>
+          </m:rPr>
+          <m:t>Comp</m:t>
+        </m:r>
+        <m:d>
+          <m:dPr>
+            <m:ctrlPr/>
+          </m:dPr>
+          <m:e>
+            <m:sSubSup>
+              <m:sSubSupPr>
+                <m:ctrlPr/>
+              </m:sSubSupPr>
+              <m:e>
+                <m:r>
+                  <m:rPr>
+                    <m:scr m:val="fraktur"/>
+                  </m:rPr>
+                  <m:t>Z</m:t>
+                </m:r>
+              </m:e>
+              <m:sub>
+                <m:r>
+                  <m:rPr>
+                    <m:nor/>
+                  </m:rPr>
+                  <m:t>obs</m:t>
+                </m:r>
+              </m:sub>
+              <m:sup>
+                <m:d>
+                  <m:dPr>
+                    <m:ctrlPr/>
+                  </m:dPr>
+                  <m:e>
+                    <m:sSub>
+                      <m:sSubPr>
+                        <m:ctrlPr/>
+                      </m:sSubPr>
+                      <m:e>
+                        <m:r>
+                          <m:t>ζ</m:t>
+                        </m:r>
+                      </m:e>
+                      <m:sub>
+                        <m:r>
+                          <m:t>1</m:t>
+                        </m:r>
+                      </m:sub>
+                    </m:sSub>
+                  </m:e>
+                </m:d>
+              </m:sup>
+            </m:sSubSup>
+            <m:r>
+              <m:t>,</m:t>
+            </m:r>
+            <m:sSubSup>
+              <m:sSubSupPr>
+                <m:ctrlPr/>
+              </m:sSubSupPr>
+              <m:e>
+                <m:r>
+                  <m:rPr>
+                    <m:scr m:val="fraktur"/>
+                  </m:rPr>
+                  <m:t>Z</m:t>
+                </m:r>
+              </m:e>
+              <m:sub>
+                <m:r>
+                  <m:rPr>
+                    <m:nor/>
+                  </m:rPr>
+                  <m:t>obs</m:t>
+                </m:r>
+              </m:sub>
+              <m:sup>
+                <m:d>
+                  <m:dPr>
+                    <m:ctrlPr/>
+                  </m:dPr>
+                  <m:e>
+                    <m:sSub>
+                      <m:sSubPr>
+                        <m:ctrlPr/>
+                      </m:sSubPr>
+                      <m:e>
+                        <m:r>
+                          <m:t>ζ</m:t>
+                        </m:r>
+                      </m:e>
+                      <m:sub>
+                        <m:r>
+                          <m:t>2</m:t>
+                        </m:r>
+                      </m:sub>
+                    </m:sSub>
+                  </m:e>
+                </m:d>
+              </m:sup>
+            </m:sSubSup>
+          </m:e>
+        </m:d>
+        <m:r>
+          <m:t>=1</m:t>
+        </m:r>
+      </m:oMath>
+      <w:r>
+        <w:t xml:space="preserve"> </w:t>
+      </w:r>
+      <w:r>
+        <w:tab/>
+        <w:t xml:space="preserve"> (3.3692)</w:t>
+      </w:r>
+    </w:p>
+    <w:p>
+      <w:pPr>
+        <w:pStyle w:val="StandardWeb"/>
+      </w:pPr>
+      <w:r>
+        <w:t>nur dann, wenn die für die betrachtete Schlussfolgerung relevanten Unterschiede zwischen Messkontext, Kandidatenbestand, Datenmodell, Unsicherheitsprofil und Entscheidungsregel entweder identisch sind oder ausdrücklich in den Vergleich einbezogen werden.</w:t>
+      </w:r>
+    </w:p>
+    <w:p>
+      <w:pPr>
+        <w:pStyle w:val="StandardWeb"/>
+      </w:pPr>
+      <w:r>
+        <w:t>Daraus folgt insbesondere nicht</w:t>
+      </w:r>
+    </w:p>
+    <w:p>
+      <w:pPr>
+        <w:pStyle w:val="Formel"/>
+      </w:pPr>
+      <m:oMath>
+        <m:sSubSup>
+          <m:sSubSupPr>
+            <m:ctrlPr/>
+          </m:sSubSupPr>
+          <m:e>
+            <m:r>
+              <m:t>σ</m:t>
+            </m:r>
+          </m:e>
+          <m:sub>
+            <m:r>
+              <m:rPr>
+                <m:nor/>
+              </m:rPr>
+              <m:t>emp</m:t>
+            </m:r>
+          </m:sub>
+          <m:sup>
+            <m:d>
+              <m:dPr>
+                <m:ctrlPr/>
+              </m:dPr>
+              <m:e>
+                <m:sSub>
+                  <m:sSubPr>
+                    <m:ctrlPr/>
+                  </m:sSubPr>
+                  <m:e>
+                    <m:r>
+                      <m:t>ζ</m:t>
+                    </m:r>
+                  </m:e>
+                  <m:sub>
+                    <m:r>
+                      <m:t>1</m:t>
+                    </m:r>
+                  </m:sub>
+                </m:sSub>
+              </m:e>
+            </m:d>
+          </m:sup>
+        </m:sSubSup>
+        <m:r>
+          <m:t>≠</m:t>
+        </m:r>
+        <m:sSubSup>
+          <m:sSubSupPr>
+            <m:ctrlPr/>
+          </m:sSubSupPr>
+          <m:e>
+            <m:r>
+              <m:t>σ</m:t>
+            </m:r>
+          </m:e>
+          <m:sub>
+            <m:r>
+              <m:rPr>
+                <m:nor/>
+              </m:rPr>
+              <m:t>emp</m:t>
+            </m:r>
+          </m:sub>
+          <m:sup>
+            <m:d>
+              <m:dPr>
+                <m:ctrlPr/>
+              </m:dPr>
+              <m:e>
+                <m:sSub>
+                  <m:sSubPr>
+                    <m:ctrlPr/>
+                  </m:sSubPr>
+                  <m:e>
+                    <m:r>
+                      <m:t>ζ</m:t>
+                    </m:r>
+                  </m:e>
+                  <m:sub>
+                    <m:r>
+                      <m:t>2</m:t>
+                    </m:r>
+                  </m:sub>
+                </m:sSub>
+              </m:e>
+            </m:d>
+          </m:sup>
+        </m:sSubSup>
+        <m:r>
+          <m:t> ⇏ </m:t>
+        </m:r>
+        <m:r>
+          <m:rPr>
+            <m:nor/>
+          </m:rPr>
+          <m:t>wissenschaftlicher Widerspruch</m:t>
+        </m:r>
+        <m:r>
+          <m:t>.</m:t>
+        </m:r>
+      </m:oMath>
+      <w:r>
+        <w:t xml:space="preserve"> </w:t>
+      </w:r>
+      <w:r>
+        <w:tab/>
+        <w:t xml:space="preserve"> (3.3693)</w:t>
+      </w:r>
+    </w:p>
+    <w:p>
+      <w:pPr>
+        <w:pStyle w:val="StandardWeb"/>
+      </w:pPr>
+      <w:r>
+        <w:t>Unterschiedliche Prüfergebnisse können aus unterschiedlichen Prüfprofilen hervorgehen. Erst der Zertifikatsvergleich zeigt, ob tatsächlich dieselbe wissenschaftliche Aussage unter vergleichbaren Bedingungen geprüft wurde.</w:t>
+      </w:r>
+    </w:p>
+    <w:p>
+      <w:pPr>
+        <w:pStyle w:val="berschrift2"/>
+      </w:pPr>
+      <w:r>
+        <w:t>Beobachtungszertifikat und Repository</w:t>
+      </w:r>
+    </w:p>
+    <w:p>
+      <w:pPr>
+        <w:pStyle w:val="StandardWeb"/>
+      </w:pPr>
+      <w:r>
+        <w:t xml:space="preserve">Das FRZK-Beobachtungszertifikat besitzt außerdem eine unmittelbare Bedeutung für das Repository. Die Datenbank darf einen empirischen Befund nicht lediglich als Text „bestätigt“ oder „widerlegt“ speichern. Erforderlich ist vielmehr die Rückbindung </w:t>
+      </w:r>
+      <w:proofErr w:type="gramStart"/>
+      <w:r>
+        <w:t>an sämtliche tatsächlich verwendeten Objekte</w:t>
+      </w:r>
+      <w:proofErr w:type="gramEnd"/>
+      <w:r>
+        <w:t>.</w:t>
+      </w:r>
+    </w:p>
+    <w:p>
+      <w:pPr>
+        <w:pStyle w:val="StandardWeb"/>
+      </w:pPr>
+      <w:r>
+        <w:t>Für ein Zertifikat muss daher mindestens die Kette</w:t>
+      </w:r>
+    </w:p>
+    <w:p>
+      <w:pPr>
+        <w:pStyle w:val="Formel"/>
+      </w:pPr>
+      <m:oMath>
+        <m:sSubSup>
+          <m:sSubSupPr>
+            <m:ctrlPr/>
+          </m:sSubSupPr>
+          <m:e>
+            <m:r>
+              <m:rPr>
+                <m:scr m:val="fraktur"/>
+              </m:rPr>
+              <m:t>Z</m:t>
+            </m:r>
+          </m:e>
+          <m:sub>
+            <m:r>
+              <m:rPr>
+                <m:nor/>
+              </m:rPr>
+              <m:t>obs</m:t>
+            </m:r>
+          </m:sub>
+          <m:sup>
+            <m:d>
+              <m:dPr>
+                <m:ctrlPr/>
+              </m:dPr>
+              <m:e>
+                <m:r>
+                  <m:t>ζ</m:t>
+                </m:r>
+              </m:e>
+            </m:d>
+          </m:sup>
+        </m:sSubSup>
+        <m:r>
+          <m:t>⟶</m:t>
+        </m:r>
+        <m:r>
+          <m:rPr>
+            <m:nor/>
+          </m:rPr>
+          <m:t>Theorieobjekte</m:t>
+        </m:r>
+        <m:r>
+          <m:t>,</m:t>
+        </m:r>
+        <m:r>
+          <m:rPr>
+            <m:nor/>
+          </m:rPr>
+          <m:t>Brücken</m:t>
+        </m:r>
+        <m:r>
+          <m:t>,</m:t>
+        </m:r>
+        <m:r>
+          <m:rPr>
+            <m:nor/>
+          </m:rPr>
+          <m:t>Messkontext</m:t>
+        </m:r>
+        <m:r>
+          <m:t>,</m:t>
+        </m:r>
+        <m:r>
+          <m:rPr>
+            <m:nor/>
+          </m:rPr>
+          <m:t>Daten</m:t>
+        </m:r>
+        <m:r>
+          <m:t>,</m:t>
+        </m:r>
+        <m:r>
+          <m:rPr>
+            <m:nor/>
+          </m:rPr>
+          <m:t>Unsicherheit</m:t>
+        </m:r>
+        <m:r>
+          <m:t>,</m:t>
+        </m:r>
+        <m:r>
+          <m:rPr>
+            <m:nor/>
+          </m:rPr>
+          <m:t>Statistik</m:t>
+        </m:r>
+        <m:r>
+          <m:t>,</m:t>
+        </m:r>
+        <m:r>
+          <m:rPr>
+            <m:nor/>
+          </m:rPr>
+          <m:t>Ergebnisstatus</m:t>
+        </m:r>
+      </m:oMath>
+      <w:r>
+        <w:t xml:space="preserve"> </w:t>
+      </w:r>
+      <w:r>
+        <w:tab/>
+        <w:t xml:space="preserve"> (3.3694)</w:t>
+      </w:r>
+    </w:p>
+    <w:p>
+      <w:pPr>
+        <w:pStyle w:val="StandardWeb"/>
+      </w:pPr>
+      <w:r>
+        <w:t>nachvollziehbar referenziert werden können.</w:t>
+      </w:r>
+    </w:p>
+    <w:p>
+      <w:pPr>
+        <w:pStyle w:val="StandardWeb"/>
+      </w:pPr>
+      <w:r>
+        <w:t>Damit wird das Repository nicht nur zum Speicher theoretischer Definitionen und Sätze, sondern kann später auch empirische Aussagen in ihrer vollständigen Abhängigkeit dokumentieren. Die konkrete technische Realisierung dieser empirischen Zertifikatsobjekte muss jedoch erst dann erfolgen, wenn in Kapitel 6 tatsächlich Anwendungen und Datensätze eingeführt werden. Abschnitt 3.6.9 definiert nur die wissenschaftliche Struktur, die dort einzuhalten ist.</w:t>
+      </w:r>
+    </w:p>
+    <w:p>
+      <w:pPr>
+        <w:pStyle w:val="berschrift2"/>
+      </w:pPr>
+      <w:r>
+        <w:t>Kernschutz</w:t>
+      </w:r>
+    </w:p>
+    <w:p>
+      <w:pPr>
+        <w:pStyle w:val="StandardWeb"/>
+      </w:pPr>
+      <w:r>
+        <w:t>Auch das Beobachtungszertifikat führt kein neues Primäraxiom ein. Es dokumentiert lediglich die empirische Reichweite einer bereits typisierten Rekonstruktion und ihrer empirischen Zusatzstrukturen.</w:t>
+      </w:r>
+    </w:p>
+    <w:p>
+      <w:pPr>
+        <w:pStyle w:val="StandardWeb"/>
+      </w:pPr>
+      <w:r>
+        <w:t>Der universelle Primärkern bleibt deshalb</w:t>
+      </w:r>
+    </w:p>
+    <w:p>
+      <w:pPr>
+        <w:pStyle w:val="Formel"/>
+      </w:pPr>
+      <m:oMath>
+        <m:sSubSup>
+          <m:sSubSupPr>
+            <m:ctrlPr/>
+          </m:sSubSupPr>
+          <m:e>
+            <m:r>
+              <m:rPr>
+                <m:scr m:val="script"/>
+              </m:rPr>
+              <m:t>A</m:t>
+            </m:r>
+          </m:e>
+          <m:sub>
+            <m:r>
+              <m:rPr>
+                <m:nor/>
+              </m:rPr>
+              <m:t>U</m:t>
+            </m:r>
+          </m:sub>
+          <m:sup>
+            <m:r>
+              <m:t>3.6.9</m:t>
+            </m:r>
+          </m:sup>
+        </m:sSubSup>
+        <m:r>
+          <m:t>=</m:t>
+        </m:r>
+        <m:r>
+          <m:rPr>
+            <m:nor/>
+          </m:rPr>
+          <m:t>P</m:t>
+        </m:r>
+        <m:sSub>
+          <m:sSubPr>
+            <m:ctrlPr/>
+          </m:sSubPr>
+          <m:e>
+            <m:r>
+              <m:rPr>
+                <m:nor/>
+              </m:rPr>
+              <m:t>A</m:t>
+            </m:r>
+          </m:e>
+          <m:sub>
+            <m:r>
+              <m:rPr>
+                <m:nor/>
+              </m:rPr>
+              <m:t>3.3.1</m:t>
+            </m:r>
+          </m:sub>
+        </m:sSub>
+        <m:r>
+          <m:t>.</m:t>
+        </m:r>
+      </m:oMath>
+      <w:r>
+        <w:t xml:space="preserve"> </w:t>
+      </w:r>
+      <w:r>
+        <w:tab/>
+        <w:t xml:space="preserve"> (3.3695)</w:t>
+      </w:r>
+    </w:p>
+    <w:p>
+      <w:pPr>
+        <w:pStyle w:val="StandardWeb"/>
+      </w:pPr>
+      <w:r>
+        <w:t>Weder ein positiver noch ein negativer empirischer Befund verändert diesen Kern automatisch. Eine Änderung des Primärkerns wäre ein eigenständiger axiomatischer Vorgang und müsste als solcher ausgewiesen werden.</w:t>
+      </w:r>
+    </w:p>
+    <w:p>
+      <w:pPr>
+        <w:pStyle w:val="berschrift2"/>
+      </w:pPr>
+      <w:r>
+        <w:t>Methodologische Betrachtungen</w:t>
+      </w:r>
+    </w:p>
+    <w:p>
+      <w:pPr>
+        <w:pStyle w:val="StandardWeb"/>
+      </w:pPr>
+      <w:r>
+        <w:t xml:space="preserve">Mit Abschnitt 3.6.9 schließe ich die bisher noch offene Lücke zwischen empirischem Ergebnis und theoretischer Aussage. Die wichtigste methodische Konsequenz besteht darin, dass empirische Prüfergebnisse nicht ohne ihren Abhängigkeitsbestand interpretiert werden </w:t>
+      </w:r>
+      <w:r>
+        <w:lastRenderedPageBreak/>
+        <w:t>dürfen. Ein negativer Befund ist wissenschaftlich bedeutsam, aber seine Bedeutung entsteht erst durch die Frage, gegen welche genau spezifizierte Aussage er gerichtet ist und welche Zusatzstrukturen zur Herleitung dieser Aussage benötigt wurden.</w:t>
+      </w:r>
+    </w:p>
+    <w:p>
+      <w:pPr>
+        <w:pStyle w:val="StandardWeb"/>
+      </w:pPr>
+      <w:r>
+        <w:t>Dadurch entsteht keine Immunisierung des FRZK gegen empirische Kritik. Im Gegenteil: Je vollständiger der Abhängigkeitsbestand dokumentiert ist, desto genauer lässt sich bestimmen, welche Theoriekomponente durch einen Befund tatsächlich belastet wird. Ein fehlerhaftes Messmodell kann als fehlerhaftes Messmodell erkannt werden; eine unzulässige Brücke kann verworfen werden; eine konkrete Rekonstruktion kann scheitern; und wenn schließlich eine belastbare empirische Konsequenz tatsächlich den universellen Kern erreicht, muss auch dieser zur Prüfung stehen.</w:t>
+      </w:r>
+    </w:p>
+    <w:p>
+      <w:pPr>
+        <w:pStyle w:val="StandardWeb"/>
+      </w:pPr>
+      <w:r>
+        <w:t>Dieselbe Strenge gilt für positive Ergebnisse. Eine gute Übereinstimmung zwischen Daten und Modell rechtfertigt keine sprachliche Verkürzung zu „das FRZK wurde bestätigt“. Zulässig ist vielmehr die präzisere Aussage, dass eine bestimmte FRZK-Rekonstruktion unter einer ausgewiesenen Beobachtungs-, Mess- und Statistikarchitektur mit einem bestimmten Datenbestand verträglich geblieben ist.</w:t>
+      </w:r>
+    </w:p>
+    <w:p>
+      <w:pPr>
+        <w:pStyle w:val="StandardWeb"/>
+      </w:pPr>
+      <w:r>
+        <w:t>Gerade für die spätere Anwendung in Kapitel 6 ist diese Form der Aussage wesentlich stärker als eine pauschale Bestätigung oder Widerlegung. Sie macht Ergebnisse reproduzierbar, vergleichbar und korrigierbar. Wenn sich später beispielsweise ein Messmodell ändert, kann nachvollzogen werden, welche früheren Zertifikate davon betroffen sind. Ändert sich dagegen nur ein statistisches Vergleichskriterium, bleiben die zugrunde liegenden Messdaten und Beobachtungsbrücken als eigene Provenienzobjekte erhalten.</w:t>
+      </w:r>
+    </w:p>
+    <w:p>
+      <w:pPr>
+        <w:pStyle w:val="StandardWeb"/>
+      </w:pPr>
+      <w:r>
+        <w:t xml:space="preserve">Das Beobachtungszertifikat bildet deshalb den logischen Abschluss der Operationalisierungsarchitektur. Es verbindet nicht einfach Theorie und Daten, sondern dokumentiert </w:t>
+      </w:r>
+      <w:r>
+        <w:rPr>
+          <w:rStyle w:val="Fett"/>
+        </w:rPr>
+        <w:t>die vollständige wissenschaftliche Kette zwischen beiden</w:t>
+      </w:r>
+      <w:r>
+        <w:t>.</w:t>
+      </w:r>
+    </w:p>
+    <w:p>
+      <w:pPr>
+        <w:pStyle w:val="berschrift2"/>
+      </w:pPr>
+      <w:r>
+        <w:t>Didaktische Betrachtungen</w:t>
+      </w:r>
+    </w:p>
+    <w:p>
+      <w:pPr>
+        <w:pStyle w:val="StandardWeb"/>
+      </w:pPr>
+      <w:r>
+        <w:t>Didaktisch lässt sich die zentrale Aussage dieses Abschnitts mit einer einfachen Frage verdeutlichen: Was genau wurde eigentlich geprüft?</w:t>
+      </w:r>
+    </w:p>
+    <w:p>
+      <w:pPr>
+        <w:pStyle w:val="StandardWeb"/>
+      </w:pPr>
+      <w:r>
+        <w:t>Wenn eine Messung nicht mit einer Vorhersage übereinstimmt, kann die Ursache an unterschiedlichen Stellen liegen. Vielleicht ist die theoretische Rekonstruktion ungeeignet. Vielleicht ist die Zuordnung zwischen Theorie und beobachtbarer Größe falsch. Vielleicht beschreibt das Messmodell den realen Messvorgang unzureichend. Vielleicht wurde die Unsicherheit falsch bewertet oder das statistische Modell ist ungeeignet. Erst wenn diese Möglichkeiten getrennt dokumentiert sind, kann ein negativer Befund sinnvoll lokalisiert werden.</w:t>
+      </w:r>
+    </w:p>
+    <w:p>
+      <w:pPr>
+        <w:pStyle w:val="StandardWeb"/>
+      </w:pPr>
+      <w:r>
+        <w:t>Dasselbe gilt für einen positiven Befund. Wenn Daten zu einer Vorhersage passen, zeigt dies zunächst nur, dass der gesamte benutzte Prüfaufbau mit diesen Daten verträglich ist. Andere Rekonstruktionen können ebenfalls verträglich sein. Ein alternatives Messmodell kann zum selben Ergebnis führen. Ein zukünftiger präziserer Versuch kann die bisherige Verträglichkeit aufheben.</w:t>
+      </w:r>
+    </w:p>
+    <w:p>
+      <w:pPr>
+        <w:pStyle w:val="StandardWeb"/>
+      </w:pPr>
+      <w:r>
+        <w:t xml:space="preserve">Das Beobachtungszertifikat beantwortet deshalb nicht die Frage „Ist die Theorie wahr?“, sondern die wesentlich präzisere Frage: </w:t>
+      </w:r>
+      <w:r>
+        <w:rPr>
+          <w:rStyle w:val="Fett"/>
+        </w:rPr>
+        <w:t xml:space="preserve">Welche theoretische Aussage wurde unter welchen </w:t>
+      </w:r>
+      <w:r>
+        <w:rPr>
+          <w:rStyle w:val="Fett"/>
+        </w:rPr>
+        <w:lastRenderedPageBreak/>
+        <w:t>Bedingungen mit welchen Daten geprüft, welches Ergebnis wurde erzielt und wie weit reicht dieses Ergebnis?</w:t>
+      </w:r>
+    </w:p>
+    <w:p>
+      <w:pPr>
+        <w:pStyle w:val="berschrift2"/>
+      </w:pPr>
+      <w:r>
+        <w:t>Ergebnis und Übergang</w:t>
+      </w:r>
+    </w:p>
+    <w:p>
+      <w:pPr>
+        <w:pStyle w:val="StandardWeb"/>
+      </w:pPr>
+      <w:r>
+        <w:t xml:space="preserve">Mit Abschnitt 3.6.9 habe ich die empirische Anschlussarchitektur des FRZK bis zur wissenschaftlichen Interpretation eines Prüfergebnisses geschlossen. Die drei Ergebnisstatus </w:t>
+      </w:r>
+      <m:oMath>
+        <m:r>
+          <m:rPr>
+            <m:nor/>
+          </m:rPr>
+          <w:rPr>
+            <w:rFonts w:ascii="Cambria Math" w:hAnsi="Cambria Math"/>
+          </w:rPr>
+          <m:t>compatible</m:t>
+        </m:r>
+      </m:oMath>
+      <w:r>
+        <w:t xml:space="preserve">, </w:t>
+      </w:r>
+      <m:oMath>
+        <m:r>
+          <m:rPr>
+            <m:nor/>
+          </m:rPr>
+          <w:rPr>
+            <w:rFonts w:ascii="Cambria Math" w:hAnsi="Cambria Math"/>
+          </w:rPr>
+          <m:t>incompatible</m:t>
+        </m:r>
+      </m:oMath>
+      <w:r>
+        <w:t xml:space="preserve"> und </w:t>
+      </w:r>
+      <m:oMath>
+        <m:r>
+          <m:rPr>
+            <m:nor/>
+          </m:rPr>
+          <w:rPr>
+            <w:rFonts w:ascii="Cambria Math" w:hAnsi="Cambria Math"/>
+          </w:rPr>
+          <m:t>undetermined</m:t>
+        </m:r>
+      </m:oMath>
+      <w:r>
+        <w:t xml:space="preserve"> verhindern eine erzwungene binäre Interpretation von Situationen, in denen Messunsicherheit, praktische Nichtidentifizierbarkeit oder statistische Mehrdeutigkeit keine eindeutige Entscheidung tragen.</w:t>
+      </w:r>
+    </w:p>
+    <w:p>
+      <w:pPr>
+        <w:pStyle w:val="StandardWeb"/>
+      </w:pPr>
+      <w:r>
+        <w:t xml:space="preserve">Proposition 3.6.9 zeigt, dass ein negativer empirischer Befund zunächst die </w:t>
+      </w:r>
+      <w:r>
+        <w:rPr>
+          <w:rStyle w:val="Fett"/>
+        </w:rPr>
+        <w:t>vollständige geprüfte Kombination</w:t>
+      </w:r>
+      <w:r>
+        <w:t xml:space="preserve"> aus theoretischer Rekonstruktion und empirischen Zusatzstrukturen betrifft. Ein direkter Schluss vom negativen Ergebnis auf die Falschheit des universellen Primäraxioms ist ohne unabhängige Analyse der übrigen Abhängigkeiten nicht zulässig.</w:t>
+      </w:r>
+    </w:p>
+    <w:p>
+      <w:pPr>
+        <w:pStyle w:val="StandardWeb"/>
+      </w:pPr>
+      <w:r>
+        <w:t xml:space="preserve">Definition 3.6.10 führt anschließend das </w:t>
+      </w:r>
+      <w:r>
+        <w:rPr>
+          <w:rStyle w:val="Fett"/>
+        </w:rPr>
+        <w:t>FRZK-Beobachtungszertifikat</w:t>
+      </w:r>
+      <w:r>
+        <w:t xml:space="preserve"> ein. Es dokumentiert die geprüfte Rekonstruktion, Beobachtungskontext, Messkontext, Unsicherheitsstruktur, empirisches Prüfprofil, Ergebnisstatus, Geltungsbereich und vollständige Provenienz. Damit erhält jede spätere empirische FRZK-Aussage einen expliziten wissenschaftlichen Nachweisweg.</w:t>
+      </w:r>
+    </w:p>
+    <w:p>
+      <w:pPr>
+        <w:pStyle w:val="StandardWeb"/>
+      </w:pPr>
+      <w:r>
+        <w:t xml:space="preserve">Der verbleibende Schritt in Kapitel 3.6 ist nun keine weitere Erweiterung der Beobachtungsarchitektur, sondern deren Zusammenführung. </w:t>
+      </w:r>
+      <w:r>
+        <w:rPr>
+          <w:rStyle w:val="Fett"/>
+        </w:rPr>
+        <w:t>Abschnitt 3.6.10 fasst die Beobachtungs-, Rückgewinnbarkeits-, Identifizierbarkeits-, Mess-, Unsicherheits-, Dynamik- und Statistikarchitektur zusammen, prüft erneut den Schutz des universellen Primärkerns und formuliert die verbindliche Übergabe an Kapitel 6 für konkrete FRZK-Anwendungen.</w:t>
+      </w:r>
+    </w:p>
+    <w:p>
+      <w:pPr>
+        <w:pStyle w:val="berschrift1"/>
+        <w:rPr>
+          <w:rFonts w:cs="Times New Roman"/>
+          <w:sz w:val="48"/>
+          <w:szCs w:val="48"/>
+        </w:rPr>
+      </w:pPr>
+      <w:bookmarkStart w:id="0" w:name="_GoBack"/>
+      <w:bookmarkEnd w:id="0"/>
+      <w:r>
+        <w:t>3.6.10 Synthese der Beobachtungsarchitektur, Kernschutz und Übergang zur Anwendung</w:t>
+      </w:r>
+    </w:p>
+    <w:p>
+      <w:pPr>
+        <w:pStyle w:val="StandardWeb"/>
+      </w:pPr>
+      <w:r>
+        <w:t xml:space="preserve">Mit Abschnitt 3.6.9 ist die eigentliche Konstruktionsarbeit der Beobachtungs-, Operationalisierungs- und Identifizierbarkeitsarchitektur abgeschlossen. Ich habe ausgehend von einem theoretisch bereits rekonstruierten FRZK-Bestand schrittweise festgelegt, unter welchen zusätzlichen Bedingungen dieser Bestand beobachtet, quantitativ operationalisiert, hinsichtlich seiner Rückgewinnbarkeit und Identifizierbarkeit untersucht, mit Messunsicherheit versehen, dynamisch beobachtet, statistisch ausgewertet und schließlich zu einer wissenschaftlich begrenzten empirischen Prüfaussage verdichtet werden kann. Der vorliegende Abschlussabschnitt führt deshalb </w:t>
+      </w:r>
+      <w:r>
+        <w:rPr>
+          <w:rStyle w:val="Fett"/>
+        </w:rPr>
+        <w:t>keine weitere empirische Struktur</w:t>
+      </w:r>
+      <w:r>
+        <w:t xml:space="preserve"> ein. Seine Aufgabe besteht darin, die in 3.6.0 bis 3.6.9 entstandenen Ebenen zusammenzuführen, ihre logische Reihenfolge verbindlich festzuhalten und den Übergang zu den konkreten Anwendungen in Kapitel 6 vorzubereiten.</w:t>
+      </w:r>
+    </w:p>
+    <w:p>
+      <w:pPr>
+        <w:pStyle w:val="StandardWeb"/>
+      </w:pPr>
+      <w:r>
+        <w:t xml:space="preserve">Die zentrale Konsequenz der bisherigen Entwicklung lautet, dass zwischen einer theoretischen FRZK-Rekonstruktion und einer empirischen Aussage keine unmittelbare Abbildung besteht. Jede empirische Aussage benötigt vielmehr eine nachvollziehbare Kette zusätzlicher Strukturen. Je nach Fragestellung können einzelne Stufen entfallen, wenn sie </w:t>
+      </w:r>
+      <w:r>
+        <w:lastRenderedPageBreak/>
+        <w:t>tatsächlich nicht benötigt werden; keine verwendete Stufe darf jedoch verschwiegen oder nachträglich in eine andere Stufe umgedeutet werden.</w:t>
+      </w:r>
+    </w:p>
+    <w:p>
+      <w:pPr>
+        <w:pStyle w:val="StandardWeb"/>
+      </w:pPr>
+      <w:r>
+        <w:t>Die vollständige maximale Prüfkette kann ich schematisch als</w:t>
+      </w:r>
+    </w:p>
+    <w:p>
+      <w:r>
+        <w:rPr>
+          <w:rStyle w:val="katex"/>
+        </w:rPr>
+        <w:t>q</w:t>
+      </w:r>
+      <w:r>
+        <w:rPr>
+          <w:rStyle w:val="katex"/>
+          <w:rFonts w:ascii="Cambria Math" w:hAnsi="Cambria Math" w:cs="Cambria Math"/>
+        </w:rPr>
+        <w:t>⟶</w:t>
+      </w:r>
+      <w:r>
+        <w:rPr>
+          <w:rStyle w:val="katex"/>
+        </w:rPr>
+        <w:t>Cobs(χ)</w:t>
+      </w:r>
+      <w:r>
+        <w:rPr>
+          <w:rStyle w:val="katex"/>
+          <w:rFonts w:ascii="Cambria Math" w:hAnsi="Cambria Math" w:cs="Cambria Math"/>
+        </w:rPr>
+        <w:t>⟶</w:t>
+      </w:r>
+      <w:r>
+        <w:rPr>
+          <w:rStyle w:val="katex"/>
+        </w:rPr>
+        <w:t>Cmeas(μ)</w:t>
+      </w:r>
+      <w:r>
+        <w:rPr>
+          <w:rStyle w:val="katex"/>
+          <w:rFonts w:ascii="Cambria Math" w:hAnsi="Cambria Math" w:cs="Cambria Math"/>
+        </w:rPr>
+        <w:t>⟶</w:t>
+      </w:r>
+      <w:r>
+        <w:rPr>
+          <w:rStyle w:val="katex"/>
+        </w:rPr>
+        <w:t>Umeas(μ,υ)</w:t>
+      </w:r>
+      <w:r>
+        <w:rPr>
+          <w:rStyle w:val="katex"/>
+          <w:rFonts w:ascii="Cambria Math" w:hAnsi="Cambria Math" w:cs="Cambria Math"/>
+        </w:rPr>
+        <w:t>⟶</w:t>
+      </w:r>
+      <w:r>
+        <w:rPr>
+          <w:rStyle w:val="katex"/>
+        </w:rPr>
+        <w:t>Pemp(ζ)</w:t>
+      </w:r>
+      <w:r>
+        <w:rPr>
+          <w:rStyle w:val="katex"/>
+          <w:rFonts w:ascii="Cambria Math" w:hAnsi="Cambria Math" w:cs="Cambria Math"/>
+        </w:rPr>
+        <w:t>⟶</w:t>
+      </w:r>
+      <w:r>
+        <w:rPr>
+          <w:rStyle w:val="katex"/>
+        </w:rPr>
+        <w:t>Zobs(ζ)(3.3696)</w:t>
+      </w:r>
+      <w:r>
+        <w:rPr>
+          <w:rStyle w:val="katex"/>
+          <w:rFonts w:ascii="Cambria Math" w:hAnsi="Cambria Math" w:cs="Cambria Math"/>
+        </w:rPr>
+        <w:t>𝔮</w:t>
+      </w:r>
+      <w:r>
+        <w:rPr>
+          <w:rStyle w:val="katex"/>
+        </w:rPr>
+        <w:t xml:space="preserve"> \longrightarrow </w:t>
+      </w:r>
+      <w:r>
+        <w:rPr>
+          <w:rStyle w:val="katex"/>
+          <w:rFonts w:ascii="Cambria Math" w:hAnsi="Cambria Math" w:cs="Cambria Math"/>
+        </w:rPr>
+        <w:t>ℭ</w:t>
+      </w:r>
+      <w:r>
+        <w:rPr>
+          <w:rStyle w:val="katex"/>
+        </w:rPr>
+        <w:t xml:space="preserve">_{\mathrm{obs}}^{(\chi)} \longrightarrow </w:t>
+      </w:r>
+      <w:r>
+        <w:rPr>
+          <w:rStyle w:val="katex"/>
+          <w:rFonts w:ascii="Cambria Math" w:hAnsi="Cambria Math" w:cs="Cambria Math"/>
+        </w:rPr>
+        <w:t>ℭ</w:t>
+      </w:r>
+      <w:r>
+        <w:rPr>
+          <w:rStyle w:val="katex"/>
+        </w:rPr>
+        <w:t xml:space="preserve">_{\mathrm{meas}}^{(\mu)} \longrightarrow </w:t>
+      </w:r>
+      <w:r>
+        <w:rPr>
+          <w:rStyle w:val="katex"/>
+          <w:rFonts w:ascii="Cambria Math" w:hAnsi="Cambria Math" w:cs="Cambria Math"/>
+        </w:rPr>
+        <w:t>𝔘</w:t>
+      </w:r>
+      <w:r>
+        <w:rPr>
+          <w:rStyle w:val="katex"/>
+        </w:rPr>
+        <w:t>_{\mathrm{meas</w:t>
+      </w:r>
+      <w:proofErr w:type="gramStart"/>
+      <w:r>
+        <w:rPr>
+          <w:rStyle w:val="katex"/>
+        </w:rPr>
+        <w:t>}}^</w:t>
+      </w:r>
+      <w:proofErr w:type="gramEnd"/>
+      <w:r>
+        <w:rPr>
+          <w:rStyle w:val="katex"/>
+        </w:rPr>
+        <w:t xml:space="preserve">{(\mu,\upsilon)} \longrightarrow </w:t>
+      </w:r>
+      <w:r>
+        <w:rPr>
+          <w:rStyle w:val="katex"/>
+          <w:rFonts w:ascii="Cambria Math" w:hAnsi="Cambria Math" w:cs="Cambria Math"/>
+        </w:rPr>
+        <w:t>𝔓</w:t>
+      </w:r>
+      <w:r>
+        <w:rPr>
+          <w:rStyle w:val="katex"/>
+        </w:rPr>
+        <w:t xml:space="preserve">_{\mathrm{emp}}^{(\zeta)} \longrightarrow </w:t>
+      </w:r>
+      <w:r>
+        <w:rPr>
+          <w:rStyle w:val="katex"/>
+          <w:rFonts w:ascii="Cambria Math" w:hAnsi="Cambria Math" w:cs="Cambria Math"/>
+        </w:rPr>
+        <w:t>ℨ</w:t>
+      </w:r>
+      <w:r>
+        <w:rPr>
+          <w:rStyle w:val="katex"/>
+        </w:rPr>
+        <w:t>_{\mathrm{obs}}^{(\zeta)} \text{3.3696}</w:t>
+      </w:r>
+    </w:p>
+    <w:p>
+      <w:pPr>
+        <w:pStyle w:val="StandardWeb"/>
+      </w:pPr>
+      <w:r>
+        <w:t xml:space="preserve">Word-LaTeX: </w:t>
+      </w:r>
+      <w:r>
+        <w:rPr>
+          <w:rFonts w:ascii="Cambria Math" w:hAnsi="Cambria Math" w:cs="Cambria Math"/>
+        </w:rPr>
+        <w:t>𝔮</w:t>
+      </w:r>
+      <w:r>
+        <w:t>\longrightarrowℭ_{\mathrm{obs</w:t>
+      </w:r>
+      <w:proofErr w:type="gramStart"/>
+      <w:r>
+        <w:t>}}^</w:t>
+      </w:r>
+      <w:proofErr w:type="gramEnd"/>
+      <w:r>
+        <w:t>{(\chi)}\longrightarrowℭ_{\mathrm{meas}}^{(\mu)}\longrightarrow</w:t>
+      </w:r>
+      <w:r>
+        <w:rPr>
+          <w:rFonts w:ascii="Cambria Math" w:hAnsi="Cambria Math" w:cs="Cambria Math"/>
+        </w:rPr>
+        <w:t>𝔘</w:t>
+      </w:r>
+      <w:r>
+        <w:t>_{\mathrm{meas}}^{(\mu,\upsilon)}\longrightarrow</w:t>
+      </w:r>
+      <w:r>
+        <w:rPr>
+          <w:rFonts w:ascii="Cambria Math" w:hAnsi="Cambria Math" w:cs="Cambria Math"/>
+        </w:rPr>
+        <w:t>𝔓</w:t>
+      </w:r>
+      <w:r>
+        <w:t>_{\mathrm{emp}}^{(\zeta)}\longrightarrowℨ_{\mathrm{obs}}^{(\zeta)}</w:t>
+      </w:r>
+    </w:p>
+    <w:p>
+      <w:pPr>
+        <w:pStyle w:val="StandardWeb"/>
+      </w:pPr>
+      <w:r>
+        <w:t>zusammenfassen.</w:t>
+      </w:r>
+    </w:p>
+    <w:p>
+      <w:pPr>
+        <w:pStyle w:val="StandardWeb"/>
+      </w:pPr>
+      <w:r>
+        <w:t>Dabei ist (</w:t>
+      </w:r>
+      <w:r>
+        <w:rPr>
+          <w:rFonts w:ascii="Cambria Math" w:hAnsi="Cambria Math" w:cs="Cambria Math"/>
+        </w:rPr>
+        <w:t>𝔮</w:t>
+      </w:r>
+      <w:r>
+        <w:t>) die theoretisch relevante Rekonstruktionsklasse. Der Beobachtungskontext (ℭ_{\mathrm{obs</w:t>
+      </w:r>
+      <w:proofErr w:type="gramStart"/>
+      <w:r>
+        <w:t>}}^</w:t>
+      </w:r>
+      <w:proofErr w:type="gramEnd"/>
+      <w:r>
+        <w:t>{(\chi)}) bestimmt, welche theoretischen Unterschiede überhaupt in beobachtbare Unterschiede überführt werden können. Der quantitative Messkontext (ℭ_{\mathrm{meas</w:t>
+      </w:r>
+      <w:proofErr w:type="gramStart"/>
+      <w:r>
+        <w:t>}}^</w:t>
+      </w:r>
+      <w:proofErr w:type="gramEnd"/>
+      <w:r>
+        <w:t>{(\mu)}) legt fest, wie daraus eine Messgröße, ein Messmodell, ein Messverfahren und ein dokumentierter Datenbestand entstehen. Das bedingte Messunsicherheitsprofil (</w:t>
+      </w:r>
+      <w:r>
+        <w:rPr>
+          <w:rFonts w:ascii="Cambria Math" w:hAnsi="Cambria Math" w:cs="Cambria Math"/>
+        </w:rPr>
+        <w:t>𝔘</w:t>
+      </w:r>
+      <w:r>
+        <w:t>_{\mathrm{meas</w:t>
+      </w:r>
+      <w:proofErr w:type="gramStart"/>
+      <w:r>
+        <w:t>}}^</w:t>
+      </w:r>
+      <w:proofErr w:type="gramEnd"/>
+      <w:r>
+        <w:t>{(\mu,\upsilon)}) spezifiziert die Unsicherheitsbewertung, sofern diese für die betreffende empirische Aussage erforderlich ist. Das empirische Prüfprofil (</w:t>
+      </w:r>
+      <w:r>
+        <w:rPr>
+          <w:rFonts w:ascii="Cambria Math" w:hAnsi="Cambria Math" w:cs="Cambria Math"/>
+        </w:rPr>
+        <w:t>𝔓</w:t>
+      </w:r>
+      <w:r>
+        <w:t>_{\mathrm{emp</w:t>
+      </w:r>
+      <w:proofErr w:type="gramStart"/>
+      <w:r>
+        <w:t>}}^</w:t>
+      </w:r>
+      <w:proofErr w:type="gramEnd"/>
+      <w:r>
+        <w:t>{(\zeta)}) enthält Kandidatenbestand, Wahrscheinlichkeitsmodelle und statistische Auswertungsregeln. Das Beobachtungszertifikat (ℨ_{\mathrm{obs</w:t>
+      </w:r>
+      <w:proofErr w:type="gramStart"/>
+      <w:r>
+        <w:t>}}^</w:t>
+      </w:r>
+      <w:proofErr w:type="gramEnd"/>
+      <w:r>
+        <w:t>{(\zeta)}) dokumentiert schließlich, was tatsächlich geprüft wurde, welches Ergebnis erreicht wurde und wie weit dieses Ergebnis wissenschaftlich reicht.</w:t>
+      </w:r>
+    </w:p>
+    <w:p>
+      <w:pPr>
+        <w:pStyle w:val="StandardWeb"/>
+      </w:pPr>
+      <w:r>
+        <w:t>Diese Ebenenfolge ist keine bloße Darstellungshilfe. Sie legt die Richtung der wissenschaftlichen Abhängigkeit fest.</w:t>
+      </w:r>
+    </w:p>
+    <w:p>
+      <w:pPr>
+        <w:pStyle w:val="berschrift2"/>
+      </w:pPr>
+      <w:r>
+        <w:t>Beobachtung beginnt erst nach der theoretischen Rekonstruktion</w:t>
+      </w:r>
+    </w:p>
+    <w:p>
+      <w:pPr>
+        <w:pStyle w:val="StandardWeb"/>
+      </w:pPr>
+      <w:r>
+        <w:t>Die in Kapitel 3.6 entwickelte Beobachtungsarchitektur setzt einen theoretisch bereits bestimmten FRZK-Bestand voraus. Sie erzeugt diesen Bestand nicht.</w:t>
+      </w:r>
+    </w:p>
+    <w:p>
+      <w:pPr>
+        <w:pStyle w:val="StandardWeb"/>
+      </w:pPr>
+      <w:r>
+        <w:t>Daher gilt</w:t>
+      </w:r>
+    </w:p>
+    <w:p>
+      <w:r>
+        <w:rPr>
+          <w:rStyle w:val="katex"/>
+        </w:rPr>
+        <w:t>Cobs(χ)</w:t>
+      </w:r>
+      <w:r>
+        <w:rPr>
+          <w:rStyle w:val="katex"/>
+          <w:rFonts w:ascii="Cambria Math" w:hAnsi="Cambria Math" w:cs="Cambria Math"/>
+        </w:rPr>
+        <w:t>⇒</w:t>
+      </w:r>
+      <w:r>
+        <w:rPr>
+          <w:rStyle w:val="katex"/>
+        </w:rPr>
+        <w:t≯</w:t>
+      </w:r>
+      <w:proofErr w:type="gramStart"/>
+      <w:r>
+        <w:rPr>
+          <w:rStyle w:val="katex"/>
+        </w:rPr>
+        <w:t>q.(</w:t>
+      </w:r>
+      <w:proofErr w:type="gramEnd"/>
+      <w:r>
+        <w:rPr>
+          <w:rStyle w:val="katex"/>
+        </w:rPr>
+        <w:t>3.3697)</w:t>
+      </w:r>
+      <w:r>
+        <w:rPr>
+          <w:rStyle w:val="katex"/>
+          <w:rFonts w:ascii="Cambria Math" w:hAnsi="Cambria Math" w:cs="Cambria Math"/>
+        </w:rPr>
+        <w:t>ℭ</w:t>
+      </w:r>
+      <w:r>
+        <w:rPr>
+          <w:rStyle w:val="katex"/>
+        </w:rPr>
+        <w:t xml:space="preserve">_{\mathrm{obs}}^{(\chi)} \nRightarrow </w:t>
+      </w:r>
+      <w:r>
+        <w:rPr>
+          <w:rStyle w:val="katex"/>
+          <w:rFonts w:ascii="Cambria Math" w:hAnsi="Cambria Math" w:cs="Cambria Math"/>
+        </w:rPr>
+        <w:t>𝔮</w:t>
+      </w:r>
+      <w:r>
+        <w:rPr>
+          <w:rStyle w:val="katex"/>
+        </w:rPr>
+        <w:t>. \</w:t>
+      </w:r>
+      <w:proofErr w:type="gramStart"/>
+      <w:r>
+        <w:rPr>
+          <w:rStyle w:val="katex"/>
+        </w:rPr>
+        <w:t>text{</w:t>
+      </w:r>
+      <w:proofErr w:type="gramEnd"/>
+      <w:r>
+        <w:rPr>
+          <w:rStyle w:val="katex"/>
+        </w:rPr>
+        <w:t>3.3697}</w:t>
+      </w:r>
+    </w:p>
+    <w:p>
+      <w:pPr>
+        <w:pStyle w:val="StandardWeb"/>
+      </w:pPr>
+      <w:r>
+        <w:t>Word-LaTeX: ℭ_{\mathrm{obs</w:t>
+      </w:r>
+      <w:proofErr w:type="gramStart"/>
+      <w:r>
+        <w:t>}}^</w:t>
+      </w:r>
+      <w:proofErr w:type="gramEnd"/>
+      <w:r>
+        <w:t>{(\chi)}\nRightarrow</w:t>
+      </w:r>
+      <w:r>
+        <w:rPr>
+          <w:rFonts w:ascii="Cambria Math" w:hAnsi="Cambria Math" w:cs="Cambria Math"/>
+        </w:rPr>
+        <w:t>𝔮</w:t>
+      </w:r>
+      <w:r>
+        <w:t>.</w:t>
+      </w:r>
+    </w:p>
+    <w:p>
+      <w:pPr>
+        <w:pStyle w:val="StandardWeb"/>
+      </w:pPr>
+      <w:r>
+        <w:t>Ebenso erzeugt eine Datenmenge keine FRZK-Rekonstruktion:</w:t>
+      </w:r>
+    </w:p>
+    <w:p>
+      <w:r>
+        <w:rPr>
+          <w:rStyle w:val="katex"/>
+        </w:rPr>
+        <w:t>Ddata</w:t>
+      </w:r>
+      <w:r>
+        <w:rPr>
+          <w:rStyle w:val="katex"/>
+          <w:rFonts w:ascii="Cambria Math" w:hAnsi="Cambria Math" w:cs="Cambria Math"/>
+        </w:rPr>
+        <w:t>⇒</w:t>
+      </w:r>
+      <w:r>
+        <w:rPr>
+          <w:rStyle w:val="katex"/>
+        </w:rPr>
+        <w:t≯</w:t>
+      </w:r>
+      <w:proofErr w:type="gramStart"/>
+      <w:r>
+        <w:rPr>
+          <w:rStyle w:val="katex"/>
+        </w:rPr>
+        <w:t>q.(</w:t>
+      </w:r>
+      <w:proofErr w:type="gramEnd"/>
+      <w:r>
+        <w:rPr>
+          <w:rStyle w:val="katex"/>
+        </w:rPr>
+        <w:t>3.3698)</w:t>
+      </w:r>
+      <w:r>
+        <w:rPr>
+          <w:rStyle w:val="katex"/>
+          <w:rFonts w:ascii="Cambria Math" w:hAnsi="Cambria Math" w:cs="Cambria Math"/>
+        </w:rPr>
+        <w:t>𝒟</w:t>
+      </w:r>
+      <w:r>
+        <w:rPr>
+          <w:rStyle w:val="katex"/>
+        </w:rPr>
+        <w:t xml:space="preserve">_{\mathrm{data}} \nRightarrow </w:t>
+      </w:r>
+      <w:r>
+        <w:rPr>
+          <w:rStyle w:val="katex"/>
+          <w:rFonts w:ascii="Cambria Math" w:hAnsi="Cambria Math" w:cs="Cambria Math"/>
+        </w:rPr>
+        <w:t>𝔮</w:t>
+      </w:r>
+      <w:r>
+        <w:rPr>
+          <w:rStyle w:val="katex"/>
+        </w:rPr>
+        <w:t>. \</w:t>
+      </w:r>
+      <w:proofErr w:type="gramStart"/>
+      <w:r>
+        <w:rPr>
+          <w:rStyle w:val="katex"/>
+        </w:rPr>
+        <w:t>text{</w:t>
+      </w:r>
+      <w:proofErr w:type="gramEnd"/>
+      <w:r>
+        <w:rPr>
+          <w:rStyle w:val="katex"/>
+        </w:rPr>
+        <w:t>3.3698}</w:t>
+      </w:r>
+    </w:p>
+    <w:p>
+      <w:pPr>
+        <w:pStyle w:val="StandardWeb"/>
+      </w:pPr>
+      <w:r>
+        <w:t xml:space="preserve">Word-LaTeX: </w:t>
+      </w:r>
+      <w:r>
+        <w:rPr>
+          <w:rFonts w:ascii="Cambria Math" w:hAnsi="Cambria Math" w:cs="Cambria Math"/>
+        </w:rPr>
+        <w:t>𝒟</w:t>
+      </w:r>
+      <w:r>
+        <w:t>_{\mathrm{data</w:t>
+      </w:r>
+      <w:proofErr w:type="gramStart"/>
+      <w:r>
+        <w:t>}}\</w:t>
+      </w:r>
+      <w:proofErr w:type="gramEnd"/>
+      <w:r>
+        <w:t>nRightarrow</w:t>
+      </w:r>
+      <w:r>
+        <w:rPr>
+          <w:rFonts w:ascii="Cambria Math" w:hAnsi="Cambria Math" w:cs="Cambria Math"/>
+        </w:rPr>
+        <w:t>𝔮</w:t>
+      </w:r>
+      <w:r>
+        <w:t>.</w:t>
+      </w:r>
+    </w:p>
+    <w:p>
+      <w:pPr>
+        <w:pStyle w:val="StandardWeb"/>
+      </w:pPr>
+      <w:r>
+        <w:lastRenderedPageBreak/>
+        <w:t>Soll aus Daten eine theoretische Rekonstruktion inferiert werden, muss dafür ein ausdrücklich typisiertes inverses, statistisches oder sonstiges Rekonstruktionsverfahren verwendet werden. Ein solches Verfahren wäre selbst zusätzliche Modellstruktur.</w:t>
+      </w:r>
+    </w:p>
+    <w:p>
+      <w:pPr>
+        <w:pStyle w:val="StandardWeb"/>
+      </w:pPr>
+      <w:r>
+        <w:t>Damit bleibt die in Kapitel 3.4 entwickelte Richtung von Theorie und Rekonstruktion erhalten. Kapitel 3.6 beantwortet nicht, wie aus beliebigen Daten eine FRZK-Struktur erfunden werden kann, sondern wie eine bereits wissenschaftlich zugelassene FRZK-Rekonstruktion kontrolliert mit Beobachtungen verbunden werden darf.</w:t>
+      </w:r>
+    </w:p>
+    <w:p>
+      <w:pPr>
+        <w:pStyle w:val="berschrift2"/>
+      </w:pPr>
+      <w:r>
+        <w:t>Rückgewinnbarkeit liegt logisch vor Identifizierbarkeit</w:t>
+      </w:r>
+    </w:p>
+    <w:p>
+      <w:pPr>
+        <w:pStyle w:val="StandardWeb"/>
+      </w:pPr>
+      <w:r>
+        <w:t>Die zweite zentrale Ordnungsrelation betrifft Rückgewinnbarkeit und Identifizierbarkeit. In 3.6.2 habe ich zunächst gefragt, ob eine konkrete theoretische Zielgröße auf den Fasern einer Beobachtungsbrücke konstant bleibt. Erst in 3.6.4 wurde die stärkere Frage gestellt, ob die zugrunde liegenden theoretischen Kandidaten selbst eindeutig auseinandergehalten werden können.</w:t>
+      </w:r>
+    </w:p>
+    <w:p>
+      <w:pPr>
+        <w:pStyle w:val="StandardWeb"/>
+      </w:pPr>
+      <w:r>
+        <w:t>Daher bleibt</w:t>
+      </w:r>
+    </w:p>
+    <w:p>
+      <w:r>
+        <w:rPr>
+          <w:rStyle w:val="katex"/>
+        </w:rPr>
+        <w:t>Ident</w:t>
+      </w:r>
+      <w:r>
+        <w:rPr>
+          <w:rStyle w:val="katex"/>
+          <w:rFonts w:ascii="Cambria Math" w:hAnsi="Cambria Math" w:cs="Cambria Math"/>
+        </w:rPr>
+        <w:t>⁡</w:t>
+      </w:r>
+      <w:r>
+        <w:rPr>
+          <w:rStyle w:val="katex"/>
+        </w:rPr>
+        <w:t>obs(χ)(Kid(χ))</w:t>
+      </w:r>
+      <w:r>
+        <w:rPr>
+          <w:rStyle w:val="katex"/>
+          <w:rFonts w:ascii="Cambria Math" w:hAnsi="Cambria Math" w:cs="Cambria Math"/>
+        </w:rPr>
+        <w:t>⟹</w:t>
+      </w:r>
+      <w:r>
+        <w:rPr>
+          <w:rStyle w:val="katex"/>
+        </w:rPr>
+        <w:t>Rec</w:t>
+      </w:r>
+      <w:r>
+        <w:rPr>
+          <w:rStyle w:val="katex"/>
+          <w:rFonts w:ascii="Cambria Math" w:hAnsi="Cambria Math" w:cs="Cambria Math"/>
+        </w:rPr>
+        <w:t>⁡</w:t>
+      </w:r>
+      <w:r>
+        <w:rPr>
+          <w:rStyle w:val="katex"/>
+        </w:rPr>
+        <w:t>(Ψ(χ)</w:t>
+      </w:r>
+      <w:r>
+        <w:rPr>
+          <w:rStyle w:val="katex"/>
+          <w:rFonts w:ascii="Cambria Math" w:hAnsi="Cambria Math" w:cs="Cambria Math"/>
+        </w:rPr>
+        <w:t>∣</w:t>
+      </w:r>
+      <w:r>
+        <w:rPr>
+          <w:rStyle w:val="katex"/>
+        </w:rPr>
+        <w:t xml:space="preserve">Bobs(χ))(3.3699)\text{Ident}_{\mathrm{obs}}^{(\chi)} ( </w:t>
+      </w:r>
+      <w:r>
+        <w:rPr>
+          <w:rStyle w:val="katex"/>
+          <w:rFonts w:ascii="Cambria Math" w:hAnsi="Cambria Math" w:cs="Cambria Math"/>
+        </w:rPr>
+        <w:t>𝒦</w:t>
+      </w:r>
+      <w:r>
+        <w:rPr>
+          <w:rStyle w:val="katex"/>
+        </w:rPr>
+        <w:t xml:space="preserve">_{\mathrm{id}}^{(\chi)} ) </w:t>
+      </w:r>
+      <w:r>
+        <w:rPr>
+          <w:rStyle w:val="katex"/>
+        </w:rPr>
+        <w:t xml:space="preserve">\quad </w:t>
+      </w:r>
+      <w:r>
+        <w:rPr>
+          <w:rStyle w:val="katex"/>
+        </w:rPr>
+        <w:t xml:space="preserve"> \Longrightarrow</w:t>
+      </w:r>
+      <w:r>
+        <w:rPr>
+          <w:rStyle w:val="katex"/>
+        </w:rPr>
+        <w:t xml:space="preserve">\quad </w:t>
+      </w:r>
+      <w:r>
+        <w:rPr>
+          <w:rStyle w:val="katex"/>
+        </w:rPr>
+        <w:t xml:space="preserve">  \text{Rec} ( \Psi^{(\chi)} | </w:t>
+      </w:r>
+      <w:r>
+        <w:rPr>
+          <w:rStyle w:val="katex"/>
+          <w:rFonts w:ascii="Cambria Math" w:hAnsi="Cambria Math" w:cs="Cambria Math"/>
+        </w:rPr>
+        <w:t>𝔅</w:t>
+      </w:r>
+      <w:r>
+        <w:rPr>
+          <w:rStyle w:val="katex"/>
+        </w:rPr>
+        <w:t>_{\mathrm{obs}}^{(\chi)} ) \text{3.3699}</w:t>
+      </w:r>
+    </w:p>
+    <w:p>
+      <w:pPr>
+        <w:pStyle w:val="StandardWeb"/>
+      </w:pPr>
+      <w:r>
+        <w:t>Word-LaTeX: \</w:t>
+      </w:r>
+      <w:proofErr w:type="gramStart"/>
+      <w:r>
+        <w:t>text{</w:t>
+      </w:r>
+      <w:proofErr w:type="gramEnd"/>
+      <w:r>
+        <w:t>Ident}</w:t>
+      </w:r>
+      <w:r>
+        <w:rPr>
+          <w:rStyle w:val="Hervorhebung"/>
+        </w:rPr>
+        <w:t>{\mathrm{obs}}^{(\chi)}(</w:t>
+      </w:r>
+      <w:r>
+        <w:rPr>
+          <w:rStyle w:val="Hervorhebung"/>
+          <w:rFonts w:ascii="Cambria Math" w:hAnsi="Cambria Math" w:cs="Cambria Math"/>
+        </w:rPr>
+        <w:t>𝒦</w:t>
+      </w:r>
+      <w:r>
+        <w:t>{\mathrm{id}}^{(\chi)})</w:t>
+      </w:r>
+      <w:r>
+        <w:t xml:space="preserve">\quad </w:t>
+      </w:r>
+      <w:r>
+        <w:t xml:space="preserve"> \Longrightarrow</w:t>
+      </w:r>
+      <w:r>
+        <w:t xml:space="preserve">\quad </w:t>
+      </w:r>
+      <w:r>
+        <w:t xml:space="preserve"> \text{Rec}(\Psi^{(\chi)}|</w:t>
+      </w:r>
+      <w:r>
+        <w:rPr>
+          <w:rFonts w:ascii="Cambria Math" w:hAnsi="Cambria Math" w:cs="Cambria Math"/>
+        </w:rPr>
+        <w:t>𝔅</w:t>
+      </w:r>
+      <w:r>
+        <w:t>_{\mathrm{obs}}^{(\chi)})</w:t>
+      </w:r>
+    </w:p>
+    <w:p>
+      <w:pPr>
+        <w:pStyle w:val="StandardWeb"/>
+      </w:pPr>
+      <w:r>
+        <w:t>für jede Zielgröße (\Psi^{(\chi)}), die auf dem identifizierten Kandidatenbestand wohldefiniert ist.</w:t>
+      </w:r>
+    </w:p>
+    <w:p>
+      <w:pPr>
+        <w:pStyle w:val="StandardWeb"/>
+      </w:pPr>
+      <w:r>
+        <w:t>Die Umkehrung gilt dagegen allgemein nicht:</w:t>
+      </w:r>
+    </w:p>
+    <w:p>
+      <w:r>
+        <w:rPr>
+          <w:rStyle w:val="katex"/>
+        </w:rPr>
+        <w:t>Rec</w:t>
+      </w:r>
+      <w:r>
+        <w:rPr>
+          <w:rStyle w:val="katex"/>
+          <w:rFonts w:ascii="Cambria Math" w:hAnsi="Cambria Math" w:cs="Cambria Math"/>
+        </w:rPr>
+        <w:t>⁡</w:t>
+      </w:r>
+      <w:r>
+        <w:rPr>
+          <w:rStyle w:val="katex"/>
+        </w:rPr>
+        <w:t>(Ψ(χ)</w:t>
+      </w:r>
+      <w:r>
+        <w:rPr>
+          <w:rStyle w:val="katex"/>
+          <w:rFonts w:ascii="Cambria Math" w:hAnsi="Cambria Math" w:cs="Cambria Math"/>
+        </w:rPr>
+        <w:t>∣</w:t>
+      </w:r>
+      <w:r>
+        <w:rPr>
+          <w:rStyle w:val="katex"/>
+        </w:rPr>
+        <w:t>Bobs(χ</w:t>
+      </w:r>
+      <w:proofErr w:type="gramStart"/>
+      <w:r>
+        <w:rPr>
+          <w:rStyle w:val="katex"/>
+        </w:rPr>
+        <w:t>))</w:t>
+      </w:r>
+      <w:r>
+        <w:rPr>
+          <w:rStyle w:val="katex"/>
+          <w:rFonts w:ascii="Cambria Math" w:hAnsi="Cambria Math" w:cs="Cambria Math"/>
+        </w:rPr>
+        <w:t>⇒</w:t>
+      </w:r>
+      <w:proofErr w:type="gramEnd"/>
+      <w:r>
+        <w:rPr>
+          <w:rStyle w:val="katex"/>
+        </w:rPr>
+        <w:t≯Ident</w:t>
+      </w:r>
+      <w:r>
+        <w:rPr>
+          <w:rStyle w:val="katex"/>
+          <w:rFonts w:ascii="Cambria Math" w:hAnsi="Cambria Math" w:cs="Cambria Math"/>
+        </w:rPr>
+        <w:t>⁡</w:t>
+      </w:r>
+      <w:r>
+        <w:rPr>
+          <w:rStyle w:val="katex"/>
+        </w:rPr>
+        <w:t xml:space="preserve">obs(χ)(Kid(χ)).(3.3700)\text{Rec} ( \Psi^{(\chi)} | </w:t>
+      </w:r>
+      <w:r>
+        <w:rPr>
+          <w:rStyle w:val="katex"/>
+          <w:rFonts w:ascii="Cambria Math" w:hAnsi="Cambria Math" w:cs="Cambria Math"/>
+        </w:rPr>
+        <w:t>𝔅</w:t>
+      </w:r>
+      <w:r>
+        <w:rPr>
+          <w:rStyle w:val="katex"/>
+        </w:rPr>
+        <w:t xml:space="preserve">_{\mathrm{obs}}^{(\chi)} ) </w:t>
+      </w:r>
+      <w:r>
+        <w:rPr>
+          <w:rStyle w:val="katex"/>
+        </w:rPr>
+        <w:t xml:space="preserve">\quad </w:t>
+      </w:r>
+      <w:r>
+        <w:rPr>
+          <w:rStyle w:val="katex"/>
+        </w:rPr>
+        <w:t xml:space="preserve"> \nRightarrow</w:t>
+      </w:r>
+      <w:r>
+        <w:rPr>
+          <w:rStyle w:val="katex"/>
+        </w:rPr>
+        <w:t xml:space="preserve">\quad </w:t>
+      </w:r>
+      <w:r>
+        <w:rPr>
+          <w:rStyle w:val="katex"/>
+        </w:rPr>
+        <w:t xml:space="preserve">  \text{Ident}_{\mathrm{obs}}^{(\chi)} ( </w:t>
+      </w:r>
+      <w:r>
+        <w:rPr>
+          <w:rStyle w:val="katex"/>
+          <w:rFonts w:ascii="Cambria Math" w:hAnsi="Cambria Math" w:cs="Cambria Math"/>
+        </w:rPr>
+        <w:t>𝒦</w:t>
+      </w:r>
+      <w:r>
+        <w:rPr>
+          <w:rStyle w:val="katex"/>
+        </w:rPr>
+        <w:t>_{\mathrm{id}}^{(\chi)} ). \</w:t>
+      </w:r>
+      <w:proofErr w:type="gramStart"/>
+      <w:r>
+        <w:rPr>
+          <w:rStyle w:val="katex"/>
+        </w:rPr>
+        <w:t>text{</w:t>
+      </w:r>
+      <w:proofErr w:type="gramEnd"/>
+      <w:r>
+        <w:rPr>
+          <w:rStyle w:val="katex"/>
+        </w:rPr>
+        <w:t>3.3700}</w:t>
+      </w:r>
+    </w:p>
+    <w:p>
+      <w:pPr>
+        <w:pStyle w:val="StandardWeb"/>
+      </w:pPr>
+      <w:r>
+        <w:t>Word-LaTeX: \</w:t>
+      </w:r>
+      <w:proofErr w:type="gramStart"/>
+      <w:r>
+        <w:t>text{</w:t>
+      </w:r>
+      <w:proofErr w:type="gramEnd"/>
+      <w:r>
+        <w:t>Rec}(\Psi^{(\chi)}|</w:t>
+      </w:r>
+      <w:r>
+        <w:rPr>
+          <w:rFonts w:ascii="Cambria Math" w:hAnsi="Cambria Math" w:cs="Cambria Math"/>
+        </w:rPr>
+        <w:t>𝔅</w:t>
+      </w:r>
+      <w:r>
+        <w:t>_{\mathrm{obs}}^{(\chi)})</w:t>
+      </w:r>
+      <w:r>
+        <w:t xml:space="preserve">\quad </w:t>
+      </w:r>
+      <w:r>
+        <w:t xml:space="preserve"> \nRightarrow</w:t>
+      </w:r>
+      <w:r>
+        <w:t xml:space="preserve">\quad </w:t>
+      </w:r>
+      <w:r>
+        <w:t xml:space="preserve"> \text{Ident}</w:t>
+      </w:r>
+      <w:r>
+        <w:rPr>
+          <w:rStyle w:val="Hervorhebung"/>
+        </w:rPr>
+        <w:t>{\mathrm{obs}}^{(\chi)}(</w:t>
+      </w:r>
+      <w:r>
+        <w:rPr>
+          <w:rStyle w:val="Hervorhebung"/>
+          <w:rFonts w:ascii="Cambria Math" w:hAnsi="Cambria Math" w:cs="Cambria Math"/>
+        </w:rPr>
+        <w:t>𝒦</w:t>
+      </w:r>
+      <w:r>
+        <w:t>{\mathrm{id}}^{(\chi)}).</w:t>
+      </w:r>
+    </w:p>
+    <w:p>
+      <w:pPr>
+        <w:pStyle w:val="StandardWeb"/>
+      </w:pPr>
+      <w:r>
+        <w:t>Eine einzelne relevante Zielgröße kann also eindeutig aus den Beobachtungen zurückgewonnen werden, obwohl mehrere theoretisch verschiedene Rekonstruktionen im Beobachtungsbild zusammenfallen.</w:t>
+      </w:r>
+    </w:p>
+    <w:p>
+      <w:pPr>
+        <w:pStyle w:val="StandardWeb"/>
+      </w:pPr>
+      <w:r>
+        <w:t>Gerade diese Differenz verhindert, dass eine erfolgreiche Messung einer einzelnen Größe vorschnell als vollständige empirische Identifikation einer theoretischen Rekonstruktion interpretiert wird.</w:t>
+      </w:r>
+    </w:p>
+    <w:p>
+      <w:pPr>
+        <w:pStyle w:val="berschrift2"/>
+      </w:pPr>
+      <w:r>
+        <w:t>Strukturelle Identifizierbarkeit liegt logisch vor praktischer Identifizierbarkeit</w:t>
+      </w:r>
+    </w:p>
+    <w:p>
+      <w:pPr>
+        <w:pStyle w:val="StandardWeb"/>
+      </w:pPr>
+      <w:r>
+        <w:lastRenderedPageBreak/>
+        <w:t>Die in 3.6.4 eingeführte strukturelle Identifizierbarkeit beschreibt eine Eigenschaft der idealisierten Beobachtungsstruktur. Messunsicherheit und endliche Daten kommen erst später hinzu. Die in 3.6.6 und 3.6.8 behandelte praktische Identifizierbarkeit besitzt deshalb zusätzliche Voraussetzungen.</w:t>
+      </w:r>
+    </w:p>
+    <w:p>
+      <w:pPr>
+        <w:pStyle w:val="StandardWeb"/>
+      </w:pPr>
+      <w:r>
+        <w:t>Strukturelle Nichtidentifizierbarkeit kann durch höhere Messpräzision nicht beseitigt werden:</w:t>
+      </w:r>
+    </w:p>
+    <w:p>
+      <w:r>
+        <w:rPr>
+          <w:rStyle w:val="katex"/>
+        </w:rPr>
+        <w:t>¬Ident</w:t>
+      </w:r>
+      <w:r>
+        <w:rPr>
+          <w:rStyle w:val="katex"/>
+          <w:rFonts w:ascii="Cambria Math" w:hAnsi="Cambria Math" w:cs="Cambria Math"/>
+        </w:rPr>
+        <w:t>⁡</w:t>
+      </w:r>
+      <w:r>
+        <w:rPr>
+          <w:rStyle w:val="katex"/>
+        </w:rPr>
+        <w:t>obs(χ)</w:t>
+      </w:r>
+      <w:r>
+        <w:rPr>
+          <w:rStyle w:val="katex"/>
+          <w:rFonts w:ascii="Cambria Math" w:hAnsi="Cambria Math" w:cs="Cambria Math"/>
+        </w:rPr>
+        <w:t>⇒</w:t>
+      </w:r>
+      <w:r>
+        <w:rPr>
+          <w:rStyle w:val="katex"/>
+        </w:rPr>
+        <w:t≯durch kleinere Messunsicherheit </w:t>
+      </w:r>
+      <w:proofErr w:type="gramStart"/>
+      <w:r>
+        <w:rPr>
+          <w:rStyle w:val="katex"/>
+        </w:rPr>
+        <w:t>identifizierbar.(</w:t>
+      </w:r>
+      <w:proofErr w:type="gramEnd"/>
+      <w:r>
+        <w:rPr>
+          <w:rStyle w:val="katex"/>
+        </w:rPr>
+        <w:t xml:space="preserve">3.3701)\neg \text{Ident}_{\mathrm{obs}}^{(\chi)} </w:t>
+      </w:r>
+      <w:r>
+        <w:rPr>
+          <w:rStyle w:val="katex"/>
+        </w:rPr>
+        <w:t xml:space="preserve">\quad </w:t>
+      </w:r>
+      <w:r>
+        <w:rPr>
+          <w:rStyle w:val="katex"/>
+        </w:rPr>
+        <w:t xml:space="preserve"> \nRightarrow</w:t>
+      </w:r>
+      <w:r>
+        <w:rPr>
+          <w:rStyle w:val="katex"/>
+        </w:rPr>
+        <w:t xml:space="preserve">\quad </w:t>
+      </w:r>
+      <w:r>
+        <w:rPr>
+          <w:rStyle w:val="katex"/>
+        </w:rPr>
+        <w:t xml:space="preserve">  \text{durch kleinere Messunsicherheit identifizierbar}. \</w:t>
+      </w:r>
+      <w:proofErr w:type="gramStart"/>
+      <w:r>
+        <w:rPr>
+          <w:rStyle w:val="katex"/>
+        </w:rPr>
+        <w:t>text{</w:t>
+      </w:r>
+      <w:proofErr w:type="gramEnd"/>
+      <w:r>
+        <w:rPr>
+          <w:rStyle w:val="katex"/>
+        </w:rPr>
+        <w:t>3.3701}</w:t>
+      </w:r>
+    </w:p>
+    <w:p>
+      <w:pPr>
+        <w:pStyle w:val="StandardWeb"/>
+      </w:pPr>
+      <w:r>
+        <w:t xml:space="preserve">Word-LaTeX: </w:t>
+      </w:r>
+      <w:proofErr w:type="gramStart"/>
+      <w:r>
+        <w:t>\neg\text{</w:t>
+      </w:r>
+      <w:proofErr w:type="gramEnd"/>
+      <w:r>
+        <w:t>Ident}_{\mathrm{obs}}^{(\chi)}</w:t>
+      </w:r>
+      <w:r>
+        <w:t xml:space="preserve">\quad </w:t>
+      </w:r>
+      <w:r>
+        <w:t xml:space="preserve"> \nRightarrow</w:t>
+      </w:r>
+      <w:r>
+        <w:t xml:space="preserve">\quad </w:t>
+      </w:r>
+      <w:r>
+        <w:t xml:space="preserve"> \text{durch kleinere Messunsicherheit identifizierbar}.</w:t>
+      </w:r>
+    </w:p>
+    <w:p>
+      <w:pPr>
+        <w:pStyle w:val="StandardWeb"/>
+      </w:pPr>
+      <w:r>
+        <w:t>Ebenso kann eine statistische Auswahl die strukturellen Fasern der Beobachtungsbrücke nicht verändern:</w:t>
+      </w:r>
+    </w:p>
+    <w:p>
+      <w:r>
+        <w:rPr>
+          <w:rStyle w:val="katex"/>
+        </w:rPr>
+        <w:t>Sel</w:t>
+      </w:r>
+      <w:r>
+        <w:rPr>
+          <w:rStyle w:val="katex"/>
+          <w:rFonts w:ascii="Cambria Math" w:hAnsi="Cambria Math" w:cs="Cambria Math"/>
+        </w:rPr>
+        <w:t>⁡</w:t>
+      </w:r>
+      <w:r>
+        <w:rPr>
+          <w:rStyle w:val="katex"/>
+        </w:rPr>
+        <w:t>stat(ζ)</w:t>
+      </w:r>
+      <w:r>
+        <w:rPr>
+          <w:rStyle w:val="katex"/>
+          <w:rFonts w:ascii="Cambria Math" w:hAnsi="Cambria Math" w:cs="Cambria Math"/>
+        </w:rPr>
+        <w:t>⇒</w:t>
+      </w:r>
+      <w:r>
+        <w:rPr>
+          <w:rStyle w:val="katex"/>
+        </w:rPr>
+        <w:t≯Ident</w:t>
+      </w:r>
+      <w:r>
+        <w:rPr>
+          <w:rStyle w:val="katex"/>
+          <w:rFonts w:ascii="Cambria Math" w:hAnsi="Cambria Math" w:cs="Cambria Math"/>
+        </w:rPr>
+        <w:t>⁡</w:t>
+      </w:r>
+      <w:r>
+        <w:rPr>
+          <w:rStyle w:val="katex"/>
+        </w:rPr>
+        <w:t>obs(χ</w:t>
+      </w:r>
+      <w:proofErr w:type="gramStart"/>
+      <w:r>
+        <w:rPr>
+          <w:rStyle w:val="katex"/>
+        </w:rPr>
+        <w:t>).(</w:t>
+      </w:r>
+      <w:proofErr w:type="gramEnd"/>
+      <w:r>
+        <w:rPr>
+          <w:rStyle w:val="katex"/>
+        </w:rPr>
+        <w:t xml:space="preserve">3.3702)\text{Sel}_{\mathrm{stat}}^{(\zeta)} </w:t>
+      </w:r>
+      <w:r>
+        <w:rPr>
+          <w:rStyle w:val="katex"/>
+        </w:rPr>
+        <w:t xml:space="preserve">\quad </w:t>
+      </w:r>
+      <w:r>
+        <w:rPr>
+          <w:rStyle w:val="katex"/>
+        </w:rPr>
+        <w:t xml:space="preserve"> \nRightarrow</w:t>
+      </w:r>
+      <w:r>
+        <w:rPr>
+          <w:rStyle w:val="katex"/>
+        </w:rPr>
+        <w:t xml:space="preserve">\quad </w:t>
+      </w:r>
+      <w:r>
+        <w:rPr>
+          <w:rStyle w:val="katex"/>
+        </w:rPr>
+        <w:t xml:space="preserve">  \text{Ident}_{\mathrm{obs}}^{(\chi)}. \</w:t>
+      </w:r>
+      <w:proofErr w:type="gramStart"/>
+      <w:r>
+        <w:rPr>
+          <w:rStyle w:val="katex"/>
+        </w:rPr>
+        <w:t>text{</w:t>
+      </w:r>
+      <w:proofErr w:type="gramEnd"/>
+      <w:r>
+        <w:rPr>
+          <w:rStyle w:val="katex"/>
+        </w:rPr>
+        <w:t>3.3702}</w:t>
+      </w:r>
+    </w:p>
+    <w:p>
+      <w:pPr>
+        <w:pStyle w:val="StandardWeb"/>
+      </w:pPr>
+      <w:r>
+        <w:t>Word-LaTeX: \</w:t>
+      </w:r>
+      <w:proofErr w:type="gramStart"/>
+      <w:r>
+        <w:t>text{</w:t>
+      </w:r>
+      <w:proofErr w:type="gramEnd"/>
+      <w:r>
+        <w:t>Sel}</w:t>
+      </w:r>
+      <w:r>
+        <w:rPr>
+          <w:rStyle w:val="Hervorhebung"/>
+        </w:rPr>
+        <w:t>{\mathrm{stat}}^{(\zeta)}</w:t>
+      </w:r>
+      <w:r>
+        <w:rPr>
+          <w:rStyle w:val="Hervorhebung"/>
+        </w:rPr>
+        <w:t xml:space="preserve">\quad </w:t>
+      </w:r>
+      <w:r>
+        <w:rPr>
+          <w:rStyle w:val="Hervorhebung"/>
+        </w:rPr>
+        <w:t xml:space="preserve"> \nRightarrow</w:t>
+      </w:r>
+      <w:r>
+        <w:rPr>
+          <w:rStyle w:val="Hervorhebung"/>
+        </w:rPr>
+        <w:t xml:space="preserve">\quad </w:t>
+      </w:r>
+      <w:r>
+        <w:rPr>
+          <w:rStyle w:val="Hervorhebung"/>
+        </w:rPr>
+        <w:t xml:space="preserve"> \text{Ident}</w:t>
+      </w:r>
+      <w:r>
+        <w:t>{\mathrm{obs}}^{(\chi)}.</w:t>
+      </w:r>
+    </w:p>
+    <w:p>
+      <w:pPr>
+        <w:pStyle w:val="StandardWeb"/>
+      </w:pPr>
+      <w:r>
+        <w:t xml:space="preserve">Damit bleibt die Trennung zwischen struktureller und praktischer Identifizierbarkeit eine der wichtigsten methodischen Sicherungen von Kapitel 3.6. Sie entspricht zugleich der in der Literatur etablierten Unterscheidung zwischen struktureller und datenabhängiger praktischer Identifizierbarkeit. ([101] Raue, Andreas; Kreutz, Clemens; Maiwald, Tim; Bachmann, Jasmin; Schilling, Marcel; Klingmüller, Ursula; Timmer, Jens: “Structural and practical identifiability analysis of partially observed dynamical models by exploiting the profile likelihood.” </w:t>
+      </w:r>
+      <w:r>
+        <w:rPr>
+          <w:rStyle w:val="Hervorhebung"/>
+        </w:rPr>
+        <w:t>Bioinformatics</w:t>
+      </w:r>
+      <w:r>
+        <w:t>, Vol. 25, Nr. 15, 2009, S. 1923–1929. DOI 10.1093/bioinformatics/btp358.)</w:t>
+      </w:r>
+    </w:p>
+    <w:p>
+      <w:pPr>
+        <w:pStyle w:val="berschrift2"/>
+      </w:pPr>
+      <w:r>
+        <w:t>Messung bleibt von Theorie und Beobachtung getrennt</w:t>
+      </w:r>
+    </w:p>
+    <w:p>
+      <w:pPr>
+        <w:pStyle w:val="StandardWeb"/>
+      </w:pPr>
+      <w:r>
+        <w:t>Der quantitative Messkontext ist eine zusätzliche empirische Struktur. Eine beobachtbare theoretische Eigenschaft ist nicht automatisch eine metrologisch definierte Messgröße. Ebenso ist eine theoretische Zielgröße nicht automatisch identisch mit dem Wert, den ein konkretes Messsystem erzeugt.</w:t>
+      </w:r>
+    </w:p>
+    <w:p>
+      <w:pPr>
+        <w:pStyle w:val="StandardWeb"/>
+      </w:pPr>
+      <w:r>
+        <w:t>Die in 3.6.5 eingeführte Trennung bleibt deshalb bindend:</w:t>
+      </w:r>
+    </w:p>
+    <w:p>
+      <w:r>
+        <w:rPr>
+          <w:rStyle w:val="katex"/>
+        </w:rPr>
+        <w:t>Bobs(χ)≢Mmeas(μ</w:t>
+      </w:r>
+      <w:proofErr w:type="gramStart"/>
+      <w:r>
+        <w:rPr>
+          <w:rStyle w:val="katex"/>
+        </w:rPr>
+        <w:t>).(</w:t>
+      </w:r>
+      <w:proofErr w:type="gramEnd"/>
+      <w:r>
+        <w:rPr>
+          <w:rStyle w:val="katex"/>
+        </w:rPr>
+        <w:t>3.3703)</w:t>
+      </w:r>
+      <w:r>
+        <w:rPr>
+          <w:rStyle w:val="katex"/>
+          <w:rFonts w:ascii="Cambria Math" w:hAnsi="Cambria Math" w:cs="Cambria Math"/>
+        </w:rPr>
+        <w:t>𝔅</w:t>
+      </w:r>
+      <w:r>
+        <w:rPr>
+          <w:rStyle w:val="katex"/>
+        </w:rPr>
+        <w:t xml:space="preserve">_{\mathrm{obs}}^{(\chi)} \nequiv </w:t>
+      </w:r>
+      <w:r>
+        <w:rPr>
+          <w:rStyle w:val="katex"/>
+          <w:rFonts w:ascii="Cambria Math" w:hAnsi="Cambria Math" w:cs="Cambria Math"/>
+        </w:rPr>
+        <w:t>ℳ</w:t>
+      </w:r>
+      <w:r>
+        <w:rPr>
+          <w:rStyle w:val="katex"/>
+        </w:rPr>
+        <w:t>_{\mathrm{meas}}^{(\mu)}. \</w:t>
+      </w:r>
+      <w:proofErr w:type="gramStart"/>
+      <w:r>
+        <w:rPr>
+          <w:rStyle w:val="katex"/>
+        </w:rPr>
+        <w:t>text{</w:t>
+      </w:r>
+      <w:proofErr w:type="gramEnd"/>
+      <w:r>
+        <w:rPr>
+          <w:rStyle w:val="katex"/>
+        </w:rPr>
+        <w:t>3.3703}</w:t>
+      </w:r>
+    </w:p>
+    <w:p>
+      <w:pPr>
+        <w:pStyle w:val="StandardWeb"/>
+      </w:pPr>
+      <w:r>
+        <w:t xml:space="preserve">Word-LaTeX: </w:t>
+      </w:r>
+      <w:r>
+        <w:rPr>
+          <w:rFonts w:ascii="Cambria Math" w:hAnsi="Cambria Math" w:cs="Cambria Math"/>
+        </w:rPr>
+        <w:t>𝔅</w:t>
+      </w:r>
+      <w:r>
+        <w:t>_{\mathrm{obs</w:t>
+      </w:r>
+      <w:proofErr w:type="gramStart"/>
+      <w:r>
+        <w:t>}}^</w:t>
+      </w:r>
+      <w:proofErr w:type="gramEnd"/>
+      <w:r>
+        <w:t>{(\chi)}\nequivℳ_{\mathrm{meas}}^{(\mu)}.</w:t>
+      </w:r>
+    </w:p>
+    <w:p>
+      <w:pPr>
+        <w:pStyle w:val="StandardWeb"/>
+      </w:pPr>
+      <w:r>
+        <w:t xml:space="preserve">Der metrologische Begriff eines Messmodells und die Unterscheidung zwischen Messgröße, Messmodell, Messwert und Messresultat sind dabei etablierte Bestandteile der internationalen Metrologie. ([98] Joint Committee for Guides in Metrology (JCGM): </w:t>
+      </w:r>
+      <w:r>
+        <w:rPr>
+          <w:rStyle w:val="Hervorhebung"/>
+        </w:rPr>
+        <w:t>International Vocabulary of Metrology – Basic and General Concepts and Associated Terms (VIM).</w:t>
+      </w:r>
+      <w:r>
+        <w:t xml:space="preserve"> 3rd </w:t>
+      </w:r>
+      <w:r>
+        <w:lastRenderedPageBreak/>
+        <w:t>edition. JCGM 200:2012. 2008 version with minor corrections, 2012. DOI 10.59161/JCGM200-2012.)</w:t>
+      </w:r>
+    </w:p>
+    <w:p>
+      <w:pPr>
+        <w:pStyle w:val="StandardWeb"/>
+      </w:pPr>
+      <w:r>
+        <w:t>Die FRZK-Eigenleistung besteht nicht darin, diese metrologischen Begriffe neu zu definieren, sondern darin, ihre Position innerhalb der FRZK-Abhängigkeitsarchitektur explizit festzulegen.</w:t>
+      </w:r>
+    </w:p>
+    <w:p>
+      <w:pPr>
+        <w:pStyle w:val="berschrift2"/>
+      </w:pPr>
+      <w:r>
+        <w:t>Messunsicherheit verändert keine theoretische Äquivalenzklasse</w:t>
+      </w:r>
+    </w:p>
+    <w:p>
+      <w:pPr>
+        <w:pStyle w:val="StandardWeb"/>
+      </w:pPr>
+      <w:r>
+        <w:t>Ebenso bleibt das bedingte Messunsicherheitsprofil eine nachgelagerte Struktur. Es beschreibt die praktische Eingrenzung einer Messzuordnung, verändert aber weder die theoretische Rekonstruktion noch die strukturelle Beobachtungsäquivalenz.</w:t>
+      </w:r>
+    </w:p>
+    <w:p>
+      <w:pPr>
+        <w:pStyle w:val="StandardWeb"/>
+      </w:pPr>
+      <w:r>
+        <w:t>Daher gilt</w:t>
+      </w:r>
+    </w:p>
+    <w:p>
+      <w:r>
+        <w:rPr>
+          <w:rStyle w:val="katex"/>
+        </w:rPr>
+        <w:t>Umeas(</w:t>
+      </w:r>
+      <w:proofErr w:type="gramStart"/>
+      <w:r>
+        <w:rPr>
+          <w:rStyle w:val="katex"/>
+        </w:rPr>
+        <w:t>μ,υ</w:t>
+      </w:r>
+      <w:proofErr w:type="gramEnd"/>
+      <w:r>
+        <w:rPr>
+          <w:rStyle w:val="katex"/>
+        </w:rPr>
+        <w:t>)</w:t>
+      </w:r>
+      <w:r>
+        <w:rPr>
+          <w:rStyle w:val="katex"/>
+          <w:rFonts w:ascii="Cambria Math" w:hAnsi="Cambria Math" w:cs="Cambria Math"/>
+        </w:rPr>
+        <w:t>⇒</w:t>
+      </w:r>
+      <w:r>
+        <w:rPr>
+          <w:rStyle w:val="katex"/>
+        </w:rPr>
+        <w:t≯A¨nderung der theoretischen Beobachtungsa¨quivalenz.(3.3704)</w:t>
+      </w:r>
+      <w:r>
+        <w:rPr>
+          <w:rStyle w:val="katex"/>
+          <w:rFonts w:ascii="Cambria Math" w:hAnsi="Cambria Math" w:cs="Cambria Math"/>
+        </w:rPr>
+        <w:t>𝔘</w:t>
+      </w:r>
+      <w:r>
+        <w:rPr>
+          <w:rStyle w:val="katex"/>
+        </w:rPr>
+        <w:t>_{\mathrm{meas}}^{(\mu,\upsilon)} \nRightarrow \text{Änderung der theoretischen Beobachtungsäquivalenz}. \</w:t>
+      </w:r>
+      <w:proofErr w:type="gramStart"/>
+      <w:r>
+        <w:rPr>
+          <w:rStyle w:val="katex"/>
+        </w:rPr>
+        <w:t>text{</w:t>
+      </w:r>
+      <w:proofErr w:type="gramEnd"/>
+      <w:r>
+        <w:rPr>
+          <w:rStyle w:val="katex"/>
+        </w:rPr>
+        <w:t>3.3704}</w:t>
+      </w:r>
+    </w:p>
+    <w:p>
+      <w:pPr>
+        <w:pStyle w:val="StandardWeb"/>
+      </w:pPr>
+      <w:r>
+        <w:t xml:space="preserve">Word-LaTeX: </w:t>
+      </w:r>
+      <w:r>
+        <w:rPr>
+          <w:rFonts w:ascii="Cambria Math" w:hAnsi="Cambria Math" w:cs="Cambria Math"/>
+        </w:rPr>
+        <w:t>𝔘</w:t>
+      </w:r>
+      <w:r>
+        <w:t>_{\mathrm{meas</w:t>
+      </w:r>
+      <w:proofErr w:type="gramStart"/>
+      <w:r>
+        <w:t>}}^</w:t>
+      </w:r>
+      <w:proofErr w:type="gramEnd"/>
+      <w:r>
+        <w:t>{(\mu,\upsilon)}\nRightarrow\text{Änderung der theoretischen Beobachtungsäquivalenz}.</w:t>
+      </w:r>
+    </w:p>
+    <w:p>
+      <w:pPr>
+        <w:pStyle w:val="StandardWeb"/>
+      </w:pPr>
+      <w:r>
+        <w:t xml:space="preserve">Messunsicherheit muss deshalb genau dort interpretiert werden, wo sie entsteht: innerhalb eines konkreten Messmodells und unter den dafür ausgewiesenen Informationsbedingungen. Die etablierten Regeln zur Bewertung und Angabe von Messunsicherheit bilden hierfür den metrologischen Referenzrahmen. ([103] Joint Committee for Guides in Metrology (JCGM): </w:t>
+      </w:r>
+      <w:r>
+        <w:rPr>
+          <w:rStyle w:val="Hervorhebung"/>
+        </w:rPr>
+        <w:t>Evaluation of measurement data — Guide to the expression of uncertainty in measurement.</w:t>
+      </w:r>
+      <w:r>
+        <w:t xml:space="preserve"> JCGM 100:2008(E). GUM 1995 with minor corrections. 2008. DOI 10.59161/JCGM100-2008E.)</w:t>
+      </w:r>
+    </w:p>
+    <w:p>
+      <w:pPr>
+        <w:pStyle w:val="berschrift2"/>
+      </w:pPr>
+      <w:r>
+        <w:t>Dynamische Beobachtbarkeit ist eine Rückgewinnbarkeitsfrage bei vorausgesetzter Dynamik</w:t>
+      </w:r>
+    </w:p>
+    <w:p>
+      <w:pPr>
+        <w:pStyle w:val="StandardWeb"/>
+      </w:pPr>
+      <w:r>
+        <w:t>Abschnitt 3.6.7 hat gezeigt, dass auch dynamische Beobachtbarkeit nicht als eigenständige Dynamiktheorie zu verstehen ist. Die Dynamik stammt aus Definition 3.5.13. Kapitel 3.6 prüft lediglich, ob innere Zustände aus ihrer beobachtbaren Entwicklung rückgewinnbar sind.</w:t>
+      </w:r>
+    </w:p>
+    <w:p>
+      <w:pPr>
+        <w:pStyle w:val="StandardWeb"/>
+      </w:pPr>
+      <w:r>
+        <w:t>Deshalb gilt weiterhin</w:t>
+      </w:r>
+    </w:p>
+    <w:p>
+      <w:r>
+        <w:rPr>
+          <w:rStyle w:val="katex"/>
+        </w:rPr>
+        <w:t>Hobs(</w:t>
+      </w:r>
+      <w:proofErr w:type="gramStart"/>
+      <w:r>
+        <w:rPr>
+          <w:rStyle w:val="katex"/>
+        </w:rPr>
+        <w:t>χ,δ</w:t>
+      </w:r>
+      <w:proofErr w:type="gramEnd"/>
+      <w:r>
+        <w:rPr>
+          <w:rStyle w:val="katex"/>
+        </w:rPr>
+        <w:t>,Θ)</w:t>
+      </w:r>
+      <w:r>
+        <w:rPr>
+          <w:rStyle w:val="katex"/>
+          <w:rFonts w:ascii="Cambria Math" w:hAnsi="Cambria Math" w:cs="Cambria Math"/>
+        </w:rPr>
+        <w:t>⇒</w:t>
+      </w:r>
+      <w:r>
+        <w:rPr>
+          <w:rStyle w:val="katex"/>
+        </w:rPr>
+        <w:t≯D(δ).(3.3705)</w:t>
+      </w:r>
+      <w:r>
+        <w:rPr>
+          <w:rStyle w:val="katex"/>
+          <w:rFonts w:ascii="Cambria Math" w:hAnsi="Cambria Math" w:cs="Cambria Math"/>
+        </w:rPr>
+        <w:t>ℌ</w:t>
+      </w:r>
+      <w:r>
+        <w:rPr>
+          <w:rStyle w:val="katex"/>
+        </w:rPr>
+        <w:t xml:space="preserve">_{\mathrm{obs}}^{(\chi,δ,\Theta)} \nRightarrow </w:t>
+      </w:r>
+      <w:r>
+        <w:rPr>
+          <w:rStyle w:val="katex"/>
+          <w:rFonts w:ascii="Cambria Math" w:hAnsi="Cambria Math" w:cs="Cambria Math"/>
+        </w:rPr>
+        <w:t>𝔇</w:t>
+      </w:r>
+      <w:r>
+        <w:rPr>
+          <w:rStyle w:val="katex"/>
+        </w:rPr>
+        <w:t>^{(δ)}. \</w:t>
+      </w:r>
+      <w:proofErr w:type="gramStart"/>
+      <w:r>
+        <w:rPr>
+          <w:rStyle w:val="katex"/>
+        </w:rPr>
+        <w:t>text{</w:t>
+      </w:r>
+      <w:proofErr w:type="gramEnd"/>
+      <w:r>
+        <w:rPr>
+          <w:rStyle w:val="katex"/>
+        </w:rPr>
+        <w:t>3.3705}</w:t>
+      </w:r>
+    </w:p>
+    <w:p>
+      <w:pPr>
+        <w:pStyle w:val="StandardWeb"/>
+      </w:pPr>
+      <w:r>
+        <w:t>Word-LaTeX: ℌ_{\mathrm{obs</w:t>
+      </w:r>
+      <w:proofErr w:type="gramStart"/>
+      <w:r>
+        <w:t>}}^</w:t>
+      </w:r>
+      <w:proofErr w:type="gramEnd"/>
+      <w:r>
+        <w:t>{(\chi,δ,\Theta)}\nRightarrow</w:t>
+      </w:r>
+      <w:r>
+        <w:rPr>
+          <w:rFonts w:ascii="Cambria Math" w:hAnsi="Cambria Math" w:cs="Cambria Math"/>
+        </w:rPr>
+        <w:t>𝔇</w:t>
+      </w:r>
+      <w:r>
+        <w:t>^{(δ)}.</w:t>
+      </w:r>
+    </w:p>
+    <w:p>
+      <w:pPr>
+        <w:pStyle w:val="StandardWeb"/>
+      </w:pPr>
+      <w:r>
+        <w:t>Auch die Beobachtbarkeit eines inneren Zustands impliziert keine Identifizierbarkeit des verwendeten Dynamikmodells.</w:t>
+      </w:r>
+    </w:p>
+    <w:p>
+      <w:pPr>
+        <w:pStyle w:val="StandardWeb"/>
+      </w:pPr>
+      <w:r>
+        <w:lastRenderedPageBreak/>
+        <w:t xml:space="preserve">Die klassische systemtheoretische Beobachtbarkeitsfrage dient hierbei als mathematischer Vergleichshintergrund, ohne dass deren spezielle Differential- oder Rangbedingungen universalisiert werden. ([104] Hermann, Robert; Krener, Arthur J.: “Nonlinear Controllability and Observability.” </w:t>
+      </w:r>
+      <w:r>
+        <w:rPr>
+          <w:rStyle w:val="Hervorhebung"/>
+        </w:rPr>
+        <w:t>IEEE Transactions on Automatic Control</w:t>
+      </w:r>
+      <w:r>
+        <w:t>, Vol. 22, No. 5, 1977, S. 728–740. DOI 10.1109/TAC.1977.1101601.)</w:t>
+      </w:r>
+    </w:p>
+    <w:p>
+      <w:pPr>
+        <w:pStyle w:val="berschrift2"/>
+      </w:pPr>
+      <w:r>
+        <w:t>Statistik bleibt Kandidaten- und Modellvergleich</w:t>
+      </w:r>
+    </w:p>
+    <w:p>
+      <w:pPr>
+        <w:pStyle w:val="StandardWeb"/>
+      </w:pPr>
+      <w:r>
+        <w:t>Auch das empirische Prüfprofil aus Definition 3.6.9 liefert keine universelle Theorieentscheidung. Statistische Verfahren vergleichen nur diejenigen Kandidaten, Datenmodelle und Parameterbereiche, die im jeweiligen Prüfprofil zugelassen wurden.</w:t>
+      </w:r>
+    </w:p>
+    <w:p>
+      <w:pPr>
+        <w:pStyle w:val="StandardWeb"/>
+      </w:pPr>
+      <w:r>
+        <w:t xml:space="preserve">Dies gilt auch für etablierte Kriterien wie das AIC. Eine statistische Präferenz ist relativ zum Kandidatenbestand und zum verwendeten Modellvergleich. ([105] Akaike, Hirotugu: “A New Look at the Statistical Model Identification.” </w:t>
+      </w:r>
+      <w:r>
+        <w:rPr>
+          <w:rStyle w:val="Hervorhebung"/>
+        </w:rPr>
+        <w:t>IEEE Transactions on Automatic Control</w:t>
+      </w:r>
+      <w:r>
+        <w:t>, Vol. 19, No. 6, 1974, S. 716–723. DOI 10.1109/TAC.1974.1100705.)</w:t>
+      </w:r>
+    </w:p>
+    <w:p>
+      <w:pPr>
+        <w:pStyle w:val="StandardWeb"/>
+      </w:pPr>
+      <w:r>
+        <w:t>Daher bleibt</w:t>
+      </w:r>
+    </w:p>
+    <w:p>
+      <w:r>
+        <w:rPr>
+          <w:rStyle w:val="katex"/>
+        </w:rPr>
+        <w:t>Sel</w:t>
+      </w:r>
+      <w:r>
+        <w:rPr>
+          <w:rStyle w:val="katex"/>
+          <w:rFonts w:ascii="Cambria Math" w:hAnsi="Cambria Math" w:cs="Cambria Math"/>
+        </w:rPr>
+        <w:t>⁡</w:t>
+      </w:r>
+      <w:r>
+        <w:rPr>
+          <w:rStyle w:val="katex"/>
+        </w:rPr>
+        <w:t>stat(q</w:t>
+      </w:r>
+      <w:proofErr w:type="gramStart"/>
+      <w:r>
+        <w:rPr>
+          <w:rStyle w:val="katex"/>
+        </w:rPr>
+        <w:t>^)</w:t>
+      </w:r>
+      <w:r>
+        <w:rPr>
+          <w:rStyle w:val="katex"/>
+          <w:rFonts w:ascii="Cambria Math" w:hAnsi="Cambria Math" w:cs="Cambria Math"/>
+        </w:rPr>
+        <w:t>⇒</w:t>
+      </w:r>
+      <w:proofErr w:type="gramEnd"/>
+      <w:r>
+        <w:rPr>
+          <w:rStyle w:val="katex"/>
+        </w:rPr>
+        <w:t≯universelle Wahrheit von q^.(3.3706)\text{Sel}_{\mathrm{stat}} ( \widehat{</w:t>
+      </w:r>
+      <w:r>
+        <w:rPr>
+          <w:rStyle w:val="katex"/>
+          <w:rFonts w:ascii="Cambria Math" w:hAnsi="Cambria Math" w:cs="Cambria Math"/>
+        </w:rPr>
+        <w:t>𝔮</w:t>
+      </w:r>
+      <w:r>
+        <w:rPr>
+          <w:rStyle w:val="katex"/>
+        </w:rPr>
+        <w:t xml:space="preserve">} ) </w:t>
+      </w:r>
+      <w:r>
+        <w:rPr>
+          <w:rStyle w:val="katex"/>
+        </w:rPr>
+        <w:t xml:space="preserve">\quad </w:t>
+      </w:r>
+      <w:r>
+        <w:rPr>
+          <w:rStyle w:val="katex"/>
+        </w:rPr>
+        <w:t xml:space="preserve"> \nRightarrow</w:t>
+      </w:r>
+      <w:r>
+        <w:rPr>
+          <w:rStyle w:val="katex"/>
+        </w:rPr>
+        <w:t xml:space="preserve">\quad </w:t>
+      </w:r>
+      <w:r>
+        <w:rPr>
+          <w:rStyle w:val="katex"/>
+        </w:rPr>
+        <w:t xml:space="preserve">  \text{universelle Wahrheit von } \widehat{</w:t>
+      </w:r>
+      <w:r>
+        <w:rPr>
+          <w:rStyle w:val="katex"/>
+          <w:rFonts w:ascii="Cambria Math" w:hAnsi="Cambria Math" w:cs="Cambria Math"/>
+        </w:rPr>
+        <w:t>𝔮</w:t>
+      </w:r>
+      <w:r>
+        <w:rPr>
+          <w:rStyle w:val="katex"/>
+        </w:rPr>
+        <w:t>}. \</w:t>
+      </w:r>
+      <w:proofErr w:type="gramStart"/>
+      <w:r>
+        <w:rPr>
+          <w:rStyle w:val="katex"/>
+        </w:rPr>
+        <w:t>text{</w:t>
+      </w:r>
+      <w:proofErr w:type="gramEnd"/>
+      <w:r>
+        <w:rPr>
+          <w:rStyle w:val="katex"/>
+        </w:rPr>
+        <w:t>3.3706}</w:t>
+      </w:r>
+    </w:p>
+    <w:p>
+      <w:pPr>
+        <w:pStyle w:val="StandardWeb"/>
+      </w:pPr>
+      <w:r>
+        <w:t>Word-LaTeX: \</w:t>
+      </w:r>
+      <w:proofErr w:type="gramStart"/>
+      <w:r>
+        <w:t>text{</w:t>
+      </w:r>
+      <w:proofErr w:type="gramEnd"/>
+      <w:r>
+        <w:t>Sel}_{\mathrm{stat}}(\widehat{</w:t>
+      </w:r>
+      <w:r>
+        <w:rPr>
+          <w:rFonts w:ascii="Cambria Math" w:hAnsi="Cambria Math" w:cs="Cambria Math"/>
+        </w:rPr>
+        <w:t>𝔮</w:t>
+      </w:r>
+      <w:r>
+        <w:t>})</w:t>
+      </w:r>
+      <w:r>
+        <w:t xml:space="preserve">\quad </w:t>
+      </w:r>
+      <w:r>
+        <w:t xml:space="preserve"> \nRightarrow</w:t>
+      </w:r>
+      <w:r>
+        <w:t xml:space="preserve">\quad </w:t>
+      </w:r>
+      <w:r>
+        <w:t xml:space="preserve"> \text{universelle Wahrheit von }\widehat{</w:t>
+      </w:r>
+      <w:r>
+        <w:rPr>
+          <w:rFonts w:ascii="Cambria Math" w:hAnsi="Cambria Math" w:cs="Cambria Math"/>
+        </w:rPr>
+        <w:t>𝔮</w:t>
+      </w:r>
+      <w:r>
+        <w:t>}.</w:t>
+      </w:r>
+    </w:p>
+    <w:p>
+      <w:pPr>
+        <w:pStyle w:val="StandardWeb"/>
+      </w:pPr>
+      <w:r>
+        <w:t>Kapitel 3.6 stellt damit bewusst keine einzelne Statistikmethode über alle anderen. Entscheidend ist die vollständige Typisierung der tatsächlich verwendeten Methode und ihrer Voraussetzungen.</w:t>
+      </w:r>
+    </w:p>
+    <w:p>
+      <w:pPr>
+        <w:pStyle w:val="berschrift1"/>
+      </w:pPr>
+      <w:r>
+        <w:t>Satz 3.6.1 – Schichtensatz der empirischen FRZK-Prüfbarkeit</w:t>
+      </w:r>
+    </w:p>
+    <w:p>
+      <w:pPr>
+        <w:pStyle w:val="StandardWeb"/>
+      </w:pPr>
+      <w:r>
+        <w:rPr>
+          <w:rStyle w:val="Fett"/>
+        </w:rPr>
+        <w:t>Eigenleistung dieser Arbeit.</w:t>
+      </w:r>
+      <w:r>
+        <w:t xml:space="preserve"> Sei eine empirische FRZK-Prüfaussage (</w:t>
+      </w:r>
+      <w:r>
+        <w:rPr>
+          <w:rFonts w:ascii="Cambria Math" w:hAnsi="Cambria Math" w:cs="Cambria Math"/>
+        </w:rPr>
+        <w:t>𝒜</w:t>
+      </w:r>
+      <w:r>
+        <w:t>_{\mathrm{emp}}) gegeben. Ist diese Aussage über eine Kette aus theoretischer Rekonstruktion, Beobachtungsbrücke, gegebenenfalls Messkontext, Unsicherheitsprofil und statistischem Prüfprofil hergeleitet worden, dann ist ihre wissenschaftliche Gültigkeit an den vollständigen tatsächlich verwendeten Abhängigkeitsbestand gebunden. Keine nachgelagerte Schicht kann eine fehlende Voraussetzung einer vorgelagerten Schicht erzeugen oder deren strukturellen Informationsverlust rückwirkend beseitigen.</w:t>
+      </w:r>
+    </w:p>
+    <w:p>
+      <w:pPr>
+        <w:pStyle w:val="StandardWeb"/>
+      </w:pPr>
+      <w:r>
+        <w:t>Schematisch:</w:t>
+      </w:r>
+    </w:p>
+    <w:p>
+      <w:r>
+        <w:rPr>
+          <w:rStyle w:val="katex"/>
+        </w:rPr>
+        <w:t>Aemp=F(q,Cobs,Cmeas,Umeas,Pemp)</w:t>
+      </w:r>
+      <w:r>
+        <w:rPr>
+          <w:rStyle w:val="katex"/>
+          <w:rFonts w:ascii="Cambria Math" w:hAnsi="Cambria Math" w:cs="Cambria Math"/>
+        </w:rPr>
+        <w:t>⟹</w:t>
+      </w:r>
+      <w:r>
+        <w:rPr>
+          <w:rStyle w:val="katex"/>
+        </w:rPr>
+        <w:t>Dep</w:t>
+      </w:r>
+      <w:r>
+        <w:rPr>
+          <w:rStyle w:val="katex"/>
+          <w:rFonts w:ascii="Cambria Math" w:hAnsi="Cambria Math" w:cs="Cambria Math"/>
+        </w:rPr>
+        <w:t>⁡</w:t>
+      </w:r>
+      <w:r>
+        <w:rPr>
+          <w:rStyle w:val="katex"/>
+        </w:rPr>
+        <w:t>(Aemp)</w:t>
+      </w:r>
+      <w:r>
+        <w:rPr>
+          <w:rStyle w:val="katex"/>
+          <w:rFonts w:ascii="Cambria Math" w:hAnsi="Cambria Math" w:cs="Cambria Math"/>
+        </w:rPr>
+        <w:t>⊇</w:t>
+      </w:r>
+      <w:r>
+        <w:rPr>
+          <w:rStyle w:val="katex"/>
+        </w:rPr>
+        <w:t>{q,Cobs,Cmeas,Umeas,Pemp}used.(3.3707)</w:t>
+      </w:r>
+      <w:r>
+        <w:rPr>
+          <w:rStyle w:val="katex"/>
+          <w:rFonts w:ascii="Cambria Math" w:hAnsi="Cambria Math" w:cs="Cambria Math"/>
+        </w:rPr>
+        <w:t>𝒜</w:t>
+      </w:r>
+      <w:r>
+        <w:rPr>
+          <w:rStyle w:val="katex"/>
+        </w:rPr>
+        <w:t xml:space="preserve">_{\mathrm{emp}} = F ( </w:t>
+      </w:r>
+      <w:r>
+        <w:rPr>
+          <w:rStyle w:val="katex"/>
+          <w:rFonts w:ascii="Cambria Math" w:hAnsi="Cambria Math" w:cs="Cambria Math"/>
+        </w:rPr>
+        <w:t>𝔮</w:t>
+      </w:r>
+      <w:r>
+        <w:rPr>
+          <w:rStyle w:val="katex"/>
+        </w:rPr>
+        <w:t xml:space="preserve">, </w:t>
+      </w:r>
+      <w:r>
+        <w:rPr>
+          <w:rStyle w:val="katex"/>
+          <w:rFonts w:ascii="Cambria Math" w:hAnsi="Cambria Math" w:cs="Cambria Math"/>
+        </w:rPr>
+        <w:t>ℭ</w:t>
+      </w:r>
+      <w:r>
+        <w:rPr>
+          <w:rStyle w:val="katex"/>
+        </w:rPr>
+        <w:t xml:space="preserve">_{\mathrm{obs}}, </w:t>
+      </w:r>
+      <w:r>
+        <w:rPr>
+          <w:rStyle w:val="katex"/>
+          <w:rFonts w:ascii="Cambria Math" w:hAnsi="Cambria Math" w:cs="Cambria Math"/>
+        </w:rPr>
+        <w:t>ℭ</w:t>
+      </w:r>
+      <w:r>
+        <w:rPr>
+          <w:rStyle w:val="katex"/>
+        </w:rPr>
+        <w:t xml:space="preserve">_{\mathrm{meas}}, </w:t>
+      </w:r>
+      <w:r>
+        <w:rPr>
+          <w:rStyle w:val="katex"/>
+          <w:rFonts w:ascii="Cambria Math" w:hAnsi="Cambria Math" w:cs="Cambria Math"/>
+        </w:rPr>
+        <w:t>𝔘</w:t>
+      </w:r>
+      <w:r>
+        <w:rPr>
+          <w:rStyle w:val="katex"/>
+        </w:rPr>
+        <w:t xml:space="preserve">_{\mathrm{meas}}, </w:t>
+      </w:r>
+      <w:r>
+        <w:rPr>
+          <w:rStyle w:val="katex"/>
+          <w:rFonts w:ascii="Cambria Math" w:hAnsi="Cambria Math" w:cs="Cambria Math"/>
+        </w:rPr>
+        <w:t>𝔓</w:t>
+      </w:r>
+      <w:r>
+        <w:rPr>
+          <w:rStyle w:val="katex"/>
+        </w:rPr>
+        <w:t xml:space="preserve">_{\mathrm{emp}} ) </w:t>
+      </w:r>
+      <w:r>
+        <w:rPr>
+          <w:rStyle w:val="katex"/>
+        </w:rPr>
+        <w:t xml:space="preserve">\quad </w:t>
+      </w:r>
+      <w:r>
+        <w:rPr>
+          <w:rStyle w:val="katex"/>
+        </w:rPr>
+        <w:t xml:space="preserve"> \Longrightarrow</w:t>
+      </w:r>
+      <w:r>
+        <w:rPr>
+          <w:rStyle w:val="katex"/>
+        </w:rPr>
+        <w:t xml:space="preserve">\quad </w:t>
+      </w:r>
+      <w:r>
+        <w:rPr>
+          <w:rStyle w:val="katex"/>
+        </w:rPr>
+        <w:t xml:space="preserve">  \text{Dep} ( </w:t>
+      </w:r>
+      <w:r>
+        <w:rPr>
+          <w:rStyle w:val="katex"/>
+          <w:rFonts w:ascii="Cambria Math" w:hAnsi="Cambria Math" w:cs="Cambria Math"/>
+        </w:rPr>
+        <w:t>𝒜</w:t>
+      </w:r>
+      <w:r>
+        <w:rPr>
+          <w:rStyle w:val="katex"/>
+        </w:rPr>
+        <w:t xml:space="preserve">_{\mathrm{emp}} ) \supseteq { </w:t>
+      </w:r>
+      <w:r>
+        <w:rPr>
+          <w:rStyle w:val="katex"/>
+          <w:rFonts w:ascii="Cambria Math" w:hAnsi="Cambria Math" w:cs="Cambria Math"/>
+        </w:rPr>
+        <w:t>𝔮</w:t>
+      </w:r>
+      <w:r>
+        <w:rPr>
+          <w:rStyle w:val="katex"/>
+        </w:rPr>
+        <w:t xml:space="preserve">, </w:t>
+      </w:r>
+      <w:r>
+        <w:rPr>
+          <w:rStyle w:val="katex"/>
+          <w:rFonts w:ascii="Cambria Math" w:hAnsi="Cambria Math" w:cs="Cambria Math"/>
+        </w:rPr>
+        <w:t>ℭ</w:t>
+      </w:r>
+      <w:r>
+        <w:rPr>
+          <w:rStyle w:val="katex"/>
+        </w:rPr>
+        <w:t xml:space="preserve">_{\mathrm{obs}}, </w:t>
+      </w:r>
+      <w:r>
+        <w:rPr>
+          <w:rStyle w:val="katex"/>
+          <w:rFonts w:ascii="Cambria Math" w:hAnsi="Cambria Math" w:cs="Cambria Math"/>
+        </w:rPr>
+        <w:t>ℭ</w:t>
+      </w:r>
+      <w:r>
+        <w:rPr>
+          <w:rStyle w:val="katex"/>
+        </w:rPr>
+        <w:t xml:space="preserve">_{\mathrm{meas}}, </w:t>
+      </w:r>
+      <w:r>
+        <w:rPr>
+          <w:rStyle w:val="katex"/>
+          <w:rFonts w:ascii="Cambria Math" w:hAnsi="Cambria Math" w:cs="Cambria Math"/>
+        </w:rPr>
+        <w:t>𝔘</w:t>
+      </w:r>
+      <w:r>
+        <w:rPr>
+          <w:rStyle w:val="katex"/>
+        </w:rPr>
+        <w:t xml:space="preserve">_{\mathrm{meas}}, </w:t>
+      </w:r>
+      <w:r>
+        <w:rPr>
+          <w:rStyle w:val="katex"/>
+          <w:rFonts w:ascii="Cambria Math" w:hAnsi="Cambria Math" w:cs="Cambria Math"/>
+        </w:rPr>
+        <w:t>𝔓</w:t>
+      </w:r>
+      <w:r>
+        <w:rPr>
+          <w:rStyle w:val="katex"/>
+        </w:rPr>
+        <w:t>_{\mathrm{emp}} }_{\mathrm{used}}. \</w:t>
+      </w:r>
+      <w:proofErr w:type="gramStart"/>
+      <w:r>
+        <w:rPr>
+          <w:rStyle w:val="katex"/>
+        </w:rPr>
+        <w:t>text{</w:t>
+      </w:r>
+      <w:proofErr w:type="gramEnd"/>
+      <w:r>
+        <w:rPr>
+          <w:rStyle w:val="katex"/>
+        </w:rPr>
+        <w:t>3.3707}</w:t>
+      </w:r>
+    </w:p>
+    <w:p>
+      <w:pPr>
+        <w:pStyle w:val="StandardWeb"/>
+      </w:pPr>
+      <w:r>
+        <w:lastRenderedPageBreak/>
+        <w:t xml:space="preserve">Word-LaTeX: </w:t>
+      </w:r>
+      <w:r>
+        <w:rPr>
+          <w:rFonts w:ascii="Cambria Math" w:hAnsi="Cambria Math" w:cs="Cambria Math"/>
+        </w:rPr>
+        <w:t>𝒜</w:t>
+      </w:r>
+      <w:r>
+        <w:t>_{\mathrm{emp}}=F(</w:t>
+      </w:r>
+      <w:r>
+        <w:rPr>
+          <w:rFonts w:ascii="Cambria Math" w:hAnsi="Cambria Math" w:cs="Cambria Math"/>
+        </w:rPr>
+        <w:t>𝔮</w:t>
+      </w:r>
+      <w:r>
+        <w:t>,ℭ_{\mathrm{obs}},ℭ_{\mathrm{meas}},</w:t>
+      </w:r>
+      <w:r>
+        <w:rPr>
+          <w:rFonts w:ascii="Cambria Math" w:hAnsi="Cambria Math" w:cs="Cambria Math"/>
+        </w:rPr>
+        <w:t>𝔘</w:t>
+      </w:r>
+      <w:r>
+        <w:t>_{\mathrm{meas}},</w:t>
+      </w:r>
+      <w:r>
+        <w:rPr>
+          <w:rFonts w:ascii="Cambria Math" w:hAnsi="Cambria Math" w:cs="Cambria Math"/>
+        </w:rPr>
+        <w:t>𝔓</w:t>
+      </w:r>
+      <w:r>
+        <w:t>_{\mathrm{emp}})</w:t>
+      </w:r>
+      <w:r>
+        <w:t xml:space="preserve">\quad </w:t>
+      </w:r>
+      <w:r>
+        <w:t xml:space="preserve"> \Longrightarrow</w:t>
+      </w:r>
+      <w:r>
+        <w:t xml:space="preserve">\quad </w:t>
+      </w:r>
+      <w:r>
+        <w:t xml:space="preserve"> \text{Dep}(</w:t>
+      </w:r>
+      <w:r>
+        <w:rPr>
+          <w:rFonts w:ascii="Cambria Math" w:hAnsi="Cambria Math" w:cs="Cambria Math"/>
+        </w:rPr>
+        <w:t>𝒜</w:t>
+      </w:r>
+      <w:r>
+        <w:t>_{\mathrm{emp}})\supseteq{</w:t>
+      </w:r>
+      <w:r>
+        <w:rPr>
+          <w:rFonts w:ascii="Cambria Math" w:hAnsi="Cambria Math" w:cs="Cambria Math"/>
+        </w:rPr>
+        <w:t>𝔮</w:t>
+      </w:r>
+      <w:r>
+        <w:t>,ℭ_{\mathrm{obs}},ℭ_{\mathrm{meas}},</w:t>
+      </w:r>
+      <w:r>
+        <w:rPr>
+          <w:rFonts w:ascii="Cambria Math" w:hAnsi="Cambria Math" w:cs="Cambria Math"/>
+        </w:rPr>
+        <w:t>𝔘</w:t>
+      </w:r>
+      <w:r>
+        <w:t>_{\mathrm{meas}},</w:t>
+      </w:r>
+      <w:r>
+        <w:rPr>
+          <w:rFonts w:ascii="Cambria Math" w:hAnsi="Cambria Math" w:cs="Cambria Math"/>
+        </w:rPr>
+        <w:t>𝔓</w:t>
+      </w:r>
+      <w:r>
+        <w:t>_{\mathrm{emp}}}_{\mathrm{used}}.</w:t>
+      </w:r>
+    </w:p>
+    <w:p>
+      <w:pPr>
+        <w:pStyle w:val="StandardWeb"/>
+      </w:pPr>
+      <w:r>
+        <w:t>Insbesondere gilt für zwei theoretisch verschiedene Rekonstruktionen, deren Unterschied bereits durch die Beobachtungsbrücke vollständig kollabiert wird,</w:t>
+      </w:r>
+    </w:p>
+    <w:p>
+      <w:r>
+        <w:rPr>
+          <w:rStyle w:val="katex"/>
+        </w:rPr>
+        <w:t>q1</w:t>
+      </w:r>
+      <w:r>
+        <w:rPr>
+          <w:rStyle w:val="katex"/>
+          <w:rFonts w:ascii="Cambria Math" w:hAnsi="Cambria Math" w:cs="Cambria Math"/>
+        </w:rPr>
+        <w:t>∼</w:t>
+      </w:r>
+      <w:r>
+        <w:rPr>
+          <w:rStyle w:val="katex"/>
+        </w:rPr>
+        <w:t>obs(χ)q2</w:t>
+      </w:r>
+      <w:r>
+        <w:rPr>
+          <w:rStyle w:val="katex"/>
+          <w:rFonts w:ascii="Cambria Math" w:hAnsi="Cambria Math" w:cs="Cambria Math"/>
+        </w:rPr>
+        <w:t>⟹</w:t>
+      </w:r>
+      <w:r>
+        <w:rPr>
+          <w:rStyle w:val="katex"/>
+        </w:rPr>
+        <w:t>keine ausschließlich nachgelagerte deterministische Verarbeitung kann diesen verlorenen Unterschied rekonstruieren.(3.3708)</w:t>
+      </w:r>
+      <w:r>
+        <w:rPr>
+          <w:rStyle w:val="katex"/>
+          <w:rFonts w:ascii="Cambria Math" w:hAnsi="Cambria Math" w:cs="Cambria Math"/>
+        </w:rPr>
+        <w:t>𝔮</w:t>
+      </w:r>
+      <w:r>
+        <w:rPr>
+          <w:rStyle w:val="katex"/>
+        </w:rPr>
+        <w:t xml:space="preserve">_1 \sim_{\mathrm{obs}}^{(\chi)} </w:t>
+      </w:r>
+      <w:r>
+        <w:rPr>
+          <w:rStyle w:val="katex"/>
+          <w:rFonts w:ascii="Cambria Math" w:hAnsi="Cambria Math" w:cs="Cambria Math"/>
+        </w:rPr>
+        <w:t>𝔮</w:t>
+      </w:r>
+      <w:r>
+        <w:rPr>
+          <w:rStyle w:val="katex"/>
+        </w:rPr>
+        <w:t xml:space="preserve">_2 </w:t>
+      </w:r>
+      <w:r>
+        <w:rPr>
+          <w:rStyle w:val="katex"/>
+        </w:rPr>
+        <w:t xml:space="preserve">\quad </w:t>
+      </w:r>
+      <w:r>
+        <w:rPr>
+          <w:rStyle w:val="katex"/>
+        </w:rPr>
+        <w:t xml:space="preserve"> \Longrightarrow</w:t>
+      </w:r>
+      <w:r>
+        <w:rPr>
+          <w:rStyle w:val="katex"/>
+        </w:rPr>
+        <w:t xml:space="preserve">\quad </w:t>
+      </w:r>
+      <w:r>
+        <w:rPr>
+          <w:rStyle w:val="katex"/>
+        </w:rPr>
+        <w:t xml:space="preserve">  \text{keine ausschließlich nachgelagerte deterministische Verarbeitung kann diesen verlorenen Unterschied rekonstruieren}. \</w:t>
+      </w:r>
+      <w:proofErr w:type="gramStart"/>
+      <w:r>
+        <w:rPr>
+          <w:rStyle w:val="katex"/>
+        </w:rPr>
+        <w:t>text{</w:t>
+      </w:r>
+      <w:proofErr w:type="gramEnd"/>
+      <w:r>
+        <w:rPr>
+          <w:rStyle w:val="katex"/>
+        </w:rPr>
+        <w:t>3.3708}</w:t>
+      </w:r>
+    </w:p>
+    <w:p>
+      <w:pPr>
+        <w:pStyle w:val="StandardWeb"/>
+      </w:pPr>
+      <w:r>
+        <w:t xml:space="preserve">Word-LaTeX: </w:t>
+      </w:r>
+      <w:r>
+        <w:rPr>
+          <w:rFonts w:ascii="Cambria Math" w:hAnsi="Cambria Math" w:cs="Cambria Math"/>
+        </w:rPr>
+        <w:t>𝔮</w:t>
+      </w:r>
+      <w:r>
+        <w:t>_1\sim_{\mathrm{obs</w:t>
+      </w:r>
+      <w:proofErr w:type="gramStart"/>
+      <w:r>
+        <w:t>}}^</w:t>
+      </w:r>
+      <w:proofErr w:type="gramEnd"/>
+      <w:r>
+        <w:t>{(\chi)}</w:t>
+      </w:r>
+      <w:r>
+        <w:rPr>
+          <w:rFonts w:ascii="Cambria Math" w:hAnsi="Cambria Math" w:cs="Cambria Math"/>
+        </w:rPr>
+        <w:t>𝔮</w:t>
+      </w:r>
+      <w:r>
+        <w:t>_2</w:t>
+      </w:r>
+      <w:r>
+        <w:t xml:space="preserve">\quad </w:t>
+      </w:r>
+      <w:r>
+        <w:t xml:space="preserve"> \Longrightarrow</w:t>
+      </w:r>
+      <w:r>
+        <w:t xml:space="preserve">\quad </w:t>
+      </w:r>
+      <w:r>
+        <w:t xml:space="preserve"> \text{keine ausschließlich nachgelagerte deterministische Verarbeitung kann diesen verlorenen Unterschied rekonstruieren}.</w:t>
+      </w:r>
+    </w:p>
+    <w:p>
+      <w:pPr>
+        <w:pStyle w:val="StandardWeb"/>
+      </w:pPr>
+      <w:r>
+        <w:rPr>
+          <w:rStyle w:val="Fett"/>
+        </w:rPr>
+        <w:t>Beweis.</w:t>
+      </w:r>
+      <w:r>
+        <w:t xml:space="preserve"> Jede nachgelagerte deterministische Verarbeitungsstufe erhält ausschließlich die Information, die ihr von der vorhergehenden Stufe zur Verfügung gestellt wird. Fallen zwei theoretisch verschiedene Rekonstruktionen bereits unter der Beobachtungsbrücke auf denselben Beobachtungswert beziehungsweise dieselbe Beobachtungsspur, besitzen sämtliche nachfolgenden deterministischen Funktionen denselben Eingabewert. Sie müssen daher auch denselben Ausgabewert erzeugen. Eine spätere Mess-, Daten- oder Auswertungsstufe kann den zuvor kollabierten theoretischen Unterschied nicht aus Information rekonstruieren, die sie nie erhalten hat.</w:t>
+      </w:r>
+    </w:p>
+    <w:p>
+      <w:pPr>
+        <w:pStyle w:val="StandardWeb"/>
+      </w:pPr>
+      <w:proofErr w:type="gramStart"/>
+      <w:r>
+        <w:t>Wird</w:t>
+      </w:r>
+      <w:proofErr w:type="gramEnd"/>
+      <w:r>
+        <w:t xml:space="preserve"> dagegen eine zusätzliche unabhängige Beobachtungsbrücke, ein neuer externer Datenkanal oder eine zusätzliche wissenschaftliche Modellannahme eingeführt, liegt keine bloße nachgelagerte Verarbeitung mehr vor. Die gewonnene zusätzliche Trennschärfe stammt dann aus genau dieser neuen Voraussetzung und muss als solche im Abhängigkeitsbestand erscheinen. Damit folgt zugleich die erste Aussage des Satzes: Die empirische Prüfaussage erbt sämtliche tatsächlich verwendeten Voraussetzungen ihrer Ableitungskette. </w:t>
+      </w:r>
+      <w:r>
+        <w:rPr>
+          <w:rFonts w:ascii="Cambria Math" w:hAnsi="Cambria Math" w:cs="Cambria Math"/>
+        </w:rPr>
+        <w:t>∎</w:t>
+      </w:r>
+    </w:p>
+    <w:p>
+      <w:pPr>
+        <w:pStyle w:val="StandardWeb"/>
+      </w:pPr>
+      <w:r>
+        <w:t>Der Satz verdichtet die Ergebnisse von Proposition 3.6.1 bis Proposition 3.6.9. Seine Bedeutung liegt weniger in einer neuen mathematischen Technik als in der verbindlichen Schichtung der wissenschaftlichen Argumentation.</w:t>
+      </w:r>
+    </w:p>
+    <w:p>
+      <w:pPr>
+        <w:pStyle w:val="berschrift2"/>
+      </w:pPr>
+      <w:r>
+        <w:t>Keine empirische Abkürzung zum Primärkern</w:t>
+      </w:r>
+    </w:p>
+    <w:p>
+      <w:pPr>
+        <w:pStyle w:val="StandardWeb"/>
+      </w:pPr>
+      <w:r>
+        <w:t>Aus Satz 3.6.1 folgt unmittelbar, dass eine empirische Aussage nicht an den zwischenliegenden Bedingungen vorbei direkt dem universellen Primärkern zugerechnet werden darf.</w:t>
+      </w:r>
+    </w:p>
+    <w:p>
+      <w:pPr>
+        <w:pStyle w:val="StandardWeb"/>
+      </w:pPr>
+      <w:r>
+        <w:t>Daher gilt allgemein</w:t>
+      </w:r>
+    </w:p>
+    <w:p>
+      <w:r>
+        <w:rPr>
+          <w:rStyle w:val="katex"/>
+        </w:rPr>
+        <w:t>Aemp</w:t>
+      </w:r>
+      <w:r>
+        <w:rPr>
+          <w:rStyle w:val="katex"/>
+          <w:rFonts w:ascii="Cambria Math" w:hAnsi="Cambria Math" w:cs="Cambria Math"/>
+        </w:rPr>
+        <w:t>⇒</w:t>
+      </w:r>
+      <w:r>
+        <w:rPr>
+          <w:rStyle w:val="katex"/>
+        </w:rPr>
+        <w:t≯</w:t>
+      </w:r>
+      <w:proofErr w:type="gramStart"/>
+      <w:r>
+        <w:rPr>
+          <w:rStyle w:val="katex"/>
+        </w:rPr>
+        <w:t>AU.(</w:t>
+      </w:r>
+      <w:proofErr w:type="gramEnd"/>
+      <w:r>
+        <w:rPr>
+          <w:rStyle w:val="katex"/>
+        </w:rPr>
+        <w:t>3.3709)</w:t>
+      </w:r>
+      <w:r>
+        <w:rPr>
+          <w:rStyle w:val="katex"/>
+          <w:rFonts w:ascii="Cambria Math" w:hAnsi="Cambria Math" w:cs="Cambria Math"/>
+        </w:rPr>
+        <w:t>𝒜</w:t>
+      </w:r>
+      <w:r>
+        <w:rPr>
+          <w:rStyle w:val="katex"/>
+        </w:rPr>
+        <w:t xml:space="preserve">_{\mathrm{emp}} </w:t>
+      </w:r>
+      <w:r>
+        <w:rPr>
+          <w:rStyle w:val="katex"/>
+        </w:rPr>
+        <w:t xml:space="preserve">\quad </w:t>
+      </w:r>
+      <w:r>
+        <w:rPr>
+          <w:rStyle w:val="katex"/>
+        </w:rPr>
+        <w:t xml:space="preserve"> \nRightarrow</w:t>
+      </w:r>
+      <w:r>
+        <w:rPr>
+          <w:rStyle w:val="katex"/>
+        </w:rPr>
+        <w:t xml:space="preserve">\quad </w:t>
+      </w:r>
+      <w:r>
+        <w:rPr>
+          <w:rStyle w:val="katex"/>
+        </w:rPr>
+        <w:t xml:space="preserve">  </w:t>
+      </w:r>
+      <w:r>
+        <w:rPr>
+          <w:rStyle w:val="katex"/>
+          <w:rFonts w:ascii="Cambria Math" w:hAnsi="Cambria Math" w:cs="Cambria Math"/>
+        </w:rPr>
+        <w:t>𝒜</w:t>
+      </w:r>
+      <w:r>
+        <w:rPr>
+          <w:rStyle w:val="katex"/>
+        </w:rPr>
+        <w:t>_{\mathrm U}. \</w:t>
+      </w:r>
+      <w:proofErr w:type="gramStart"/>
+      <w:r>
+        <w:rPr>
+          <w:rStyle w:val="katex"/>
+        </w:rPr>
+        <w:t>text{</w:t>
+      </w:r>
+      <w:proofErr w:type="gramEnd"/>
+      <w:r>
+        <w:rPr>
+          <w:rStyle w:val="katex"/>
+        </w:rPr>
+        <w:t>3.3709}</w:t>
+      </w:r>
+    </w:p>
+    <w:p>
+      <w:pPr>
+        <w:pStyle w:val="StandardWeb"/>
+      </w:pPr>
+      <w:r>
+        <w:t xml:space="preserve">Word-LaTeX: </w:t>
+      </w:r>
+      <w:r>
+        <w:rPr>
+          <w:rFonts w:ascii="Cambria Math" w:hAnsi="Cambria Math" w:cs="Cambria Math"/>
+        </w:rPr>
+        <w:t>𝒜</w:t>
+      </w:r>
+      <w:r>
+        <w:t>_{\mathrm{emp</w:t>
+      </w:r>
+      <w:proofErr w:type="gramStart"/>
+      <w:r>
+        <w:t>}}</w:t>
+      </w:r>
+      <w:r>
+        <w:t>\</w:t>
+      </w:r>
+      <w:proofErr w:type="gramEnd"/>
+      <w:r>
+        <w:t xml:space="preserve">quad </w:t>
+      </w:r>
+      <w:r>
+        <w:t xml:space="preserve"> \nRightarrow</w:t>
+      </w:r>
+      <w:r>
+        <w:t xml:space="preserve">\quad </w:t>
+      </w:r>
+      <w:r>
+        <w:t xml:space="preserve"> </w:t>
+      </w:r>
+      <w:r>
+        <w:rPr>
+          <w:rFonts w:ascii="Cambria Math" w:hAnsi="Cambria Math" w:cs="Cambria Math"/>
+        </w:rPr>
+        <w:t>𝒜</w:t>
+      </w:r>
+      <w:r>
+        <w:t>_{\mathrm U}.</w:t>
+      </w:r>
+    </w:p>
+    <w:p>
+      <w:pPr>
+        <w:pStyle w:val="StandardWeb"/>
+      </w:pPr>
+      <w:r>
+        <w:lastRenderedPageBreak/>
+        <w:t>Nur wenn eine konkrete empirische Konsequenz unter kontrollierten und ausdrücklich ausgewiesenen Zusatzbedingungen tatsächlich aus dem universellen Kern hergeleitet wurde, kann ein entsprechender negativer Befund die Prüfung des Kerns erreichen. Abschnitt 3.6.9 hat dafür bereits die notwendige Lokalisierungslogik festgelegt.</w:t>
+      </w:r>
+    </w:p>
+    <w:p>
+      <w:pPr>
+        <w:pStyle w:val="StandardWeb"/>
+      </w:pPr>
+      <w:r>
+        <w:t>Damit wird empirische Kritik weder abgeschwächt noch abgewehrt. Sie wird vielmehr präzisiert.</w:t>
+      </w:r>
+    </w:p>
+    <w:p>
+      <w:pPr>
+        <w:pStyle w:val="berschrift2"/>
+      </w:pPr>
+      <w:r>
+        <w:t>Die minimale wissenschaftliche Prüfkette</w:t>
+      </w:r>
+    </w:p>
+    <w:p>
+      <w:pPr>
+        <w:pStyle w:val="StandardWeb"/>
+      </w:pPr>
+      <w:r>
+        <w:t>Nicht jede praktische Anwendung wird sämtliche in Kapitel 3.6 entwickelten Strukturen benötigen. Ein rein qualitativer Beobachtungsvergleich kann ohne quantitative Messunsicherheits- oder Statistikarchitektur auskommen. Eine quantitative Messung kann ohne Modellvergleich auskommen. Ein struktureller Identifizierbarkeitsnachweis kann vollständig ohne reale Messdaten geführt werden.</w:t>
+      </w:r>
+    </w:p>
+    <w:p>
+      <w:pPr>
+        <w:pStyle w:val="StandardWeb"/>
+      </w:pPr>
+      <w:r>
+        <w:t>Deshalb definiere ich keine starre Pflicht, jede Stufe immer auszufüllen. Verbindlich ist stattdessen die Regel:</w:t>
+      </w:r>
+    </w:p>
+    <w:p>
+      <w:r>
+        <w:rPr>
+          <w:rStyle w:val="katex"/>
+        </w:rPr>
+        <w:t>verwendete Stufe</w:t>
+      </w:r>
+      <w:r>
+        <w:rPr>
+          <w:rStyle w:val="katex"/>
+          <w:rFonts w:ascii="Cambria Math" w:hAnsi="Cambria Math" w:cs="Cambria Math"/>
+        </w:rPr>
+        <w:t>⟹</w:t>
+      </w:r>
+      <w:r>
+        <w:rPr>
+          <w:rStyle w:val="katex"/>
+        </w:rPr>
+        <w:t>vollsta¨ndige Typisierung und Provenienz dieser </w:t>
+      </w:r>
+      <w:proofErr w:type="gramStart"/>
+      <w:r>
+        <w:rPr>
+          <w:rStyle w:val="katex"/>
+        </w:rPr>
+        <w:t>Stufe.(</w:t>
+      </w:r>
+      <w:proofErr w:type="gramEnd"/>
+      <w:r>
+        <w:rPr>
+          <w:rStyle w:val="katex"/>
+        </w:rPr>
+        <w:t xml:space="preserve">3.3710)\text{verwendete Stufe} </w:t>
+      </w:r>
+      <w:r>
+        <w:rPr>
+          <w:rStyle w:val="katex"/>
+        </w:rPr>
+        <w:t xml:space="preserve">\quad </w:t>
+      </w:r>
+      <w:r>
+        <w:rPr>
+          <w:rStyle w:val="katex"/>
+        </w:rPr>
+        <w:t xml:space="preserve"> \Longrightarrow</w:t>
+      </w:r>
+      <w:r>
+        <w:rPr>
+          <w:rStyle w:val="katex"/>
+        </w:rPr>
+        <w:t xml:space="preserve">\quad </w:t>
+      </w:r>
+      <w:r>
+        <w:rPr>
+          <w:rStyle w:val="katex"/>
+        </w:rPr>
+        <w:t xml:space="preserve">  \text{vollständige Typisierung und Provenienz dieser Stufe}. \</w:t>
+      </w:r>
+      <w:proofErr w:type="gramStart"/>
+      <w:r>
+        <w:rPr>
+          <w:rStyle w:val="katex"/>
+        </w:rPr>
+        <w:t>text{</w:t>
+      </w:r>
+      <w:proofErr w:type="gramEnd"/>
+      <w:r>
+        <w:rPr>
+          <w:rStyle w:val="katex"/>
+        </w:rPr>
+        <w:t>3.3710}</w:t>
+      </w:r>
+    </w:p>
+    <w:p>
+      <w:pPr>
+        <w:pStyle w:val="StandardWeb"/>
+      </w:pPr>
+      <w:r>
+        <w:t>Word-LaTeX: \</w:t>
+      </w:r>
+      <w:proofErr w:type="gramStart"/>
+      <w:r>
+        <w:t>text{</w:t>
+      </w:r>
+      <w:proofErr w:type="gramEnd"/>
+      <w:r>
+        <w:t>verwendete Stufe}</w:t>
+      </w:r>
+      <w:r>
+        <w:t xml:space="preserve">\quad </w:t>
+      </w:r>
+      <w:r>
+        <w:t xml:space="preserve"> \Longrightarrow</w:t>
+      </w:r>
+      <w:r>
+        <w:t xml:space="preserve">\quad </w:t>
+      </w:r>
+      <w:r>
+        <w:t xml:space="preserve"> \text{vollständige Typisierung und Provenienz dieser Stufe}.</w:t>
+      </w:r>
+    </w:p>
+    <w:p>
+      <w:pPr>
+        <w:pStyle w:val="StandardWeb"/>
+      </w:pPr>
+      <w:r>
+        <w:t>Eine nicht verwendete Stufe darf fehlen. Eine verwendete Stufe darf nicht verborgen bleiben.</w:t>
+      </w:r>
+    </w:p>
+    <w:p>
+      <w:pPr>
+        <w:pStyle w:val="StandardWeb"/>
+      </w:pPr>
+      <w:r>
+        <w:t>Für jede konkrete Anwendung entsteht dadurch ein anwendungsbezogener Pfad</w:t>
+      </w:r>
+    </w:p>
+    <w:p>
+      <w:r>
+        <w:rPr>
+          <w:rStyle w:val="katex"/>
+        </w:rPr>
+        <w:t>Papp</w:t>
+      </w:r>
+      <w:r>
+        <w:rPr>
+          <w:rStyle w:val="katex"/>
+          <w:rFonts w:ascii="Cambria Math" w:hAnsi="Cambria Math" w:cs="Cambria Math"/>
+        </w:rPr>
+        <w:t>⊆</w:t>
+      </w:r>
+      <w:r>
+        <w:rPr>
+          <w:rStyle w:val="katex"/>
+        </w:rPr>
+        <w:t>(</w:t>
+      </w:r>
+      <w:proofErr w:type="gramStart"/>
+      <w:r>
+        <w:rPr>
+          <w:rStyle w:val="katex"/>
+        </w:rPr>
+        <w:t>q,Cobs</w:t>
+      </w:r>
+      <w:proofErr w:type="gramEnd"/>
+      <w:r>
+        <w:rPr>
+          <w:rStyle w:val="katex"/>
+        </w:rPr>
+        <w:t>,Cmeas,Umeas,D,Pemp,Zobs),(3.3711)</w:t>
+      </w:r>
+      <w:r>
+        <w:rPr>
+          <w:rStyle w:val="katex"/>
+          <w:rFonts w:ascii="Cambria Math" w:hAnsi="Cambria Math" w:cs="Cambria Math"/>
+        </w:rPr>
+        <w:t>𝔓</w:t>
+      </w:r>
+      <w:r>
+        <w:rPr>
+          <w:rStyle w:val="katex"/>
+        </w:rPr>
+        <w:t xml:space="preserve">_{\mathrm{app}} \subseteq ( </w:t>
+      </w:r>
+      <w:r>
+        <w:rPr>
+          <w:rStyle w:val="katex"/>
+          <w:rFonts w:ascii="Cambria Math" w:hAnsi="Cambria Math" w:cs="Cambria Math"/>
+        </w:rPr>
+        <w:t>𝔮</w:t>
+      </w:r>
+      <w:r>
+        <w:rPr>
+          <w:rStyle w:val="katex"/>
+        </w:rPr>
+        <w:t xml:space="preserve">, </w:t>
+      </w:r>
+      <w:r>
+        <w:rPr>
+          <w:rStyle w:val="katex"/>
+          <w:rFonts w:ascii="Cambria Math" w:hAnsi="Cambria Math" w:cs="Cambria Math"/>
+        </w:rPr>
+        <w:t>ℭ</w:t>
+      </w:r>
+      <w:r>
+        <w:rPr>
+          <w:rStyle w:val="katex"/>
+        </w:rPr>
+        <w:t xml:space="preserve">_{\mathrm{obs}}, </w:t>
+      </w:r>
+      <w:r>
+        <w:rPr>
+          <w:rStyle w:val="katex"/>
+          <w:rFonts w:ascii="Cambria Math" w:hAnsi="Cambria Math" w:cs="Cambria Math"/>
+        </w:rPr>
+        <w:t>ℭ</w:t>
+      </w:r>
+      <w:r>
+        <w:rPr>
+          <w:rStyle w:val="katex"/>
+        </w:rPr>
+        <w:t xml:space="preserve">_{\mathrm{meas}}, </w:t>
+      </w:r>
+      <w:r>
+        <w:rPr>
+          <w:rStyle w:val="katex"/>
+          <w:rFonts w:ascii="Cambria Math" w:hAnsi="Cambria Math" w:cs="Cambria Math"/>
+        </w:rPr>
+        <w:t>𝔘</w:t>
+      </w:r>
+      <w:r>
+        <w:rPr>
+          <w:rStyle w:val="katex"/>
+        </w:rPr>
+        <w:t xml:space="preserve">_{\mathrm{meas}}, </w:t>
+      </w:r>
+      <w:r>
+        <w:rPr>
+          <w:rStyle w:val="katex"/>
+          <w:rFonts w:ascii="Cambria Math" w:hAnsi="Cambria Math" w:cs="Cambria Math"/>
+        </w:rPr>
+        <w:t>𝔇</w:t>
+      </w:r>
+      <w:r>
+        <w:rPr>
+          <w:rStyle w:val="katex"/>
+        </w:rPr>
+        <w:t xml:space="preserve">, </w:t>
+      </w:r>
+      <w:r>
+        <w:rPr>
+          <w:rStyle w:val="katex"/>
+          <w:rFonts w:ascii="Cambria Math" w:hAnsi="Cambria Math" w:cs="Cambria Math"/>
+        </w:rPr>
+        <w:t>𝔓</w:t>
+      </w:r>
+      <w:r>
+        <w:rPr>
+          <w:rStyle w:val="katex"/>
+        </w:rPr>
+        <w:t xml:space="preserve">_{\mathrm{emp}}, </w:t>
+      </w:r>
+      <w:r>
+        <w:rPr>
+          <w:rStyle w:val="katex"/>
+          <w:rFonts w:ascii="Cambria Math" w:hAnsi="Cambria Math" w:cs="Cambria Math"/>
+        </w:rPr>
+        <w:t>ℨ</w:t>
+      </w:r>
+      <w:r>
+        <w:rPr>
+          <w:rStyle w:val="katex"/>
+        </w:rPr>
+        <w:t>_{\mathrm{obs}} ), \text{3.3711}</w:t>
+      </w:r>
+    </w:p>
+    <w:p>
+      <w:pPr>
+        <w:pStyle w:val="StandardWeb"/>
+      </w:pPr>
+      <w:r>
+        <w:t xml:space="preserve">Word-LaTeX: </w:t>
+      </w:r>
+      <w:r>
+        <w:rPr>
+          <w:rFonts w:ascii="Cambria Math" w:hAnsi="Cambria Math" w:cs="Cambria Math"/>
+        </w:rPr>
+        <w:t>𝔓</w:t>
+      </w:r>
+      <w:r>
+        <w:t>_{\mathrm{app</w:t>
+      </w:r>
+      <w:proofErr w:type="gramStart"/>
+      <w:r>
+        <w:t>}}\</w:t>
+      </w:r>
+      <w:proofErr w:type="gramEnd"/>
+      <w:r>
+        <w:t>subseteq(</w:t>
+      </w:r>
+      <w:r>
+        <w:rPr>
+          <w:rFonts w:ascii="Cambria Math" w:hAnsi="Cambria Math" w:cs="Cambria Math"/>
+        </w:rPr>
+        <w:t>𝔮</w:t>
+      </w:r>
+      <w:r>
+        <w:t>,ℭ_{\mathrm{obs}},ℭ_{\mathrm{meas}},</w:t>
+      </w:r>
+      <w:r>
+        <w:rPr>
+          <w:rFonts w:ascii="Cambria Math" w:hAnsi="Cambria Math" w:cs="Cambria Math"/>
+        </w:rPr>
+        <w:t>𝔘</w:t>
+      </w:r>
+      <w:r>
+        <w:t>_{\mathrm{meas}},</w:t>
+      </w:r>
+      <w:r>
+        <w:rPr>
+          <w:rFonts w:ascii="Cambria Math" w:hAnsi="Cambria Math" w:cs="Cambria Math"/>
+        </w:rPr>
+        <w:t>𝔇</w:t>
+      </w:r>
+      <w:r>
+        <w:t>,</w:t>
+      </w:r>
+      <w:r>
+        <w:rPr>
+          <w:rFonts w:ascii="Cambria Math" w:hAnsi="Cambria Math" w:cs="Cambria Math"/>
+        </w:rPr>
+        <w:t>𝔓</w:t>
+      </w:r>
+      <w:r>
+        <w:t>_{\mathrm{emp}},ℨ_{\mathrm{obs}}).</w:t>
+      </w:r>
+    </w:p>
+    <w:p>
+      <w:pPr>
+        <w:pStyle w:val="StandardWeb"/>
+      </w:pPr>
+      <w:r>
+        <w:t>wobei nur diejenigen Komponenten aufzunehmen sind, die für die konkrete Prüfaussage tatsächlich erforderlich sind.</w:t>
+      </w:r>
+    </w:p>
+    <w:p>
+      <w:pPr>
+        <w:pStyle w:val="berschrift2"/>
+      </w:pPr>
+      <w:r>
+        <w:t>Verbindliche Anforderungen an Kapitel 6</w:t>
+      </w:r>
+    </w:p>
+    <w:p>
+      <w:pPr>
+        <w:pStyle w:val="StandardWeb"/>
+      </w:pPr>
+      <w:r>
+        <w:t xml:space="preserve">Damit ist zugleich festgelegt, wie konkrete FRZK-Anwendungen in Kapitel 6 aufgebaut werden müssen. Jede Anwendung muss zuerst bestimmen, </w:t>
+      </w:r>
+      <w:r>
+        <w:rPr>
+          <w:rStyle w:val="Fett"/>
+        </w:rPr>
+        <w:t>welcher theoretische Bestand überhaupt geprüft wird</w:t>
+      </w:r>
+      <w:r>
+        <w:t>. Erst danach kann eine Beobachtungs- oder Messarchitektur gewählt werden.</w:t>
+      </w:r>
+    </w:p>
+    <w:p>
+      <w:pPr>
+        <w:pStyle w:val="StandardWeb"/>
+      </w:pPr>
+      <w:r>
+        <w:t>Für eine konkrete Anwendung muss daher mindestens nachvollziehbar sein:</w:t>
+      </w:r>
+    </w:p>
+    <w:p>
+      <w:pPr>
+        <w:pStyle w:val="StandardWeb"/>
+        <w:numPr>
+          <w:ilvl w:val="0"/>
+          <w:numId w:val="6"/>
+        </w:numPr>
+      </w:pPr>
+      <w:r>
+        <w:lastRenderedPageBreak/>
+        <w:t>welche FRZK-Rekonstruktion beziehungsweise welcher theoretische Kandidatenbestand geprüft wird;</w:t>
+      </w:r>
+    </w:p>
+    <w:p>
+      <w:pPr>
+        <w:pStyle w:val="StandardWeb"/>
+        <w:numPr>
+          <w:ilvl w:val="0"/>
+          <w:numId w:val="6"/>
+        </w:numPr>
+      </w:pPr>
+      <w:r>
+        <w:t>welche Beobachtungsbrücke den theoretischen Bestand mit beobachtbaren Größen verbindet;</w:t>
+      </w:r>
+    </w:p>
+    <w:p>
+      <w:pPr>
+        <w:pStyle w:val="StandardWeb"/>
+        <w:numPr>
+          <w:ilvl w:val="0"/>
+          <w:numId w:val="6"/>
+        </w:numPr>
+      </w:pPr>
+      <w:r>
+        <w:t>ob die für die Prüfaussage relevante Zielgröße unter dieser Brücke rückgewinnbar ist;</w:t>
+      </w:r>
+    </w:p>
+    <w:p>
+      <w:pPr>
+        <w:pStyle w:val="StandardWeb"/>
+        <w:numPr>
+          <w:ilvl w:val="0"/>
+          <w:numId w:val="6"/>
+        </w:numPr>
+      </w:pPr>
+      <w:r>
+        <w:t>ob mehrere theoretische Kandidaten strukturell beobachtungsäquivalent bleiben;</w:t>
+      </w:r>
+    </w:p>
+    <w:p>
+      <w:pPr>
+        <w:pStyle w:val="StandardWeb"/>
+        <w:numPr>
+          <w:ilvl w:val="0"/>
+          <w:numId w:val="6"/>
+        </w:numPr>
+      </w:pPr>
+      <w:r>
+        <w:t>welche zusätzliche quantitative Messstruktur verwendet wird;</w:t>
+      </w:r>
+    </w:p>
+    <w:p>
+      <w:pPr>
+        <w:pStyle w:val="StandardWeb"/>
+        <w:numPr>
+          <w:ilvl w:val="0"/>
+          <w:numId w:val="6"/>
+        </w:numPr>
+      </w:pPr>
+      <w:r>
+        <w:t>wie Messunsicherheit behandelt wird, sofern sie für die Aussage relevant ist;</w:t>
+      </w:r>
+    </w:p>
+    <w:p>
+      <w:pPr>
+        <w:pStyle w:val="StandardWeb"/>
+        <w:numPr>
+          <w:ilvl w:val="0"/>
+          <w:numId w:val="6"/>
+        </w:numPr>
+      </w:pPr>
+      <w:r>
+        <w:t>welche Dynamik vorausgesetzt wird, wenn zeit- oder entwicklungsabhängige Beobachtungen verwendet werden;</w:t>
+      </w:r>
+    </w:p>
+    <w:p>
+      <w:pPr>
+        <w:pStyle w:val="StandardWeb"/>
+        <w:numPr>
+          <w:ilvl w:val="0"/>
+          <w:numId w:val="6"/>
+        </w:numPr>
+      </w:pPr>
+      <w:r>
+        <w:t>welches statistische Prüfprofil verwendet wird, falls inferentielle oder vergleichende Aussagen getroffen werden;</w:t>
+      </w:r>
+    </w:p>
+    <w:p>
+      <w:pPr>
+        <w:pStyle w:val="StandardWeb"/>
+        <w:numPr>
+          <w:ilvl w:val="0"/>
+          <w:numId w:val="6"/>
+        </w:numPr>
+      </w:pPr>
+      <w:r>
+        <w:t>welcher Ergebnisstatus tatsächlich erreicht wird;</w:t>
+      </w:r>
+    </w:p>
+    <w:p>
+      <w:pPr>
+        <w:pStyle w:val="StandardWeb"/>
+        <w:numPr>
+          <w:ilvl w:val="0"/>
+          <w:numId w:val="6"/>
+        </w:numPr>
+      </w:pPr>
+      <w:r>
+        <w:t>welchen Geltungsbereich das daraus erzeugte Beobachtungszertifikat besitzt.</w:t>
+      </w:r>
+    </w:p>
+    <w:p>
+      <w:pPr>
+        <w:pStyle w:val="StandardWeb"/>
+      </w:pPr>
+      <w:r>
+        <w:t>Diese Liste ist keine neue Definition. Sie ist die praktische Zusammenfassung der in 3.6.0 bis 3.6.9 bereits formal eingeführten Anforderungen.</w:t>
+      </w:r>
+    </w:p>
+    <w:p>
+      <w:pPr>
+        <w:pStyle w:val="StandardWeb"/>
+      </w:pPr>
+      <w:r>
+        <w:t>Die Anwendung darf insbesondere nicht mit einer Messgröße beginnen und nachträglich eine passende FRZK-Bedeutung dafür suchen. Die wissenschaftliche Richtung bleibt</w:t>
+      </w:r>
+    </w:p>
+    <w:p>
+      <w:r>
+        <w:rPr>
+          <w:rStyle w:val="katex"/>
+        </w:rPr>
+        <w:t>FRZK-Zielaussage</w:t>
+      </w:r>
+      <w:r>
+        <w:rPr>
+          <w:rStyle w:val="katex"/>
+          <w:rFonts w:ascii="Cambria Math" w:hAnsi="Cambria Math" w:cs="Cambria Math"/>
+        </w:rPr>
+        <w:t>⟶</w:t>
+      </w:r>
+      <w:r>
+        <w:rPr>
+          <w:rStyle w:val="katex"/>
+        </w:rPr>
+        <w:t>Beobachtungsbru¨cke</w:t>
+      </w:r>
+      <w:r>
+        <w:rPr>
+          <w:rStyle w:val="katex"/>
+          <w:rFonts w:ascii="Cambria Math" w:hAnsi="Cambria Math" w:cs="Cambria Math"/>
+        </w:rPr>
+        <w:t>⟶</w:t>
+      </w:r>
+      <w:r>
+        <w:rPr>
+          <w:rStyle w:val="katex"/>
+        </w:rPr>
+        <w:t>Messung</w:t>
+      </w:r>
+      <w:r>
+        <w:rPr>
+          <w:rStyle w:val="katex"/>
+          <w:rFonts w:ascii="Cambria Math" w:hAnsi="Cambria Math" w:cs="Cambria Math"/>
+        </w:rPr>
+        <w:t>⟶</w:t>
+      </w:r>
+      <w:r>
+        <w:rPr>
+          <w:rStyle w:val="katex"/>
+        </w:rPr>
+        <w:t>Daten</w:t>
+      </w:r>
+      <w:r>
+        <w:rPr>
+          <w:rStyle w:val="katex"/>
+          <w:rFonts w:ascii="Cambria Math" w:hAnsi="Cambria Math" w:cs="Cambria Math"/>
+        </w:rPr>
+        <w:t>⟶</w:t>
+      </w:r>
+      <w:r>
+        <w:rPr>
+          <w:rStyle w:val="katex"/>
+        </w:rPr>
+        <w:t>Pru¨</w:t>
+      </w:r>
+      <w:proofErr w:type="gramStart"/>
+      <w:r>
+        <w:rPr>
+          <w:rStyle w:val="katex"/>
+        </w:rPr>
+        <w:t>faussage.(</w:t>
+      </w:r>
+      <w:proofErr w:type="gramEnd"/>
+      <w:r>
+        <w:rPr>
+          <w:rStyle w:val="katex"/>
+        </w:rPr>
+        <w:t>3.3712)\text{FRZK-Zielaussage} \longrightarrow \text{Beobachtungsbrücke} \longrightarrow \text{Messung} \longrightarrow \text{Daten} \longrightarrow \text{Prüfaussage}. \</w:t>
+      </w:r>
+      <w:proofErr w:type="gramStart"/>
+      <w:r>
+        <w:rPr>
+          <w:rStyle w:val="katex"/>
+        </w:rPr>
+        <w:t>text{</w:t>
+      </w:r>
+      <w:proofErr w:type="gramEnd"/>
+      <w:r>
+        <w:rPr>
+          <w:rStyle w:val="katex"/>
+        </w:rPr>
+        <w:t>3.3712}</w:t>
+      </w:r>
+    </w:p>
+    <w:p>
+      <w:pPr>
+        <w:pStyle w:val="StandardWeb"/>
+      </w:pPr>
+      <w:r>
+        <w:t>Word-LaTeX: \</w:t>
+      </w:r>
+      <w:proofErr w:type="gramStart"/>
+      <w:r>
+        <w:t>text{</w:t>
+      </w:r>
+      <w:proofErr w:type="gramEnd"/>
+      <w:r>
+        <w:t>FRZK-Zielaussage}\longrightarrow\text{Beobachtungsbrücke}\longrightarrow\text{Messung}\longrightarrow\text{Daten}\longrightarrow\text{Prüfaussage}.</w:t>
+      </w:r>
+    </w:p>
+    <w:p>
+      <w:pPr>
+        <w:pStyle w:val="StandardWeb"/>
+      </w:pPr>
+      <w:r>
+        <w:t>Eine datengetriebene Rückrichtung ist möglich, aber nur dann als eigenständiges inverses oder statistisches Rekonstruktionsproblem:</w:t>
+      </w:r>
+    </w:p>
+    <w:p>
+      <w:r>
+        <w:rPr>
+          <w:rStyle w:val="katex"/>
+        </w:rPr>
+        <w:t>Daten</w:t>
+      </w:r>
+      <w:r>
+        <w:rPr>
+          <w:rStyle w:val="katex"/>
+          <w:rFonts w:ascii="Cambria Math" w:hAnsi="Cambria Math" w:cs="Cambria Math"/>
+        </w:rPr>
+        <w:t>⟶</w:t>
+      </w:r>
+      <w:r>
+        <w:rPr>
+          <w:rStyle w:val="katex"/>
+        </w:rPr>
+        <w:t>theoretische Rekonstruktion</w:t>
+      </w:r>
+      <w:r>
+        <w:rPr>
+          <w:rStyle w:val="katex"/>
+          <w:rFonts w:ascii="Cambria Math" w:hAnsi="Cambria Math" w:cs="Cambria Math"/>
+        </w:rPr>
+        <w:t>⟹</w:t>
+      </w:r>
+      <w:r>
+        <w:rPr>
+          <w:rStyle w:val="katex"/>
+        </w:rPr>
+        <w:t>zusa¨tzliche Inferenz- oder Rekonstruktionsannahmen </w:t>
+      </w:r>
+      <w:proofErr w:type="gramStart"/>
+      <w:r>
+        <w:rPr>
+          <w:rStyle w:val="katex"/>
+        </w:rPr>
+        <w:t>erforderlich.(</w:t>
+      </w:r>
+      <w:proofErr w:type="gramEnd"/>
+      <w:r>
+        <w:rPr>
+          <w:rStyle w:val="katex"/>
+        </w:rPr>
+        <w:t xml:space="preserve">3.3713)\text{Daten} \longrightarrow \text{theoretische Rekonstruktion} </w:t>
+      </w:r>
+      <w:r>
+        <w:rPr>
+          <w:rStyle w:val="katex"/>
+        </w:rPr>
+        <w:t xml:space="preserve">\quad </w:t>
+      </w:r>
+      <w:r>
+        <w:rPr>
+          <w:rStyle w:val="katex"/>
+        </w:rPr>
+        <w:t xml:space="preserve"> \Longrightarrow</w:t>
+      </w:r>
+      <w:r>
+        <w:rPr>
+          <w:rStyle w:val="katex"/>
+        </w:rPr>
+        <w:t xml:space="preserve">\quad </w:t>
+      </w:r>
+      <w:r>
+        <w:rPr>
+          <w:rStyle w:val="katex"/>
+        </w:rPr>
+        <w:t xml:space="preserve">  \text{zusätzliche Inferenz- oder Rekonstruktionsannahmen erforderlich}. \</w:t>
+      </w:r>
+      <w:proofErr w:type="gramStart"/>
+      <w:r>
+        <w:rPr>
+          <w:rStyle w:val="katex"/>
+        </w:rPr>
+        <w:t>text{</w:t>
+      </w:r>
+      <w:proofErr w:type="gramEnd"/>
+      <w:r>
+        <w:rPr>
+          <w:rStyle w:val="katex"/>
+        </w:rPr>
+        <w:t>3.3713}</w:t>
+      </w:r>
+    </w:p>
+    <w:p>
+      <w:pPr>
+        <w:pStyle w:val="StandardWeb"/>
+      </w:pPr>
+      <w:r>
+        <w:t>Word-LaTeX: \</w:t>
+      </w:r>
+      <w:proofErr w:type="gramStart"/>
+      <w:r>
+        <w:t>text{</w:t>
+      </w:r>
+      <w:proofErr w:type="gramEnd"/>
+      <w:r>
+        <w:t>Daten}\longrightarrow\text{theoretische Rekonstruktion}</w:t>
+      </w:r>
+      <w:r>
+        <w:t xml:space="preserve">\quad </w:t>
+      </w:r>
+      <w:r>
+        <w:t xml:space="preserve"> \Longrightarrow</w:t>
+      </w:r>
+      <w:r>
+        <w:t xml:space="preserve">\quad </w:t>
+      </w:r>
+      <w:r>
+        <w:t xml:space="preserve"> \text{zusätzliche Inferenz- oder Rekonstruktionsannahmen erforderlich}.</w:t>
+      </w:r>
+    </w:p>
+    <w:p>
+      <w:pPr>
+        <w:pStyle w:val="StandardWeb"/>
+      </w:pPr>
+      <w:r>
+        <w:t>Damit wird zugleich verhindert, dass explorative Datenanalyse und konfirmatorische Theorieprüfung methodisch vermischt werden.</w:t>
+      </w:r>
+    </w:p>
+    <w:p>
+      <w:pPr>
+        <w:pStyle w:val="berschrift2"/>
+      </w:pPr>
+      <w:r>
+        <w:t>Repository-Konsequenz</w:t>
+      </w:r>
+    </w:p>
+    <w:p>
+      <w:pPr>
+        <w:pStyle w:val="StandardWeb"/>
+      </w:pPr>
+      <w:r>
+        <w:t xml:space="preserve">Das Repository muss diese Schichtentrennung später ebenfalls abbilden können. Kapitel 3.6 verlangt deshalb noch </w:t>
+      </w:r>
+      <w:r>
+        <w:rPr>
+          <w:rStyle w:val="Fett"/>
+        </w:rPr>
+        <w:t>nicht</w:t>
+      </w:r>
+      <w:r>
+        <w:t xml:space="preserve">, für nicht vorhandene Experimente synthetische Datensätze, </w:t>
+      </w:r>
+      <w:r>
+        <w:lastRenderedPageBreak/>
+        <w:t>Messgeräte oder empirische Zertifikate anzulegen. Solche Einträge würden reale empirische Evidenz vortäuschen.</w:t>
+      </w:r>
+    </w:p>
+    <w:p>
+      <w:pPr>
+        <w:pStyle w:val="StandardWeb"/>
+      </w:pPr>
+      <w:r>
+        <w:t xml:space="preserve">Der Repository-Bestand nach Kapitel 3.6 muss vielmehr die </w:t>
+      </w:r>
+      <w:r>
+        <w:rPr>
+          <w:rStyle w:val="Fett"/>
+        </w:rPr>
+        <w:t>theoretische Typstruktur</w:t>
+      </w:r>
+      <w:r>
+        <w:t xml:space="preserve"> vollständig enthalten: Definitionen der Beobachtungs-, Mess-, Unsicherheits-, Dynamik-, Statistik- und Zertifikatsarchitektur sowie deren Abhängigkeiten.</w:t>
+      </w:r>
+    </w:p>
+    <w:p>
+      <w:pPr>
+        <w:pStyle w:val="StandardWeb"/>
+      </w:pPr>
+      <w:r>
+        <w:t>Konkrete Instanzen eines Beobachtungszertifikats gehören erst zu einer real beschriebenen Anwendung in Kapitel 6.</w:t>
+      </w:r>
+    </w:p>
+    <w:p>
+      <w:pPr>
+        <w:pStyle w:val="StandardWeb"/>
+      </w:pPr>
+      <w:r>
+        <w:t>Damit gilt</w:t>
+      </w:r>
+    </w:p>
+    <w:p>
+      <w:r>
+        <w:rPr>
+          <w:rStyle w:val="katex"/>
+        </w:rPr>
+        <w:t>Schema fu¨r empirische Zertifikate≢existierende empirische </w:t>
+      </w:r>
+      <w:proofErr w:type="gramStart"/>
+      <w:r>
+        <w:rPr>
+          <w:rStyle w:val="katex"/>
+        </w:rPr>
+        <w:t>Evidenz.(</w:t>
+      </w:r>
+      <w:proofErr w:type="gramEnd"/>
+      <w:r>
+        <w:rPr>
+          <w:rStyle w:val="katex"/>
+        </w:rPr>
+        <w:t>3.3714)\text{Schema für empirische Zertifikate} \nequiv \text{existierende empirische Evidenz}. \</w:t>
+      </w:r>
+      <w:proofErr w:type="gramStart"/>
+      <w:r>
+        <w:rPr>
+          <w:rStyle w:val="katex"/>
+        </w:rPr>
+        <w:t>text{</w:t>
+      </w:r>
+      <w:proofErr w:type="gramEnd"/>
+      <w:r>
+        <w:rPr>
+          <w:rStyle w:val="katex"/>
+        </w:rPr>
+        <w:t>3.3714}</w:t>
+      </w:r>
+    </w:p>
+    <w:p>
+      <w:pPr>
+        <w:pStyle w:val="StandardWeb"/>
+      </w:pPr>
+      <w:r>
+        <w:t>Word-LaTeX: \</w:t>
+      </w:r>
+      <w:proofErr w:type="gramStart"/>
+      <w:r>
+        <w:t>text{</w:t>
+      </w:r>
+      <w:proofErr w:type="gramEnd"/>
+      <w:r>
+        <w:t>Schema für empirische Zertifikate}\nequiv\text{existierende empirische Evidenz}.</w:t>
+      </w:r>
+    </w:p>
+    <w:p>
+      <w:pPr>
+        <w:pStyle w:val="StandardWeb"/>
+      </w:pPr>
+      <w:r>
+        <w:t>Diese Unterscheidung ist für die wissenschaftliche Integrität des Repositorys wesentlich.</w:t>
+      </w:r>
+    </w:p>
+    <w:p>
+      <w:pPr>
+        <w:pStyle w:val="berschrift2"/>
+      </w:pPr>
+      <w:r>
+        <w:t>Abschließender Kernschutz</w:t>
+      </w:r>
+    </w:p>
+    <w:p>
+      <w:pPr>
+        <w:pStyle w:val="StandardWeb"/>
+      </w:pPr>
+      <w:r>
+        <w:t>Die vollständige Entwicklung von Kapitel 3.6 hat zahlreiche zusätzliche Objekte hervorgebracht: Beobachtungskontexte, Beobachtungsbrücken, Rückgewinnbarkeitsbedingungen, Beobachtungsäquivalenzen, Identifizierbarkeitskriterien, Messkontexte, Messunsicherheitsprofile, dynamische Beobachtungsspuren, empirische Prüfprofile und Beobachtungszertifikate.</w:t>
+      </w:r>
+    </w:p>
+    <w:p>
+      <w:pPr>
+        <w:pStyle w:val="StandardWeb"/>
+      </w:pPr>
+      <w:r>
+        <w:t>Keine dieser Strukturen wurde als neues Primäraxiom eingeführt.</w:t>
+      </w:r>
+    </w:p>
+    <w:p>
+      <w:pPr>
+        <w:pStyle w:val="StandardWeb"/>
+      </w:pPr>
+      <w:r>
+        <w:t>Der universelle Primärkern am Ende von Kapitel 3.6 bleibt deshalb exakt</w:t>
+      </w:r>
+    </w:p>
+    <w:p>
+      <w:r>
+        <w:rPr>
+          <w:rStyle w:val="katex"/>
+        </w:rPr>
+        <w:t>AU3.6={PA3.3.1</w:t>
+      </w:r>
+      <w:proofErr w:type="gramStart"/>
+      <w:r>
+        <w:rPr>
+          <w:rStyle w:val="katex"/>
+        </w:rPr>
+        <w:t>}.(</w:t>
+      </w:r>
+      <w:proofErr w:type="gramEnd"/>
+      <w:r>
+        <w:rPr>
+          <w:rStyle w:val="katex"/>
+        </w:rPr>
+        <w:t>3.3715)</w:t>
+      </w:r>
+      <w:r>
+        <w:rPr>
+          <w:rStyle w:val="katex"/>
+          <w:rFonts w:ascii="Cambria Math" w:hAnsi="Cambria Math" w:cs="Cambria Math"/>
+        </w:rPr>
+        <w:t>𝒜</w:t>
+      </w:r>
+      <w:r>
+        <w:rPr>
+          <w:rStyle w:val="katex"/>
+        </w:rPr>
+        <w:t>_{\mathrm U}^{3.6} = { \mathrm{PA}_{3.3.1} }. \</w:t>
+      </w:r>
+      <w:proofErr w:type="gramStart"/>
+      <w:r>
+        <w:rPr>
+          <w:rStyle w:val="katex"/>
+        </w:rPr>
+        <w:t>text{</w:t>
+      </w:r>
+      <w:proofErr w:type="gramEnd"/>
+      <w:r>
+        <w:rPr>
+          <w:rStyle w:val="katex"/>
+        </w:rPr>
+        <w:t>3.3715}</w:t>
+      </w:r>
+    </w:p>
+    <w:p>
+      <w:pPr>
+        <w:pStyle w:val="StandardWeb"/>
+      </w:pPr>
+      <w:r>
+        <w:t xml:space="preserve">Word-LaTeX: </w:t>
+      </w:r>
+      <w:r>
+        <w:rPr>
+          <w:rFonts w:ascii="Cambria Math" w:hAnsi="Cambria Math" w:cs="Cambria Math"/>
+        </w:rPr>
+        <w:t>𝒜</w:t>
+      </w:r>
+      <w:proofErr w:type="gramStart"/>
+      <w:r>
+        <w:t>_{</w:t>
+      </w:r>
+      <w:proofErr w:type="gramEnd"/>
+      <w:r>
+        <w:t>\mathrm U}^{3.6}={\mathrm{PA}_{3.3.1}}.</w:t>
+      </w:r>
+    </w:p>
+    <w:p>
+      <w:pPr>
+        <w:pStyle w:val="StandardWeb"/>
+      </w:pPr>
+      <w:r>
+        <w:t>Damit bestätigt Kapitel 3.6 erneut den bereits am Ende von Kapitel 3.5 geschützten Ein-Axiom-Kern. Empirische Operationalisierung erweitert die Möglichkeiten, Aussagen über FRZK-Rekonstruktionen zu prüfen; sie erweitert nicht automatisch den universellen axiomatischen Kern.</w:t>
+      </w:r>
+    </w:p>
+    <w:p>
+      <w:pPr>
+        <w:pStyle w:val="berschrift2"/>
+      </w:pPr>
+      <w:r>
+        <w:t>Methodologische Betrachtungen</w:t>
+      </w:r>
+    </w:p>
+    <w:p>
+      <w:pPr>
+        <w:pStyle w:val="StandardWeb"/>
+      </w:pPr>
+      <w:r>
+        <w:t>Methodologisch bildet Kapitel 3.6 für mich die Grenze zwischen theoretischer Rekonstruktion und konkreter Anwendung. Die Abschnitte 3.1 bis 3.5 haben den mathematischen, axiomatischen, rekonstruktiven und modellarchitektonischen Bestand entwickelt. Kapitel 3.6 beantwortet nun die Frage, wie aus diesem Bestand überhaupt eine wissenschaftlich kontrollierbare empirische Aussage werden kann.</w:t>
+      </w:r>
+    </w:p>
+    <w:p>
+      <w:pPr>
+        <w:pStyle w:val="StandardWeb"/>
+      </w:pPr>
+      <w:r>
+        <w:lastRenderedPageBreak/>
+        <w:t>Die wichtigste Konsequenz ist die Vermeidung eines empirischen Kurzschlusses. Zwischen Theorie und Daten liegen keine selbstverständlichen Identitäten. Eine theoretische Größe muss zunächst beobachtbar gemacht werden. Eine beobachtbare Größe muss, sofern quantitative Aussagen getroffen werden sollen, in einen Messkontext eingebettet werden. Ein Messwert benötigt für präzise empirische Aussagen eine kontrollierte Unsicherheitsbewertung. Eine statistische Aussage benötigt ein explizites Wahrscheinlichkeits- und Kandidatenmodell. Und ein empirisches Ergebnis benötigt schließlich eine begrenzte Interpretation seiner Reichweite.</w:t>
+      </w:r>
+    </w:p>
+    <w:p>
+      <w:pPr>
+        <w:pStyle w:val="StandardWeb"/>
+      </w:pPr>
+      <w:r>
+        <w:t>Diese Schichtung mag auf den ersten Blick aufwendig erscheinen. Sie verhindert jedoch genau jene Mehrdeutigkeiten, die sonst leicht zu einer Überschätzung empirischer Ergebnisse führen. Ein guter statistischer Fit kann nicht mehr stillschweigend als Beobachtungsidentifizierbarkeit interpretiert werden. Eine präzise Messung kann nicht mehr als Garantie eines korrekten Messmodells gelten. Eine lange Beobachtungsreihe kann nicht mehr als Beweis eines eindeutigen Dynamikgesetzes verwendet werden. Ein negativer Befund kann nicht mehr ohne Prüfung seiner Abhängigkeiten unmittelbar dem Primärkern zugerechnet werden.</w:t>
+      </w:r>
+    </w:p>
+    <w:p>
+      <w:pPr>
+        <w:pStyle w:val="StandardWeb"/>
+      </w:pPr>
+      <w:r>
+        <w:t>Gleichzeitig macht diese Architektur negative Befunde wissenschaftlich produktiver. Wird ein Beobachtungszertifikat vollständig geführt, lässt sich ein Konflikt gezielt auf die verwendete Rekonstruktion, die Beobachtungsbrücke, das Messmodell, die Unsicherheitsbewertung, das Statistikmodell oder – falls die Voraussetzungen entsprechend stark sind – auf eine universelle theoretische Konsequenz zurückführen.</w:t>
+      </w:r>
+    </w:p>
+    <w:p>
+      <w:pPr>
+        <w:pStyle w:val="StandardWeb"/>
+      </w:pPr>
+      <w:r>
+        <w:t xml:space="preserve">Der Kernschutz ist daher nicht als Schutz vor Widerlegung zu verstehen. Er ist eine </w:t>
+      </w:r>
+      <w:r>
+        <w:rPr>
+          <w:rStyle w:val="Fett"/>
+        </w:rPr>
+        <w:t>Lokalisierungsregel wissenschaftlicher Kritik</w:t>
+      </w:r>
+      <w:r>
+        <w:t>.</w:t>
+      </w:r>
+    </w:p>
+    <w:p>
+      <w:pPr>
+        <w:pStyle w:val="berschrift2"/>
+      </w:pPr>
+      <w:r>
+        <w:t>Didaktische Betrachtungen</w:t>
+      </w:r>
+    </w:p>
+    <w:p>
+      <w:pPr>
+        <w:pStyle w:val="StandardWeb"/>
+      </w:pPr>
+      <w:r>
+        <w:t>Didaktisch kann ich das gesamte Kapitel 3.6 als eine Folge von Fragen lesen.</w:t>
+      </w:r>
+    </w:p>
+    <w:p>
+      <w:pPr>
+        <w:pStyle w:val="StandardWeb"/>
+      </w:pPr>
+      <w:r>
+        <w:t xml:space="preserve">Zuerst frage ich: </w:t>
+      </w:r>
+      <w:r>
+        <w:rPr>
+          <w:rStyle w:val="Fett"/>
+        </w:rPr>
+        <w:t>Was soll überhaupt beobachtet werden?</w:t>
+      </w:r>
+      <w:r>
+        <w:t xml:space="preserve"> Daraus entsteht der Beobachtungskontext.</w:t>
+      </w:r>
+    </w:p>
+    <w:p>
+      <w:pPr>
+        <w:pStyle w:val="StandardWeb"/>
+      </w:pPr>
+      <w:r>
+        <w:t xml:space="preserve">Dann frage ich: </w:t>
+      </w:r>
+      <w:r>
+        <w:rPr>
+          <w:rStyle w:val="Fett"/>
+        </w:rPr>
+        <w:t>Geht der theoretisch interessierende Unterschied in dieser Beobachtung verloren?</w:t>
+      </w:r>
+      <w:r>
+        <w:t xml:space="preserve"> Daraus entstehen Rückgewinnbarkeit, Beobachtungsäquivalenz und Identifizierbarkeit.</w:t>
+      </w:r>
+    </w:p>
+    <w:p>
+      <w:pPr>
+        <w:pStyle w:val="StandardWeb"/>
+      </w:pPr>
+      <w:r>
+        <w:t xml:space="preserve">Anschließend frage ich: </w:t>
+      </w:r>
+      <w:r>
+        <w:rPr>
+          <w:rStyle w:val="Fett"/>
+        </w:rPr>
+        <w:t>Wie wird aus der Beobachtung eine quantitative Messung?</w:t>
+      </w:r>
+      <w:r>
+        <w:t xml:space="preserve"> Daraus entsteht der Messkontext.</w:t>
+      </w:r>
+    </w:p>
+    <w:p>
+      <w:pPr>
+        <w:pStyle w:val="StandardWeb"/>
+      </w:pPr>
+      <w:r>
+        <w:t xml:space="preserve">Danach folgt: </w:t>
+      </w:r>
+      <w:r>
+        <w:rPr>
+          <w:rStyle w:val="Fett"/>
+        </w:rPr>
+        <w:t>Wie genau ist diese Messung?</w:t>
+      </w:r>
+      <w:r>
+        <w:t xml:space="preserve"> Daraus entsteht das Messunsicherheitsprofil.</w:t>
+      </w:r>
+    </w:p>
+    <w:p>
+      <w:pPr>
+        <w:pStyle w:val="StandardWeb"/>
+      </w:pPr>
+      <w:r>
+        <w:t xml:space="preserve">Wenn sich Zustände entwickeln, lautet die nächste Frage: </w:t>
+      </w:r>
+      <w:r>
+        <w:rPr>
+          <w:rStyle w:val="Fett"/>
+        </w:rPr>
+        <w:t>Kann ich aus einer Folge von Beobachtungen auf den inneren Zustand schließen?</w:t>
+      </w:r>
+      <w:r>
+        <w:t xml:space="preserve"> Daraus entsteht die dynamische Beobachtbarkeit.</w:t>
+      </w:r>
+    </w:p>
+    <w:p>
+      <w:pPr>
+        <w:pStyle w:val="StandardWeb"/>
+      </w:pPr>
+      <w:r>
+        <w:t xml:space="preserve">Bei endlichen Daten lautet die Frage schließlich: </w:t>
+      </w:r>
+      <w:r>
+        <w:rPr>
+          <w:rStyle w:val="Fett"/>
+        </w:rPr>
+        <w:t>Welche Kandidaten bleiben unter einem ausgewiesenen statistischen Verfahren mit den Daten vereinbar?</w:t>
+      </w:r>
+      <w:r>
+        <w:t xml:space="preserve"> Daraus entsteht das empirische Prüfprofil.</w:t>
+      </w:r>
+    </w:p>
+    <w:p>
+      <w:pPr>
+        <w:pStyle w:val="StandardWeb"/>
+      </w:pPr>
+      <w:r>
+        <w:lastRenderedPageBreak/>
+        <w:t xml:space="preserve">Und ganz am Ende steht die wichtigste Frage: </w:t>
+      </w:r>
+      <w:r>
+        <w:rPr>
+          <w:rStyle w:val="Fett"/>
+        </w:rPr>
+        <w:t>Was darf ich aus diesem Ergebnis tatsächlich behaupten?</w:t>
+      </w:r>
+      <w:r>
+        <w:t xml:space="preserve"> Diese Frage beantwortet das Beobachtungszertifikat.</w:t>
+      </w:r>
+    </w:p>
+    <w:p>
+      <w:pPr>
+        <w:pStyle w:val="StandardWeb"/>
+      </w:pPr>
+      <w:r>
+        <w:t>Gerade diese letzte Frage ist entscheidend. Wissenschaftliche Qualität entsteht nicht dadurch, dass ein Ergebnis möglichst stark formuliert wird, sondern dadurch, dass seine Reichweite möglichst präzise bestimmt ist.</w:t>
+      </w:r>
+    </w:p>
+    <w:p>
+      <w:pPr>
+        <w:pStyle w:val="berschrift2"/>
+      </w:pPr>
+      <w:r>
+        <w:t>Abschluss von Kapitel 3.6</w:t>
+      </w:r>
+    </w:p>
+    <w:p>
+      <w:pPr>
+        <w:pStyle w:val="StandardWeb"/>
+      </w:pPr>
+      <w:r>
+        <w:t>Mit Kapitel 3.6 liegt nun eine vollständige Beobachtungs- und Operationalisierungsarchitektur für das Funktionale Raum-Zeit-Kohärenzsystem vor. Sie beginnt nicht mit einem Messgerät und nicht mit einem Datensatz, sondern mit einer bereits wissenschaftlich typisierten FRZK-Rekonstruktion. Von dort führt sie über Beobachtungsbrücken, Rückgewinnbarkeit, Beobachtungsäquivalenz und Identifizierbarkeit zu quantitativen Messmodellen, Unsicherheitsbewertungen, dynamischer Beobachtbarkeit und statistischer Inferenz.</w:t>
+      </w:r>
+    </w:p>
+    <w:p>
+      <w:pPr>
+        <w:pStyle w:val="StandardWeb"/>
+      </w:pPr>
+      <w:r>
+        <w:t xml:space="preserve">Der Abschluss dieser Kette ist das FRZK-Beobachtungszertifikat. Es sorgt dafür, dass empirische Ergebnisse weder unterinterpretiert noch überinterpretiert werden. Es dokumentiert, </w:t>
+      </w:r>
+      <w:r>
+        <w:rPr>
+          <w:rStyle w:val="Fett"/>
+        </w:rPr>
+        <w:t>welche theoretische Aussage unter welchen Bedingungen tatsächlich geprüft wurde und wie weit das Ergebnis reicht</w:t>
+      </w:r>
+      <w:r>
+        <w:t>.</w:t>
+      </w:r>
+    </w:p>
+    <w:p>
+      <w:pPr>
+        <w:pStyle w:val="StandardWeb"/>
+      </w:pPr>
+      <w:r>
+        <w:t>Damit ist auch die konzeptionelle Grenze von Kapitel 3 erreicht. Konkrete physikalische Versuchsanordnungen, technische Messsysteme, reale Datensätze und anwendungsspezifische FRZK-Interpretationen gehören nicht mehr in die Entwicklung der allgemeinen Architektur. Sie können nun auf einer vollständig vorbereiteten methodischen Grundlage durchgeführt werden.</w:t>
+      </w:r>
+    </w:p>
+    <w:p>
+      <w:pPr>
+        <w:pStyle w:val="StandardWeb"/>
+      </w:pPr>
+      <w:r>
+        <w:t>Der Übergang zu den konkreten Anwendungen lautet daher:</w:t>
+      </w:r>
+    </w:p>
+    <w:p>
+      <w:r>
+        <w:rPr>
+          <w:rStyle w:val="katex"/>
+        </w:rPr>
+        <w:t>allgemeine FRZK-Architektur</w:t>
+      </w:r>
+      <w:r>
+        <w:rPr>
+          <w:rStyle w:val="katex"/>
+          <w:rFonts w:ascii="Cambria Math" w:hAnsi="Cambria Math" w:cs="Cambria Math"/>
+        </w:rPr>
+        <w:t>⟶</w:t>
+      </w:r>
+      <w:r>
+        <w:rPr>
+          <w:rStyle w:val="katex"/>
+        </w:rPr>
+        <w:t>anwendungsspezifische Rekonstruktion</w:t>
+      </w:r>
+      <w:r>
+        <w:rPr>
+          <w:rStyle w:val="katex"/>
+          <w:rFonts w:ascii="Cambria Math" w:hAnsi="Cambria Math" w:cs="Cambria Math"/>
+        </w:rPr>
+        <w:t>⟶</w:t>
+      </w:r>
+      <w:r>
+        <w:rPr>
+          <w:rStyle w:val="katex"/>
+        </w:rPr>
+        <w:t>Beobachtungszertifikat</w:t>
+      </w:r>
+      <w:r>
+        <w:rPr>
+          <w:rStyle w:val="katex"/>
+          <w:rFonts w:ascii="Cambria Math" w:hAnsi="Cambria Math" w:cs="Cambria Math"/>
+        </w:rPr>
+        <w:t>⟶</w:t>
+      </w:r>
+      <w:r>
+        <w:rPr>
+          <w:rStyle w:val="katex"/>
+        </w:rPr>
+        <w:t>empirisch begrenzte </w:t>
+      </w:r>
+      <w:proofErr w:type="gramStart"/>
+      <w:r>
+        <w:rPr>
+          <w:rStyle w:val="katex"/>
+        </w:rPr>
+        <w:t>Aussage.(</w:t>
+      </w:r>
+      <w:proofErr w:type="gramEnd"/>
+      <w:r>
+        <w:rPr>
+          <w:rStyle w:val="katex"/>
+        </w:rPr>
+        <w:t>3.3716)\text{allgemeine FRZK-Architektur} \longrightarrow \text{anwendungsspezifische Rekonstruktion} \longrightarrow \text{Beobachtungszertifikat} \longrightarrow \text{empirisch begrenzte Aussage}. \</w:t>
+      </w:r>
+      <w:proofErr w:type="gramStart"/>
+      <w:r>
+        <w:rPr>
+          <w:rStyle w:val="katex"/>
+        </w:rPr>
+        <w:t>text{</w:t>
+      </w:r>
+      <w:proofErr w:type="gramEnd"/>
+      <w:r>
+        <w:rPr>
+          <w:rStyle w:val="katex"/>
+        </w:rPr>
+        <w:t>3.3716}</w:t>
+      </w:r>
+    </w:p>
+    <w:p>
+      <w:pPr>
+        <w:pStyle w:val="StandardWeb"/>
+      </w:pPr>
+      <w:r>
+        <w:t>Word-LaTeX: \</w:t>
+      </w:r>
+      <w:proofErr w:type="gramStart"/>
+      <w:r>
+        <w:t>text{</w:t>
+      </w:r>
+      <w:proofErr w:type="gramEnd"/>
+      <w:r>
+        <w:t>allgemeine FRZK-Architektur}\longrightarrow\text{anwendungsspezifische Rekonstruktion}\longrightarrow\text{Beobachtungszertifikat}\longrightarrow\text{empirisch begrenzte Aussage}.</w:t>
+      </w:r>
+    </w:p>
+    <w:p>
+      <w:pPr>
+        <w:pStyle w:val="StandardWeb"/>
+      </w:pPr>
+      <w:r>
+        <w:t xml:space="preserve">Damit ist Kapitel </w:t>
+      </w:r>
+      <w:r>
+        <w:rPr>
+          <w:rStyle w:val="Fett"/>
+        </w:rPr>
+        <w:t>3.6 „Beobachtungs-, Operationalisierungs- und Identifizierbarkeitsarchitektur des Funktionalen Raum-Zeit-Kohärenzsystems“</w:t>
+      </w:r>
+      <w:r>
+        <w:t xml:space="preserve"> inhaltlich abgeschlossen.</w:t>
+      </w:r>
+    </w:p>
+    <w:p>
+      <w:pPr>
+        <w:pStyle w:val="berschrift3"/>
+      </w:pPr>
+      <w:r>
+        <w:t>Literatur in 3.6.10</w:t>
+      </w:r>
+    </w:p>
+    <w:p>
+      <w:pPr>
+        <w:pStyle w:val="StandardWeb"/>
+      </w:pPr>
+      <w:r>
+        <w:t xml:space="preserve">In Abschnitt 3.6.10 wird </w:t>
+      </w:r>
+      <w:r>
+        <w:rPr>
+          <w:rStyle w:val="Fett"/>
+        </w:rPr>
+        <w:t>keine neue Literaturquelle</w:t>
+      </w:r>
+      <w:r>
+        <w:t xml:space="preserve"> eingeführt. Wiederverwendet werden ausschließlich bereits eingeführte Quellen:</w:t>
+      </w:r>
+    </w:p>
+    <w:p>
+      <w:pPr>
+        <w:pStyle w:val="StandardWeb"/>
+      </w:pPr>
+      <w:r>
+        <w:rPr>
+          <w:rStyle w:val="Fett"/>
+        </w:rPr>
+        <w:lastRenderedPageBreak/>
+        <w:t>[98]</w:t>
+      </w:r>
+      <w:r>
+        <w:t xml:space="preserve"> Joint Committee for Guides in Metrology (JCGM): </w:t>
+      </w:r>
+      <w:r>
+        <w:rPr>
+          <w:rStyle w:val="Hervorhebung"/>
+        </w:rPr>
+        <w:t>International Vocabulary of Metrology – Basic and General Concepts and Associated Terms (VIM).</w:t>
+      </w:r>
+      <w:r>
+        <w:t xml:space="preserve"> 3rd edition. JCGM 200:2012. 2008 version with minor corrections, 2012. DOI 10.59161/JCGM200-2012.</w:t>
+      </w:r>
+    </w:p>
+    <w:p>
+      <w:pPr>
+        <w:pStyle w:val="StandardWeb"/>
+      </w:pPr>
+      <w:r>
+        <w:rPr>
+          <w:rStyle w:val="Fett"/>
+        </w:rPr>
+        <w:t>[101]</w:t>
+      </w:r>
+      <w:r>
+        <w:t xml:space="preserve"> Raue, Andreas; Kreutz, Clemens; Maiwald, Tim; Bachmann, Jasmin; Schilling, Marcel; Klingmüller, Ursula; Timmer, Jens: “Structural and practical identifiability analysis of partially observed dynamical models by exploiting the profile likelihood.” </w:t>
+      </w:r>
+      <w:r>
+        <w:rPr>
+          <w:rStyle w:val="Hervorhebung"/>
+        </w:rPr>
+        <w:t>Bioinformatics</w:t>
+      </w:r>
+      <w:r>
+        <w:t>, Vol. 25, Nr. 15, 2009, S. 1923–1929. DOI 10.1093/bioinformatics/btp358.</w:t>
+      </w:r>
+    </w:p>
+    <w:p>
+      <w:pPr>
+        <w:pStyle w:val="StandardWeb"/>
+      </w:pPr>
+      <w:r>
+        <w:rPr>
+          <w:rStyle w:val="Fett"/>
+        </w:rPr>
+        <w:t>[103]</w:t>
+      </w:r>
+      <w:r>
+        <w:t xml:space="preserve"> Joint Committee for Guides in Metrology (JCGM): </w:t>
+      </w:r>
+      <w:r>
+        <w:rPr>
+          <w:rStyle w:val="Hervorhebung"/>
+        </w:rPr>
+        <w:t>Evaluation of measurement data — Guide to the expression of uncertainty in measurement.</w:t>
+      </w:r>
+      <w:r>
+        <w:t xml:space="preserve"> JCGM 100:2008(E). GUM 1995 with minor corrections. 2008. DOI 10.59161/JCGM100-2008E.</w:t>
+      </w:r>
+    </w:p>
+    <w:p>
+      <w:pPr>
+        <w:pStyle w:val="StandardWeb"/>
+      </w:pPr>
+      <w:r>
+        <w:rPr>
+          <w:rStyle w:val="Fett"/>
+        </w:rPr>
+        <w:t>[104]</w:t>
+      </w:r>
+      <w:r>
+        <w:t xml:space="preserve"> Hermann, Robert; Krener, Arthur J.: “Nonlinear Controllability and Observability.” </w:t>
+      </w:r>
+      <w:r>
+        <w:rPr>
+          <w:rStyle w:val="Hervorhebung"/>
+        </w:rPr>
+        <w:t>IEEE Transactions on Automatic Control</w:t>
+      </w:r>
+      <w:r>
+        <w:t>, Vol. 22, No. 5, 1977, S. 728–740. DOI 10.1109/TAC.1977.1101601.</w:t>
+      </w:r>
+    </w:p>
+    <w:p>
+      <w:pPr>
+        <w:pStyle w:val="StandardWeb"/>
+      </w:pPr>
+      <w:r>
+        <w:rPr>
+          <w:rStyle w:val="Fett"/>
+        </w:rPr>
+        <w:t>[105]</w:t>
+      </w:r>
+      <w:r>
+        <w:t xml:space="preserve"> Akaike, Hirotugu: “A New Look at the Statistical Model Identification.” </w:t>
+      </w:r>
+      <w:r>
+        <w:rPr>
+          <w:rStyle w:val="Hervorhebung"/>
+        </w:rPr>
+        <w:t>IEEE Transactions on Automatic Control</w:t>
+      </w:r>
+      <w:r>
+        <w:t>, Vol. 19, No. 6, 1974, S. 716–723. DOI 10.1109/TAC.1974.1100705.</w:t>
+      </w:r>
+    </w:p>
+    <w:p>
+      <w:pPr>
+        <w:pStyle w:val="StandardWeb"/>
+      </w:pPr>
+      <w:r>
+        <w:rPr>
+          <w:rStyle w:val="Fett"/>
+        </w:rPr>
+        <w:t>Repository-Anschluss nach 3.6.10:</w:t>
+      </w:r>
+      <w:r>
+        <w:t xml:space="preserve"> Satz </w:t>
+      </w:r>
+      <w:r>
+        <w:rPr>
+          <w:rStyle w:val="Fett"/>
+        </w:rPr>
+        <w:t>3.6.1 – Schichtensatz der empirischen FRZK-Prüfbarkeit</w:t>
+      </w:r>
+      <w:r>
+        <w:t xml:space="preserve"> mit direktem Beweis; </w:t>
+      </w:r>
+      <w:r>
+        <w:rPr>
+          <w:rStyle w:val="Fett"/>
+        </w:rPr>
+        <w:t>keine neue Definition</w:t>
+      </w:r>
+      <w:r>
+        <w:t xml:space="preserve">, da Definition 3.6.10 bereits in 3.6.9 das abschließende Beobachtungszertifikat festlegt; Gleichungen </w:t>
+      </w:r>
+      <w:r>
+        <w:rPr>
+          <w:rStyle w:val="Fett"/>
+        </w:rPr>
+        <w:t>(3.3696)–(3.3716)</w:t>
+      </w:r>
+      <w:r>
+        <w:t xml:space="preserve">; neue Literatur </w:t>
+      </w:r>
+      <w:r>
+        <w:rPr>
+          <w:rStyle w:val="Fett"/>
+        </w:rPr>
+        <w:t>keine</w:t>
+      </w:r>
+      <w:r>
+        <w:t xml:space="preserve">; letzte Literaturzahl weiterhin </w:t>
+      </w:r>
+      <w:r>
+        <w:rPr>
+          <w:rStyle w:val="Fett"/>
+        </w:rPr>
+        <w:t>[105]</w:t>
+      </w:r>
+      <w:r>
+        <w:t xml:space="preserve">; nächste freie Literatur </w:t>
+      </w:r>
+      <w:r>
+        <w:rPr>
+          <w:rStyle w:val="Fett"/>
+        </w:rPr>
+        <w:t>[106]</w:t>
+      </w:r>
+      <w:r>
+        <w:t xml:space="preserve">; universeller Primärkern weiterhin exakt </w:t>
+      </w:r>
+      <w:r>
+        <w:rPr>
+          <w:rStyle w:val="Fett"/>
+        </w:rPr>
+        <w:t>{PA 3.3.1}</w:t>
+      </w:r>
+      <w:r>
+        <w:t>.</w:t>
+      </w:r>
+    </w:p>
+    <w:p>
+      <w:pPr>
         <w:pStyle w:val="StandardWeb"/>
         <w:rPr>
           <w:rStyle w:val="Fett"/>
@@ -55028,6 +64727,119 @@
     </w:lvl>
   </w:abstractNum>
   <w:abstractNum w:abstractNumId="2" w15:restartNumberingAfterBreak="0">
+    <w:nsid w:val="1CCC0559"/>
+    <w:multiLevelType w:val="multilevel"/>
+    <w:tmpl w:val="B6CE7F1E"/>
+    <w:lvl w:ilvl="0">
+      <w:start w:val="1"/>
+      <w:numFmt w:val="decimal"/>
+      <w:lvlText w:val="%1."/>
+      <w:lvlJc w:val="left"/>
+      <w:pPr>
+        <w:tabs>
+          <w:tab w:val="num" w:pos="720"/>
+        </w:tabs>
+        <w:ind w:left="720" w:hanging="360"/>
+      </w:pPr>
+    </w:lvl>
+    <w:lvl w:ilvl="1" w:tentative="1">
+      <w:start w:val="1"/>
+      <w:numFmt w:val="decimal"/>
+      <w:lvlText w:val="%2."/>
+      <w:lvlJc w:val="left"/>
+      <w:pPr>
+        <w:tabs>
+          <w:tab w:val="num" w:pos="1440"/>
+        </w:tabs>
+        <w:ind w:left="1440" w:hanging="360"/>
+      </w:pPr>
+    </w:lvl>
+    <w:lvl w:ilvl="2" w:tentative="1">
+      <w:start w:val="1"/>
+      <w:numFmt w:val="decimal"/>
+      <w:lvlText w:val="%3."/>
+      <w:lvlJc w:val="left"/>
+      <w:pPr>
+        <w:tabs>
+          <w:tab w:val="num" w:pos="2160"/>
+        </w:tabs>
+        <w:ind w:left="2160" w:hanging="360"/>
+      </w:pPr>
+    </w:lvl>
+    <w:lvl w:ilvl="3" w:tentative="1">
+      <w:start w:val="1"/>
+      <w:numFmt w:val="decimal"/>
+      <w:lvlText w:val="%4."/>
+      <w:lvlJc w:val="left"/>
+      <w:pPr>
+        <w:tabs>
+          <w:tab w:val="num" w:pos="2880"/>
+        </w:tabs>
+        <w:ind w:left="2880" w:hanging="360"/>
+      </w:pPr>
+    </w:lvl>
+    <w:lvl w:ilvl="4" w:tentative="1">
+      <w:start w:val="1"/>
+      <w:numFmt w:val="decimal"/>
+      <w:lvlText w:val="%5."/>
+      <w:lvlJc w:val="left"/>
+      <w:pPr>
+        <w:tabs>
+          <w:tab w:val="num" w:pos="3600"/>
+        </w:tabs>
+        <w:ind w:left="3600" w:hanging="360"/>
+      </w:pPr>
+    </w:lvl>
+    <w:lvl w:ilvl="5" w:tentative="1">
+      <w:start w:val="1"/>
+      <w:numFmt w:val="decimal"/>
+      <w:lvlText w:val="%6."/>
+      <w:lvlJc w:val="left"/>
+      <w:pPr>
+        <w:tabs>
+          <w:tab w:val="num" w:pos="4320"/>
+        </w:tabs>
+        <w:ind w:left="4320" w:hanging="360"/>
+      </w:pPr>
+    </w:lvl>
+    <w:lvl w:ilvl="6" w:tentative="1">
+      <w:start w:val="1"/>
+      <w:numFmt w:val="decimal"/>
+      <w:lvlText w:val="%7."/>
+      <w:lvlJc w:val="left"/>
+      <w:pPr>
+        <w:tabs>
+          <w:tab w:val="num" w:pos="5040"/>
+        </w:tabs>
+        <w:ind w:left="5040" w:hanging="360"/>
+      </w:pPr>
+    </w:lvl>
+    <w:lvl w:ilvl="7" w:tentative="1">
+      <w:start w:val="1"/>
+      <w:numFmt w:val="decimal"/>
+      <w:lvlText w:val="%8."/>
+      <w:lvlJc w:val="left"/>
+      <w:pPr>
+        <w:tabs>
+          <w:tab w:val="num" w:pos="5760"/>
+        </w:tabs>
+        <w:ind w:left="5760" w:hanging="360"/>
+      </w:pPr>
+    </w:lvl>
+    <w:lvl w:ilvl="8" w:tentative="1">
+      <w:start w:val="1"/>
+      <w:numFmt w:val="decimal"/>
+      <w:lvlText w:val="%9."/>
+      <w:lvlJc w:val="left"/>
+      <w:pPr>
+        <w:tabs>
+          <w:tab w:val="num" w:pos="6480"/>
+        </w:tabs>
+        <w:ind w:left="6480" w:hanging="360"/>
+      </w:pPr>
+    </w:lvl>
+  </w:abstractNum>
+  <w:abstractNum w:abstractNumId="3" w15:restartNumberingAfterBreak="0">
     <w:nsid w:val="32297B29"/>
     <w:multiLevelType w:val="multilevel"/>
     <w:tmpl w:val="5A388FE4"/>
@@ -55140,7 +64952,7 @@
       </w:pPr>
     </w:lvl>
   </w:abstractNum>
-  <w:abstractNum w:abstractNumId="3" w15:restartNumberingAfterBreak="0">
+  <w:abstractNum w:abstractNumId="4" w15:restartNumberingAfterBreak="0">
     <w:nsid w:val="6A225BBD"/>
     <w:multiLevelType w:val="multilevel"/>
     <w:tmpl w:val="39F4BE56"/>
@@ -55261,13 +65073,13 @@
     <w:abstractNumId w:val="1"/>
   </w:num>
   <w:num w:numId="3">
-    <w:abstractNumId w:val="2"/>
+    <w:abstractNumId w:val="3"/>
   </w:num>
   <w:num w:numId="4">
-    <w:abstractNumId w:val="3"/>
+    <w:abstractNumId w:val="4"/>
   </w:num>
   <w:num w:numId="5">
-    <w:abstractNumId w:val="3"/>
+    <w:abstractNumId w:val="4"/>
     <w:lvlOverride w:ilvl="0">
       <w:startOverride w:val="1"/>
     </w:lvlOverride>
@@ -55295,6 +65107,9 @@
     <w:lvlOverride w:ilvl="8">
       <w:startOverride w:val="1"/>
     </w:lvlOverride>
+  </w:num>
+  <w:num w:numId="6">
+    <w:abstractNumId w:val="2"/>
   </w:num>
   <w:numIdMacAtCleanup w:val="1"/>
 </w:numbering>
